--- a/Capítulo 5 - DESARROLLO DE SOFTWARE ASISTIDO POR IA/Resúmenes/ResumenCapitulo5_V2.0.docx
+++ b/Capítulo 5 - DESARROLLO DE SOFTWARE ASISTIDO POR IA/Resúmenes/ResumenCapitulo5_V2.0.docx
@@ -655,299 +655,615 @@
     </w:p>
     <w:sdt>
       <w:sdtPr>
-        <w:id w:val="-1776310058"/>
+        <w:id w:val="-911620360"/>
         <w:docPartObj>
           <w:docPartGallery w:val="Table of Contents"/>
           <w:docPartUnique/>
         </w:docPartObj>
       </w:sdtPr>
-      <w:sdtEndPr/>
+      <w:sdtEndPr>
+        <w:rPr>
+          <w:rFonts w:ascii="Calibri" w:eastAsia="Calibri" w:hAnsi="Calibri" w:cs="Calibri"/>
+          <w:b/>
+          <w:bCs/>
+          <w:noProof/>
+          <w:color w:val="auto"/>
+          <w:sz w:val="22"/>
+          <w:szCs w:val="22"/>
+          <w:lang w:val="es-EC" w:eastAsia="ja-JP"/>
+        </w:rPr>
+      </w:sdtEndPr>
       <w:sdtContent>
         <w:p>
           <w:pPr>
-            <w:widowControl w:val="0"/>
+            <w:pStyle w:val="TtuloTDC"/>
+          </w:pPr>
+        </w:p>
+        <w:p>
+          <w:pPr>
+            <w:pStyle w:val="TDC1"/>
             <w:tabs>
-              <w:tab w:val="right" w:leader="dot" w:pos="12000"/>
+              <w:tab w:val="right" w:leader="dot" w:pos="8494"/>
             </w:tabs>
-            <w:spacing w:before="60" w:after="0" w:line="240" w:lineRule="auto"/>
             <w:rPr>
-              <w:rFonts w:ascii="Arial" w:eastAsia="Arial" w:hAnsi="Arial" w:cs="Arial"/>
-              <w:b/>
-              <w:bCs/>
-              <w:color w:val="000000"/>
+              <w:rFonts w:asciiTheme="minorHAnsi" w:eastAsiaTheme="minorEastAsia" w:hAnsiTheme="minorHAnsi" w:cstheme="minorBidi"/>
+              <w:noProof/>
+              <w:lang w:val="en-US"/>
             </w:rPr>
           </w:pPr>
           <w:r>
             <w:fldChar w:fldCharType="begin"/>
           </w:r>
           <w:r>
-            <w:instrText xml:space="preserve"> TOC \h \u \z \t "Heading 1,1,Heading 2,2,Heading 3,3,Heading 4,4,Heading 5,5,Heading 6,6,"</w:instrText>
+            <w:instrText xml:space="preserve"> TOC \o "1-3" \h \z \u </w:instrText>
           </w:r>
           <w:r>
             <w:fldChar w:fldCharType="separate"/>
           </w:r>
-          <w:hyperlink w:anchor="_mzp1i35lowa">
-            <w:r>
-              <w:rPr>
+          <w:hyperlink w:anchor="_Toc235083054" w:history="1">
+            <w:r>
+              <w:rPr>
+                <w:rStyle w:val="Hipervnculo"/>
                 <w:b/>
-                <w:bCs/>
-                <w:color w:val="000000"/>
+                <w:noProof/>
               </w:rPr>
               <w:t>Proyecto Ingeniería de software basada en IAGen</w:t>
             </w:r>
             <w:r>
               <w:rPr>
-                <w:b/>
-                <w:bCs/>
-                <w:color w:val="000000"/>
+                <w:noProof/>
+                <w:webHidden/>
               </w:rPr>
               <w:tab/>
+            </w:r>
+            <w:r>
+              <w:rPr>
+                <w:noProof/>
+                <w:webHidden/>
+              </w:rPr>
+              <w:fldChar w:fldCharType="begin"/>
+            </w:r>
+            <w:r>
+              <w:rPr>
+                <w:noProof/>
+                <w:webHidden/>
+              </w:rPr>
+              <w:instrText xml:space="preserve"> PAGEREF _Toc235083054 \h </w:instrText>
+            </w:r>
+            <w:r>
+              <w:rPr>
+                <w:noProof/>
+                <w:webHidden/>
+              </w:rPr>
+            </w:r>
+            <w:r>
+              <w:rPr>
+                <w:noProof/>
+                <w:webHidden/>
+              </w:rPr>
+              <w:fldChar w:fldCharType="separate"/>
+            </w:r>
+            <w:r>
+              <w:rPr>
+                <w:noProof/>
+                <w:webHidden/>
+              </w:rPr>
               <w:t>7</w:t>
+            </w:r>
+            <w:r>
+              <w:rPr>
+                <w:noProof/>
+                <w:webHidden/>
+              </w:rPr>
+              <w:fldChar w:fldCharType="end"/>
             </w:r>
           </w:hyperlink>
         </w:p>
         <w:p>
           <w:pPr>
-            <w:widowControl w:val="0"/>
+            <w:pStyle w:val="TDC2"/>
             <w:tabs>
-              <w:tab w:val="right" w:leader="dot" w:pos="12000"/>
+              <w:tab w:val="right" w:leader="dot" w:pos="8494"/>
             </w:tabs>
-            <w:spacing w:before="60" w:after="0" w:line="240" w:lineRule="auto"/>
-            <w:ind w:left="360"/>
             <w:rPr>
-              <w:rFonts w:ascii="Arial" w:eastAsia="Arial" w:hAnsi="Arial" w:cs="Arial"/>
-              <w:color w:val="000000"/>
+              <w:rFonts w:asciiTheme="minorHAnsi" w:eastAsiaTheme="minorEastAsia" w:hAnsiTheme="minorHAnsi" w:cstheme="minorBidi"/>
+              <w:noProof/>
+              <w:lang w:val="en-US"/>
             </w:rPr>
           </w:pPr>
-          <w:hyperlink w:anchor="_gxxu0dggjusm">
-            <w:r>
-              <w:rPr>
-                <w:color w:val="000000"/>
-              </w:rPr>
-              <w:t>Capítulo 2 - ANÁLISIS DE REQUISITOS CON IAGEN</w:t>
-            </w:r>
-            <w:r>
-              <w:rPr>
-                <w:color w:val="000000"/>
+          <w:hyperlink w:anchor="_Toc235083055" w:history="1">
+            <w:r>
+              <w:rPr>
+                <w:rStyle w:val="Hipervnculo"/>
+                <w:b/>
+                <w:noProof/>
+              </w:rPr>
+              <w:t>Capítulo 5 - INGENIERÍA DE SOFTWARE ASISTIDA POR INTELIGENCIA ARTIFICIAL GENERATIVA</w:t>
+            </w:r>
+            <w:r>
+              <w:rPr>
+                <w:noProof/>
+                <w:webHidden/>
               </w:rPr>
               <w:tab/>
+            </w:r>
+            <w:r>
+              <w:rPr>
+                <w:noProof/>
+                <w:webHidden/>
+              </w:rPr>
+              <w:fldChar w:fldCharType="begin"/>
+            </w:r>
+            <w:r>
+              <w:rPr>
+                <w:noProof/>
+                <w:webHidden/>
+              </w:rPr>
+              <w:instrText xml:space="preserve"> PAGEREF _Toc235083055 \h </w:instrText>
+            </w:r>
+            <w:r>
+              <w:rPr>
+                <w:noProof/>
+                <w:webHidden/>
+              </w:rPr>
+            </w:r>
+            <w:r>
+              <w:rPr>
+                <w:noProof/>
+                <w:webHidden/>
+              </w:rPr>
+              <w:fldChar w:fldCharType="separate"/>
+            </w:r>
+            <w:r>
+              <w:rPr>
+                <w:noProof/>
+                <w:webHidden/>
+              </w:rPr>
               <w:t>7</w:t>
+            </w:r>
+            <w:r>
+              <w:rPr>
+                <w:noProof/>
+                <w:webHidden/>
+              </w:rPr>
+              <w:fldChar w:fldCharType="end"/>
             </w:r>
           </w:hyperlink>
         </w:p>
         <w:p>
           <w:pPr>
-            <w:widowControl w:val="0"/>
+            <w:pStyle w:val="TDC3"/>
             <w:tabs>
-              <w:tab w:val="right" w:leader="dot" w:pos="12000"/>
+              <w:tab w:val="right" w:leader="dot" w:pos="8494"/>
             </w:tabs>
-            <w:spacing w:before="60" w:after="0" w:line="240" w:lineRule="auto"/>
-            <w:ind w:left="720"/>
             <w:rPr>
-              <w:rFonts w:ascii="Arial" w:eastAsia="Arial" w:hAnsi="Arial" w:cs="Arial"/>
-              <w:color w:val="000000"/>
+              <w:rFonts w:asciiTheme="minorHAnsi" w:eastAsiaTheme="minorEastAsia" w:hAnsiTheme="minorHAnsi" w:cstheme="minorBidi"/>
+              <w:noProof/>
+              <w:lang w:val="en-US"/>
             </w:rPr>
           </w:pPr>
-          <w:hyperlink w:anchor="_xsc9ik9sk6n9">
-            <w:r>
-              <w:rPr>
-                <w:color w:val="000000"/>
-              </w:rPr>
-              <w:t>2.1 Tipos de sistemas de información y contexto organizacional: TPS, OAS, KWS, MIS, DSS y sistemas expertos</w:t>
-            </w:r>
-            <w:r>
-              <w:rPr>
-                <w:color w:val="000000"/>
+          <w:hyperlink w:anchor="_Toc235083056" w:history="1">
+            <w:r>
+              <w:rPr>
+                <w:rStyle w:val="Hipervnculo"/>
+                <w:b/>
+                <w:noProof/>
+              </w:rPr>
+              <w:t>5.1 El nuevo paradigma de la codificación asistida conectado al diseño del caso faro</w:t>
+            </w:r>
+            <w:r>
+              <w:rPr>
+                <w:noProof/>
+                <w:webHidden/>
               </w:rPr>
               <w:tab/>
+            </w:r>
+            <w:r>
+              <w:rPr>
+                <w:noProof/>
+                <w:webHidden/>
+              </w:rPr>
+              <w:fldChar w:fldCharType="begin"/>
+            </w:r>
+            <w:r>
+              <w:rPr>
+                <w:noProof/>
+                <w:webHidden/>
+              </w:rPr>
+              <w:instrText xml:space="preserve"> PAGEREF _Toc235083056 \h </w:instrText>
+            </w:r>
+            <w:r>
+              <w:rPr>
+                <w:noProof/>
+                <w:webHidden/>
+              </w:rPr>
+            </w:r>
+            <w:r>
+              <w:rPr>
+                <w:noProof/>
+                <w:webHidden/>
+              </w:rPr>
+              <w:fldChar w:fldCharType="separate"/>
+            </w:r>
+            <w:r>
+              <w:rPr>
+                <w:noProof/>
+                <w:webHidden/>
+              </w:rPr>
               <w:t>7</w:t>
+            </w:r>
+            <w:r>
+              <w:rPr>
+                <w:noProof/>
+                <w:webHidden/>
+              </w:rPr>
+              <w:fldChar w:fldCharType="end"/>
             </w:r>
           </w:hyperlink>
         </w:p>
         <w:p>
           <w:pPr>
-            <w:widowControl w:val="0"/>
+            <w:pStyle w:val="TDC3"/>
             <w:tabs>
-              <w:tab w:val="right" w:leader="dot" w:pos="12000"/>
+              <w:tab w:val="right" w:leader="dot" w:pos="8494"/>
             </w:tabs>
-            <w:spacing w:before="60" w:after="0" w:line="240" w:lineRule="auto"/>
-            <w:ind w:left="720"/>
             <w:rPr>
-              <w:rFonts w:ascii="Arial" w:eastAsia="Arial" w:hAnsi="Arial" w:cs="Arial"/>
-              <w:color w:val="000000"/>
+              <w:rFonts w:asciiTheme="minorHAnsi" w:eastAsiaTheme="minorEastAsia" w:hAnsiTheme="minorHAnsi" w:cstheme="minorBidi"/>
+              <w:noProof/>
+              <w:lang w:val="en-US"/>
             </w:rPr>
           </w:pPr>
-          <w:hyperlink w:anchor="_nu9xa47z4cyz">
-            <w:r>
-              <w:rPr>
-                <w:color w:val="000000"/>
-              </w:rPr>
-              <w:t>2.2 Integración de tecnolo</w:t>
-            </w:r>
-            <w:r>
-              <w:rPr>
-                <w:color w:val="000000"/>
-              </w:rPr>
-              <w:t>gías: sistemas web, comercio electrónico, sistemas empresariales y móviles</w:t>
-            </w:r>
-            <w:r>
-              <w:rPr>
-                <w:color w:val="000000"/>
+          <w:hyperlink w:anchor="_Toc235083057" w:history="1">
+            <w:r>
+              <w:rPr>
+                <w:rStyle w:val="Hipervnculo"/>
+                <w:b/>
+                <w:noProof/>
+              </w:rPr>
+              <w:t>5.2 Productividad y calidad del código: revisión, explicación y mejora incremental</w:t>
+            </w:r>
+            <w:r>
+              <w:rPr>
+                <w:noProof/>
+                <w:webHidden/>
               </w:rPr>
               <w:tab/>
+            </w:r>
+            <w:r>
+              <w:rPr>
+                <w:noProof/>
+                <w:webHidden/>
+              </w:rPr>
+              <w:fldChar w:fldCharType="begin"/>
+            </w:r>
+            <w:r>
+              <w:rPr>
+                <w:noProof/>
+                <w:webHidden/>
+              </w:rPr>
+              <w:instrText xml:space="preserve"> PAGEREF _Toc235083057 \h </w:instrText>
+            </w:r>
+            <w:r>
+              <w:rPr>
+                <w:noProof/>
+                <w:webHidden/>
+              </w:rPr>
+            </w:r>
+            <w:r>
+              <w:rPr>
+                <w:noProof/>
+                <w:webHidden/>
+              </w:rPr>
+              <w:fldChar w:fldCharType="separate"/>
+            </w:r>
+            <w:r>
+              <w:rPr>
+                <w:noProof/>
+                <w:webHidden/>
+              </w:rPr>
               <w:t>8</w:t>
+            </w:r>
+            <w:r>
+              <w:rPr>
+                <w:noProof/>
+                <w:webHidden/>
+              </w:rPr>
+              <w:fldChar w:fldCharType="end"/>
             </w:r>
           </w:hyperlink>
         </w:p>
         <w:p>
           <w:pPr>
-            <w:widowControl w:val="0"/>
+            <w:pStyle w:val="TDC3"/>
             <w:tabs>
-              <w:tab w:val="right" w:leader="dot" w:pos="12000"/>
+              <w:tab w:val="right" w:leader="dot" w:pos="8494"/>
             </w:tabs>
-            <w:spacing w:before="60" w:after="0" w:line="240" w:lineRule="auto"/>
-            <w:ind w:left="720"/>
             <w:rPr>
-              <w:rFonts w:ascii="Arial" w:eastAsia="Arial" w:hAnsi="Arial" w:cs="Arial"/>
-              <w:color w:val="000000"/>
+              <w:rFonts w:asciiTheme="minorHAnsi" w:eastAsiaTheme="minorEastAsia" w:hAnsiTheme="minorHAnsi" w:cstheme="minorBidi"/>
+              <w:noProof/>
+              <w:lang w:val="en-US"/>
             </w:rPr>
           </w:pPr>
-          <w:hyperlink w:anchor="_d1zoe5j0rr3e">
-            <w:r>
-              <w:rPr>
-                <w:color w:val="000000"/>
-              </w:rPr>
-              <w:t>2.3 Contexto organizacional del caso faro: problema, actores generales, información gestionada y límites del sistema</w:t>
-            </w:r>
-            <w:r>
-              <w:rPr>
-                <w:color w:val="000000"/>
+          <w:hyperlink w:anchor="_Toc235083058" w:history="1">
+            <w:r>
+              <w:rPr>
+                <w:rStyle w:val="Hipervnculo"/>
+                <w:b/>
+                <w:noProof/>
+              </w:rPr>
+              <w:t>5.3 Programación multilenguaje y migración de código con validación humana</w:t>
+            </w:r>
+            <w:r>
+              <w:rPr>
+                <w:noProof/>
+                <w:webHidden/>
               </w:rPr>
               <w:tab/>
+            </w:r>
+            <w:r>
+              <w:rPr>
+                <w:noProof/>
+                <w:webHidden/>
+              </w:rPr>
+              <w:fldChar w:fldCharType="begin"/>
+            </w:r>
+            <w:r>
+              <w:rPr>
+                <w:noProof/>
+                <w:webHidden/>
+              </w:rPr>
+              <w:instrText xml:space="preserve"> PAGEREF _Toc235083058 \h </w:instrText>
+            </w:r>
+            <w:r>
+              <w:rPr>
+                <w:noProof/>
+                <w:webHidden/>
+              </w:rPr>
+            </w:r>
+            <w:r>
+              <w:rPr>
+                <w:noProof/>
+                <w:webHidden/>
+              </w:rPr>
+              <w:fldChar w:fldCharType="separate"/>
+            </w:r>
+            <w:r>
+              <w:rPr>
+                <w:noProof/>
+                <w:webHidden/>
+              </w:rPr>
               <w:t>9</w:t>
+            </w:r>
+            <w:r>
+              <w:rPr>
+                <w:noProof/>
+                <w:webHidden/>
+              </w:rPr>
+              <w:fldChar w:fldCharType="end"/>
             </w:r>
           </w:hyperlink>
         </w:p>
         <w:p>
           <w:pPr>
-            <w:widowControl w:val="0"/>
+            <w:pStyle w:val="TDC3"/>
             <w:tabs>
-              <w:tab w:val="right" w:leader="dot" w:pos="12000"/>
+              <w:tab w:val="right" w:leader="dot" w:pos="8494"/>
             </w:tabs>
-            <w:spacing w:before="60" w:after="0" w:line="240" w:lineRule="auto"/>
-            <w:ind w:left="720"/>
             <w:rPr>
-              <w:rFonts w:ascii="Arial" w:eastAsia="Arial" w:hAnsi="Arial" w:cs="Arial"/>
-              <w:color w:val="000000"/>
+              <w:rFonts w:asciiTheme="minorHAnsi" w:eastAsiaTheme="minorEastAsia" w:hAnsiTheme="minorHAnsi" w:cstheme="minorBidi"/>
+              <w:noProof/>
+              <w:lang w:val="en-US"/>
             </w:rPr>
           </w:pPr>
-          <w:hyperlink w:anchor="_8awxv4v12hgg">
-            <w:r>
-              <w:rPr>
-                <w:color w:val="000000"/>
-              </w:rPr>
-              <w:t>2.4 Mapa de contexto y matriz de aplicación del sistema en un escenario académico u organizacional</w:t>
-            </w:r>
-            <w:r>
-              <w:rPr>
-                <w:color w:val="000000"/>
+          <w:hyperlink w:anchor="_Toc235083059" w:history="1">
+            <w:r>
+              <w:rPr>
+                <w:rStyle w:val="Hipervnculo"/>
+                <w:b/>
+                <w:noProof/>
+              </w:rPr>
+              <w:t>5.4 Flujos de trabajo en equipos aumentados por IA: roles, revisión y bitácora</w:t>
+            </w:r>
+            <w:r>
+              <w:rPr>
+                <w:noProof/>
+                <w:webHidden/>
               </w:rPr>
               <w:tab/>
+            </w:r>
+            <w:r>
+              <w:rPr>
+                <w:noProof/>
+                <w:webHidden/>
+              </w:rPr>
+              <w:fldChar w:fldCharType="begin"/>
+            </w:r>
+            <w:r>
+              <w:rPr>
+                <w:noProof/>
+                <w:webHidden/>
+              </w:rPr>
+              <w:instrText xml:space="preserve"> PAGEREF _Toc235083059 \h </w:instrText>
+            </w:r>
+            <w:r>
+              <w:rPr>
+                <w:noProof/>
+                <w:webHidden/>
+              </w:rPr>
+            </w:r>
+            <w:r>
+              <w:rPr>
+                <w:noProof/>
+                <w:webHidden/>
+              </w:rPr>
+              <w:fldChar w:fldCharType="separate"/>
+            </w:r>
+            <w:r>
+              <w:rPr>
+                <w:noProof/>
+                <w:webHidden/>
+              </w:rPr>
               <w:t>10</w:t>
+            </w:r>
+            <w:r>
+              <w:rPr>
+                <w:noProof/>
+                <w:webHidden/>
+              </w:rPr>
+              <w:fldChar w:fldCharType="end"/>
             </w:r>
           </w:hyperlink>
         </w:p>
         <w:p>
           <w:pPr>
-            <w:widowControl w:val="0"/>
+            <w:pStyle w:val="TDC3"/>
             <w:tabs>
-              <w:tab w:val="right" w:leader="dot" w:pos="12000"/>
+              <w:tab w:val="right" w:leader="dot" w:pos="8494"/>
             </w:tabs>
-            <w:spacing w:before="60" w:after="0" w:line="240" w:lineRule="auto"/>
-            <w:ind w:left="720"/>
             <w:rPr>
-              <w:rFonts w:ascii="Arial" w:eastAsia="Arial" w:hAnsi="Arial" w:cs="Arial"/>
-              <w:color w:val="000000"/>
+              <w:rFonts w:asciiTheme="minorHAnsi" w:eastAsiaTheme="minorEastAsia" w:hAnsiTheme="minorHAnsi" w:cstheme="minorBidi"/>
+              <w:noProof/>
+              <w:lang w:val="en-US"/>
             </w:rPr>
           </w:pPr>
-          <w:hyperlink w:anchor="_kroqy9iuft6x">
-            <w:r>
-              <w:rPr>
-                <w:color w:val="000000"/>
-              </w:rPr>
-              <w:t>2.5 Resumen, preguntas de reflexión y actividad práctica de diagnóstico del caso faro</w:t>
-            </w:r>
-            <w:r>
-              <w:rPr>
-                <w:color w:val="000000"/>
+          <w:hyperlink w:anchor="_Toc235083060" w:history="1">
+            <w:r>
+              <w:rPr>
+                <w:rStyle w:val="Hipervnculo"/>
+                <w:b/>
+                <w:noProof/>
+              </w:rPr>
+              <w:t>5.5 Resumen, preguntas de reflexión y práctica de implementación parcial del caso faro</w:t>
+            </w:r>
+            <w:r>
+              <w:rPr>
+                <w:noProof/>
+                <w:webHidden/>
               </w:rPr>
               <w:tab/>
-              <w:t>13</w:t>
+            </w:r>
+            <w:r>
+              <w:rPr>
+                <w:noProof/>
+                <w:webHidden/>
+              </w:rPr>
+              <w:fldChar w:fldCharType="begin"/>
+            </w:r>
+            <w:r>
+              <w:rPr>
+                <w:noProof/>
+                <w:webHidden/>
+              </w:rPr>
+              <w:instrText xml:space="preserve"> PAGEREF _Toc235083060 \h </w:instrText>
+            </w:r>
+            <w:r>
+              <w:rPr>
+                <w:noProof/>
+                <w:webHidden/>
+              </w:rPr>
+            </w:r>
+            <w:r>
+              <w:rPr>
+                <w:noProof/>
+                <w:webHidden/>
+              </w:rPr>
+              <w:fldChar w:fldCharType="separate"/>
+            </w:r>
+            <w:r>
+              <w:rPr>
+                <w:noProof/>
+                <w:webHidden/>
+              </w:rPr>
+              <w:t>11</w:t>
+            </w:r>
+            <w:r>
+              <w:rPr>
+                <w:noProof/>
+                <w:webHidden/>
+              </w:rPr>
+              <w:fldChar w:fldCharType="end"/>
             </w:r>
           </w:hyperlink>
         </w:p>
         <w:p>
           <w:pPr>
-            <w:widowControl w:val="0"/>
+            <w:pStyle w:val="TDC1"/>
             <w:tabs>
-              <w:tab w:val="right" w:leader="dot" w:pos="12000"/>
+              <w:tab w:val="right" w:leader="dot" w:pos="8494"/>
             </w:tabs>
-            <w:spacing w:before="60" w:after="0" w:line="240" w:lineRule="auto"/>
-            <w:ind w:left="1080"/>
             <w:rPr>
-              <w:rFonts w:ascii="Arial" w:eastAsia="Arial" w:hAnsi="Arial" w:cs="Arial"/>
-              <w:color w:val="000000"/>
+              <w:rFonts w:asciiTheme="minorHAnsi" w:eastAsiaTheme="minorEastAsia" w:hAnsiTheme="minorHAnsi" w:cstheme="minorBidi"/>
+              <w:noProof/>
+              <w:lang w:val="en-US"/>
             </w:rPr>
           </w:pPr>
-          <w:hyperlink w:anchor="_nbgeuz68zmqc">
-            <w:r>
-              <w:rPr>
-                <w:rFonts w:ascii="Arial" w:eastAsia="Arial" w:hAnsi="Arial" w:cs="Arial"/>
-                <w:color w:val="000000"/>
-              </w:rPr>
-              <w:t>Preguntas de reflexión</w:t>
-            </w:r>
-            <w:r>
-              <w:rPr>
-                <w:rFonts w:ascii="Arial" w:eastAsia="Arial" w:hAnsi="Arial" w:cs="Arial"/>
-                <w:color w:val="000000"/>
+          <w:hyperlink w:anchor="_Toc235083061" w:history="1">
+            <w:r>
+              <w:rPr>
+                <w:rStyle w:val="Hipervnculo"/>
+                <w:b/>
+                <w:noProof/>
+                <w:lang w:val="en-US"/>
+              </w:rPr>
+              <w:t>Referencias</w:t>
+            </w:r>
+            <w:r>
+              <w:rPr>
+                <w:noProof/>
+                <w:webHidden/>
               </w:rPr>
               <w:tab/>
-              <w:t>13</w:t>
+            </w:r>
+            <w:r>
+              <w:rPr>
+                <w:noProof/>
+                <w:webHidden/>
+              </w:rPr>
+              <w:fldChar w:fldCharType="begin"/>
+            </w:r>
+            <w:r>
+              <w:rPr>
+                <w:noProof/>
+                <w:webHidden/>
+              </w:rPr>
+              <w:instrText xml:space="preserve"> PAGEREF _Toc235083061 \h </w:instrText>
+            </w:r>
+            <w:r>
+              <w:rPr>
+                <w:noProof/>
+                <w:webHidden/>
+              </w:rPr>
+            </w:r>
+            <w:r>
+              <w:rPr>
+                <w:noProof/>
+                <w:webHidden/>
+              </w:rPr>
+              <w:fldChar w:fldCharType="separate"/>
+            </w:r>
+            <w:r>
+              <w:rPr>
+                <w:noProof/>
+                <w:webHidden/>
+              </w:rPr>
+              <w:t>15</w:t>
+            </w:r>
+            <w:r>
+              <w:rPr>
+                <w:noProof/>
+                <w:webHidden/>
+              </w:rPr>
+              <w:fldChar w:fldCharType="end"/>
             </w:r>
           </w:hyperlink>
         </w:p>
         <w:p>
-          <w:pPr>
-            <w:widowControl w:val="0"/>
-            <w:tabs>
-              <w:tab w:val="right" w:leader="dot" w:pos="12000"/>
-            </w:tabs>
-            <w:spacing w:before="60" w:after="0" w:line="240" w:lineRule="auto"/>
-            <w:ind w:left="1080"/>
+          <w:r>
             <w:rPr>
-              <w:rFonts w:ascii="Arial" w:eastAsia="Arial" w:hAnsi="Arial" w:cs="Arial"/>
-              <w:color w:val="000000"/>
+              <w:b/>
+              <w:bCs/>
+              <w:noProof/>
             </w:rPr>
-          </w:pPr>
-          <w:hyperlink w:anchor="_75odjndrbtzg">
-            <w:r>
-              <w:rPr>
-                <w:rFonts w:ascii="Arial" w:eastAsia="Arial" w:hAnsi="Arial" w:cs="Arial"/>
-                <w:color w:val="000000"/>
-              </w:rPr>
-              <w:t>Actividad práctica de diagnóstico del caso faro</w:t>
-            </w:r>
-            <w:r>
-              <w:rPr>
-                <w:rFonts w:ascii="Arial" w:eastAsia="Arial" w:hAnsi="Arial" w:cs="Arial"/>
-                <w:color w:val="000000"/>
-              </w:rPr>
-              <w:tab/>
-              <w:t>14</w:t>
-            </w:r>
-          </w:hyperlink>
-          <w:r>
             <w:fldChar w:fldCharType="end"/>
           </w:r>
         </w:p>
@@ -1931,42 +2247,49 @@
         <w:spacing w:before="360"/>
         <w:jc w:val="left"/>
       </w:pPr>
+      <w:bookmarkStart w:id="0" w:name="_Toc235083054"/>
       <w:r>
         <w:rPr>
           <w:b/>
           <w:color w:val="000000"/>
           <w:sz w:val="26"/>
         </w:rPr>
-        <w:t>Proyecto Ingeniería de software basada en IAGen</w:t>
-      </w:r>
+        <w:t xml:space="preserve">Proyecto Ingeniería de software basada en </w:t>
+      </w:r>
+      <w:proofErr w:type="spellStart"/>
+      <w:r>
+        <w:rPr>
+          <w:b/>
+          <w:color w:val="000000"/>
+          <w:sz w:val="26"/>
+        </w:rPr>
+        <w:t>IAGen</w:t>
+      </w:r>
+      <w:bookmarkEnd w:id="0"/>
+      <w:proofErr w:type="spellEnd"/>
     </w:p>
     <w:p>
       <w:pPr>
         <w:pStyle w:val="Ttulo2"/>
         <w:spacing w:before="280" w:after="120"/>
       </w:pPr>
+      <w:bookmarkStart w:id="1" w:name="_Toc235083055"/>
       <w:r>
         <w:rPr>
           <w:b/>
           <w:color w:val="000000"/>
           <w:sz w:val="24"/>
         </w:rPr>
-        <w:t xml:space="preserve">Capítulo 5 - INGENIERÍA DE SOFTWARE ASISTIDA POR </w:t>
-      </w:r>
-      <w:r>
-        <w:rPr>
-          <w:b/>
-          <w:color w:val="000000"/>
-          <w:sz w:val="24"/>
-        </w:rPr>
-        <w:t>INTELIGENCIA ARTIFICIAL GENERATIVA</w:t>
-      </w:r>
+        <w:t>Capítulo 5 - INGENIERÍA DE SOFTWARE ASISTIDA POR INTELIGENCIA ARTIFICIAL GENERATIVA</w:t>
+      </w:r>
+      <w:bookmarkEnd w:id="1"/>
     </w:p>
     <w:p>
       <w:pPr>
         <w:pStyle w:val="Ttulo3"/>
         <w:spacing w:before="240" w:after="120"/>
       </w:pPr>
+      <w:bookmarkStart w:id="2" w:name="_Toc235083056"/>
       <w:r>
         <w:rPr>
           <w:b/>
@@ -1974,6 +2297,7 @@
         </w:rPr>
         <w:t>5.1 El nuevo paradigma de la codificación asistida conectado al diseño del caso faro</w:t>
       </w:r>
+      <w:bookmarkEnd w:id="2"/>
     </w:p>
     <w:p>
       <w:pPr>
@@ -1985,35 +2309,119 @@
           <w:rFonts w:ascii="Arial" w:hAnsi="Arial"/>
           <w:color w:val="000000"/>
         </w:rPr>
-        <w:t>El paradigma del desarrollo de software ha experimentado una transformación profunda en la comunicación humano-computadora. Históricamen</w:t>
-      </w:r>
-      <w:r>
-        <w:rPr>
-          <w:rFonts w:ascii="Arial" w:hAnsi="Arial"/>
-          <w:color w:val="000000"/>
-        </w:rPr>
-        <w:t xml:space="preserve">te, la programación exigía que el desarrollador memorizara y escribiera manualmente la sintaxis exacta dictada por los compiladores. Con la aparición de asistentes inteligentes basados en modelos de lenguaje a gran escala (LLMs), liderados por plataformas </w:t>
-      </w:r>
-      <w:r>
-        <w:rPr>
-          <w:rFonts w:ascii="Arial" w:hAnsi="Arial"/>
-          <w:color w:val="000000"/>
-        </w:rPr>
-        <w:t>como GitHub (por medio de la generación automática de código con GitHub Copilot), este flujo se ha invertido. El concepto de "Vibe Coding", propuesto por Sarkar y Drosos (2025), describe la práctica de programar a través de interacciones conversacionales c</w:t>
-      </w:r>
-      <w:r>
-        <w:rPr>
-          <w:rFonts w:ascii="Arial" w:hAnsi="Arial"/>
-          <w:color w:val="000000"/>
-        </w:rPr>
-        <w:t>ontinuas con la IA en lugar de escribir código directamente; esta representa una forma de desacoplamiento material (material disengagement) donde el desarrollador delega la escritura física del código, reteniendo el diseño de alto nivel y la auditoría estr</w:t>
-      </w:r>
-      <w:r>
-        <w:rPr>
-          <w:rFonts w:ascii="Arial" w:hAnsi="Arial"/>
-          <w:color w:val="000000"/>
-        </w:rPr>
-        <w:t>atégica.</w:t>
+        <w:t>El paradigma del desarrollo de software ha experimentado una transformación profunda en la comunicación humano-computadora. Históricamente, la programación exigía que el desarrollador memorizara y escribiera manualmente la sintaxis exacta dictada por los compiladores. Con la aparición de asistentes inteligentes basados en modelos de lenguaje a gran escala (</w:t>
+      </w:r>
+      <w:proofErr w:type="spellStart"/>
+      <w:r>
+        <w:rPr>
+          <w:rFonts w:ascii="Arial" w:hAnsi="Arial"/>
+          <w:color w:val="000000"/>
+        </w:rPr>
+        <w:t>LLMs</w:t>
+      </w:r>
+      <w:proofErr w:type="spellEnd"/>
+      <w:r>
+        <w:rPr>
+          <w:rFonts w:ascii="Arial" w:hAnsi="Arial"/>
+          <w:color w:val="000000"/>
+        </w:rPr>
+        <w:t xml:space="preserve">), liderados por plataformas como GitHub (por medio de la generación automática de código con GitHub </w:t>
+      </w:r>
+      <w:proofErr w:type="spellStart"/>
+      <w:r>
+        <w:rPr>
+          <w:rFonts w:ascii="Arial" w:hAnsi="Arial"/>
+          <w:color w:val="000000"/>
+        </w:rPr>
+        <w:t>Copilot</w:t>
+      </w:r>
+      <w:proofErr w:type="spellEnd"/>
+      <w:r>
+        <w:rPr>
+          <w:rFonts w:ascii="Arial" w:hAnsi="Arial"/>
+          <w:color w:val="000000"/>
+        </w:rPr>
+        <w:t>), este flujo se ha invertido. El concepto de "</w:t>
+      </w:r>
+      <w:proofErr w:type="spellStart"/>
+      <w:r>
+        <w:rPr>
+          <w:rFonts w:ascii="Arial" w:hAnsi="Arial"/>
+          <w:color w:val="000000"/>
+        </w:rPr>
+        <w:t>Vibe</w:t>
+      </w:r>
+      <w:proofErr w:type="spellEnd"/>
+      <w:r>
+        <w:rPr>
+          <w:rFonts w:ascii="Arial" w:hAnsi="Arial"/>
+          <w:color w:val="000000"/>
+        </w:rPr>
+        <w:t xml:space="preserve"> </w:t>
+      </w:r>
+      <w:proofErr w:type="spellStart"/>
+      <w:r>
+        <w:rPr>
+          <w:rFonts w:ascii="Arial" w:hAnsi="Arial"/>
+          <w:color w:val="000000"/>
+        </w:rPr>
+        <w:t>Coding</w:t>
+      </w:r>
+      <w:proofErr w:type="spellEnd"/>
+      <w:r>
+        <w:rPr>
+          <w:rFonts w:ascii="Arial" w:hAnsi="Arial"/>
+          <w:color w:val="000000"/>
+        </w:rPr>
+        <w:t xml:space="preserve">", propuesto por </w:t>
+      </w:r>
+      <w:proofErr w:type="spellStart"/>
+      <w:r>
+        <w:rPr>
+          <w:rFonts w:ascii="Arial" w:hAnsi="Arial"/>
+          <w:color w:val="000000"/>
+        </w:rPr>
+        <w:t>Sarkar</w:t>
+      </w:r>
+      <w:proofErr w:type="spellEnd"/>
+      <w:r>
+        <w:rPr>
+          <w:rFonts w:ascii="Arial" w:hAnsi="Arial"/>
+          <w:color w:val="000000"/>
+        </w:rPr>
+        <w:t xml:space="preserve"> y </w:t>
+      </w:r>
+      <w:proofErr w:type="spellStart"/>
+      <w:r>
+        <w:rPr>
+          <w:rFonts w:ascii="Arial" w:hAnsi="Arial"/>
+          <w:color w:val="000000"/>
+        </w:rPr>
+        <w:t>Drosos</w:t>
+      </w:r>
+      <w:proofErr w:type="spellEnd"/>
+      <w:r>
+        <w:rPr>
+          <w:rFonts w:ascii="Arial" w:hAnsi="Arial"/>
+          <w:color w:val="000000"/>
+        </w:rPr>
+        <w:t xml:space="preserve"> (2025), describe la práctica de programar a través de interacciones conversacionales continuas con la IA en lugar de escribir código directamente; esta representa una forma de desacoplamiento material (material </w:t>
+      </w:r>
+      <w:proofErr w:type="spellStart"/>
+      <w:r>
+        <w:rPr>
+          <w:rFonts w:ascii="Arial" w:hAnsi="Arial"/>
+          <w:color w:val="000000"/>
+        </w:rPr>
+        <w:t>disengagement</w:t>
+      </w:r>
+      <w:proofErr w:type="spellEnd"/>
+      <w:r>
+        <w:rPr>
+          <w:rFonts w:ascii="Arial" w:hAnsi="Arial"/>
+          <w:color w:val="000000"/>
+        </w:rPr>
+        <w:t>) donde el desarrollador delega la escritura física del código, reteniendo el diseño de alto nivel y la auditoría estratégica.</w:t>
       </w:r>
     </w:p>
     <w:p>
@@ -2026,21 +2434,119 @@
           <w:rFonts w:ascii="Arial" w:hAnsi="Arial"/>
           <w:color w:val="000000"/>
         </w:rPr>
-        <w:t>Para garantizar la calidad de este código autogenerado y mitigar la introducción de errores probabilísticos, de acuerdo con Winteringham (2024), los desarrolladores deben acoplar el proceso de desarrollo con la metodología de Desarrollo Guiado por</w:t>
-      </w:r>
-      <w:r>
-        <w:rPr>
-          <w:rFonts w:ascii="Arial" w:hAnsi="Arial"/>
-          <w:color w:val="000000"/>
-        </w:rPr>
-        <w:t xml:space="preserve"> Pruebas o TDD (Test-Driven Development). Asimismo, Crocker (2024) recomienda la técnica de diseño descendente (Top-Down Design), que consiste en descomponer problemas complejos en funciones de granularidad atómica o funciones hoja (leaf functions) para qu</w:t>
-      </w:r>
-      <w:r>
-        <w:rPr>
-          <w:rFonts w:ascii="Arial" w:hAnsi="Arial"/>
-          <w:color w:val="000000"/>
-        </w:rPr>
-        <w:t>e el asistente inteligente implemente estas firmas y docstrings estructurados de forma directa y libre de errores.</w:t>
+        <w:t xml:space="preserve">Para garantizar la calidad de este código autogenerado y mitigar la introducción de errores probabilísticos, de acuerdo con </w:t>
+      </w:r>
+      <w:proofErr w:type="spellStart"/>
+      <w:r>
+        <w:rPr>
+          <w:rFonts w:ascii="Arial" w:hAnsi="Arial"/>
+          <w:color w:val="000000"/>
+        </w:rPr>
+        <w:t>Winteringham</w:t>
+      </w:r>
+      <w:proofErr w:type="spellEnd"/>
+      <w:r>
+        <w:rPr>
+          <w:rFonts w:ascii="Arial" w:hAnsi="Arial"/>
+          <w:color w:val="000000"/>
+        </w:rPr>
+        <w:t xml:space="preserve"> (2024), los desarrolladores deben acoplar el proceso de desarrollo con la metodología de Desarrollo Guiado por Pruebas o TDD (Test-</w:t>
+      </w:r>
+      <w:proofErr w:type="spellStart"/>
+      <w:r>
+        <w:rPr>
+          <w:rFonts w:ascii="Arial" w:hAnsi="Arial"/>
+          <w:color w:val="000000"/>
+        </w:rPr>
+        <w:t>Driven</w:t>
+      </w:r>
+      <w:proofErr w:type="spellEnd"/>
+      <w:r>
+        <w:rPr>
+          <w:rFonts w:ascii="Arial" w:hAnsi="Arial"/>
+          <w:color w:val="000000"/>
+        </w:rPr>
+        <w:t xml:space="preserve"> </w:t>
+      </w:r>
+      <w:proofErr w:type="spellStart"/>
+      <w:r>
+        <w:rPr>
+          <w:rFonts w:ascii="Arial" w:hAnsi="Arial"/>
+          <w:color w:val="000000"/>
+        </w:rPr>
+        <w:t>Development</w:t>
+      </w:r>
+      <w:proofErr w:type="spellEnd"/>
+      <w:r>
+        <w:rPr>
+          <w:rFonts w:ascii="Arial" w:hAnsi="Arial"/>
+          <w:color w:val="000000"/>
+        </w:rPr>
+        <w:t xml:space="preserve">). Asimismo, Crocker (2024) recomienda la técnica de diseño descendente (Top-Down </w:t>
+      </w:r>
+      <w:proofErr w:type="spellStart"/>
+      <w:r>
+        <w:rPr>
+          <w:rFonts w:ascii="Arial" w:hAnsi="Arial"/>
+          <w:color w:val="000000"/>
+        </w:rPr>
+        <w:t>Design</w:t>
+      </w:r>
+      <w:proofErr w:type="spellEnd"/>
+      <w:r>
+        <w:rPr>
+          <w:rFonts w:ascii="Arial" w:hAnsi="Arial"/>
+          <w:color w:val="000000"/>
+        </w:rPr>
+        <w:t>), que consiste en descomponer problemas complejos en funciones de granularidad atómica o funciones hoja (</w:t>
+      </w:r>
+      <w:proofErr w:type="spellStart"/>
+      <w:r>
+        <w:rPr>
+          <w:rFonts w:ascii="Arial" w:hAnsi="Arial"/>
+          <w:color w:val="000000"/>
+        </w:rPr>
+        <w:t>leaf</w:t>
+      </w:r>
+      <w:proofErr w:type="spellEnd"/>
+      <w:r>
+        <w:rPr>
+          <w:rFonts w:ascii="Arial" w:hAnsi="Arial"/>
+          <w:color w:val="000000"/>
+        </w:rPr>
+        <w:t xml:space="preserve"> </w:t>
+      </w:r>
+      <w:proofErr w:type="spellStart"/>
+      <w:r>
+        <w:rPr>
+          <w:rFonts w:ascii="Arial" w:hAnsi="Arial"/>
+          <w:color w:val="000000"/>
+        </w:rPr>
+        <w:t>functions</w:t>
+      </w:r>
+      <w:proofErr w:type="spellEnd"/>
+      <w:r>
+        <w:rPr>
+          <w:rFonts w:ascii="Arial" w:hAnsi="Arial"/>
+          <w:color w:val="000000"/>
+        </w:rPr>
+        <w:t xml:space="preserve">) para que el asistente inteligente implemente estas firmas y </w:t>
+      </w:r>
+      <w:proofErr w:type="spellStart"/>
+      <w:r>
+        <w:rPr>
+          <w:rFonts w:ascii="Arial" w:hAnsi="Arial"/>
+          <w:color w:val="000000"/>
+        </w:rPr>
+        <w:t>docstrings</w:t>
+      </w:r>
+      <w:proofErr w:type="spellEnd"/>
+      <w:r>
+        <w:rPr>
+          <w:rFonts w:ascii="Arial" w:hAnsi="Arial"/>
+          <w:color w:val="000000"/>
+        </w:rPr>
+        <w:t xml:space="preserve"> estructurados de forma directa y libre de errores.</w:t>
       </w:r>
     </w:p>
     <w:p>
@@ -2053,28 +2559,135 @@
           <w:rFonts w:ascii="Arial" w:hAnsi="Arial"/>
           <w:color w:val="000000"/>
         </w:rPr>
-        <w:t>No obstante, la codificación asistida introduce riesgos críticos. Con base en una encuesta a desarrolladores y revisión de literatura realiza</w:t>
-      </w:r>
-      <w:r>
-        <w:rPr>
-          <w:rFonts w:ascii="Arial" w:hAnsi="Arial"/>
-          <w:color w:val="000000"/>
-        </w:rPr>
-        <w:t xml:space="preserve">da por Gurgul, Gubela y Lessmann (2026), se reporta que la productividad aumenta considerablemente (con reducciones de tiempo de hasta el 55%), aunque advierten sobre la acumulación silenciosa de deuda técnica si no existe una supervisión humana estricta, </w:t>
-      </w:r>
-      <w:r>
-        <w:rPr>
-          <w:rFonts w:ascii="Arial" w:hAnsi="Arial"/>
-          <w:color w:val="000000"/>
-        </w:rPr>
-        <w:t>la cual obliga al programador a actuar como un auditor continuo de los diffs y de la coherencia lógica del sistema. Asimismo, Sarkar y Drosos (2025) acuñaron el término "context momentum" para describir cómo las decisiones iniciales sugeridas probabilístic</w:t>
-      </w:r>
-      <w:r>
-        <w:rPr>
-          <w:rFonts w:ascii="Arial" w:hAnsi="Arial"/>
-          <w:color w:val="000000"/>
-        </w:rPr>
-        <w:t>amente por la IA y aceptadas por el desarrollador condicionan rígidamente todo el diseño posterior del código, encauzando al sistema por rutas difíciles de modificar.</w:t>
+        <w:t xml:space="preserve">No obstante, la codificación asistida introduce riesgos críticos. Con base en una encuesta a desarrolladores y revisión de literatura realizada por </w:t>
+      </w:r>
+      <w:proofErr w:type="spellStart"/>
+      <w:r>
+        <w:rPr>
+          <w:rFonts w:ascii="Arial" w:hAnsi="Arial"/>
+          <w:color w:val="000000"/>
+        </w:rPr>
+        <w:t>Gurgul</w:t>
+      </w:r>
+      <w:proofErr w:type="spellEnd"/>
+      <w:r>
+        <w:rPr>
+          <w:rFonts w:ascii="Arial" w:hAnsi="Arial"/>
+          <w:color w:val="000000"/>
+        </w:rPr>
+        <w:t xml:space="preserve">, </w:t>
+      </w:r>
+      <w:proofErr w:type="spellStart"/>
+      <w:r>
+        <w:rPr>
+          <w:rFonts w:ascii="Arial" w:hAnsi="Arial"/>
+          <w:color w:val="000000"/>
+        </w:rPr>
+        <w:t>Gubela</w:t>
+      </w:r>
+      <w:proofErr w:type="spellEnd"/>
+      <w:r>
+        <w:rPr>
+          <w:rFonts w:ascii="Arial" w:hAnsi="Arial"/>
+          <w:color w:val="000000"/>
+        </w:rPr>
+        <w:t xml:space="preserve"> y </w:t>
+      </w:r>
+      <w:proofErr w:type="spellStart"/>
+      <w:r>
+        <w:rPr>
+          <w:rFonts w:ascii="Arial" w:hAnsi="Arial"/>
+          <w:color w:val="000000"/>
+        </w:rPr>
+        <w:t>Lessmann</w:t>
+      </w:r>
+      <w:proofErr w:type="spellEnd"/>
+      <w:r>
+        <w:rPr>
+          <w:rFonts w:ascii="Arial" w:hAnsi="Arial"/>
+          <w:color w:val="000000"/>
+        </w:rPr>
+        <w:t xml:space="preserve"> (2026), se reporta que la productividad aumenta considerablemente (con reducciones de tiempo de hasta el 55%), aunque advierten sobre la acumulación silenciosa de deuda técnica si no existe una supervisión humana estricta, la cual obliga al programador a actuar como un auditor continuo de los </w:t>
+      </w:r>
+      <w:proofErr w:type="spellStart"/>
+      <w:r>
+        <w:rPr>
+          <w:rFonts w:ascii="Arial" w:hAnsi="Arial"/>
+          <w:color w:val="000000"/>
+        </w:rPr>
+        <w:t>diffs</w:t>
+      </w:r>
+      <w:proofErr w:type="spellEnd"/>
+      <w:r>
+        <w:rPr>
+          <w:rFonts w:ascii="Arial" w:hAnsi="Arial"/>
+          <w:color w:val="000000"/>
+        </w:rPr>
+        <w:t xml:space="preserve"> y de la coherencia lógica del sistema. Asimismo, </w:t>
+      </w:r>
+      <w:proofErr w:type="spellStart"/>
+      <w:r>
+        <w:rPr>
+          <w:rFonts w:ascii="Arial" w:hAnsi="Arial"/>
+          <w:color w:val="000000"/>
+        </w:rPr>
+        <w:t>Sarkar</w:t>
+      </w:r>
+      <w:proofErr w:type="spellEnd"/>
+      <w:r>
+        <w:rPr>
+          <w:rFonts w:ascii="Arial" w:hAnsi="Arial"/>
+          <w:color w:val="000000"/>
+        </w:rPr>
+        <w:t xml:space="preserve"> y </w:t>
+      </w:r>
+      <w:proofErr w:type="spellStart"/>
+      <w:r>
+        <w:rPr>
+          <w:rFonts w:ascii="Arial" w:hAnsi="Arial"/>
+          <w:color w:val="000000"/>
+        </w:rPr>
+        <w:t>Drosos</w:t>
+      </w:r>
+      <w:proofErr w:type="spellEnd"/>
+      <w:r>
+        <w:rPr>
+          <w:rFonts w:ascii="Arial" w:hAnsi="Arial"/>
+          <w:color w:val="000000"/>
+        </w:rPr>
+        <w:t xml:space="preserve"> (2025) acuñaron el término "</w:t>
+      </w:r>
+      <w:proofErr w:type="spellStart"/>
+      <w:r>
+        <w:rPr>
+          <w:rFonts w:ascii="Arial" w:hAnsi="Arial"/>
+          <w:color w:val="000000"/>
+        </w:rPr>
+        <w:t>context</w:t>
+      </w:r>
+      <w:proofErr w:type="spellEnd"/>
+      <w:r>
+        <w:rPr>
+          <w:rFonts w:ascii="Arial" w:hAnsi="Arial"/>
+          <w:color w:val="000000"/>
+        </w:rPr>
+        <w:t xml:space="preserve"> </w:t>
+      </w:r>
+      <w:proofErr w:type="spellStart"/>
+      <w:r>
+        <w:rPr>
+          <w:rFonts w:ascii="Arial" w:hAnsi="Arial"/>
+          <w:color w:val="000000"/>
+        </w:rPr>
+        <w:t>momentum</w:t>
+      </w:r>
+      <w:proofErr w:type="spellEnd"/>
+      <w:r>
+        <w:rPr>
+          <w:rFonts w:ascii="Arial" w:hAnsi="Arial"/>
+          <w:color w:val="000000"/>
+        </w:rPr>
+        <w:t>" para describir cómo las decisiones iniciales sugeridas probabilísticamente por la IA y aceptadas por el desarrollador condicionan rígidamente todo el diseño posterior del código, encauzando al sistema por rutas difíciles de modificar.</w:t>
       </w:r>
     </w:p>
     <w:p>
@@ -2184,14 +2797,55 @@
           <w:rFonts w:ascii="Arial" w:hAnsi="Arial"/>
           <w:color w:val="000000"/>
         </w:rPr>
-        <w:t>Ad</w:t>
-      </w:r>
-      <w:r>
-        <w:rPr>
-          <w:rFonts w:ascii="Arial" w:hAnsi="Arial"/>
-          <w:color w:val="000000"/>
-        </w:rPr>
-        <w:t xml:space="preserve">aptado de Sarkar y Drosos (2025) y Gurgul et al. (2026). Muestra la interacción recursiva entre la intención del usuario, </w:t>
+        <w:t xml:space="preserve">Adaptado de </w:t>
+      </w:r>
+      <w:proofErr w:type="spellStart"/>
+      <w:r>
+        <w:rPr>
+          <w:rFonts w:ascii="Arial" w:hAnsi="Arial"/>
+          <w:color w:val="000000"/>
+        </w:rPr>
+        <w:t>Sarkar</w:t>
+      </w:r>
+      <w:proofErr w:type="spellEnd"/>
+      <w:r>
+        <w:rPr>
+          <w:rFonts w:ascii="Arial" w:hAnsi="Arial"/>
+          <w:color w:val="000000"/>
+        </w:rPr>
+        <w:t xml:space="preserve"> y </w:t>
+      </w:r>
+      <w:proofErr w:type="spellStart"/>
+      <w:r>
+        <w:rPr>
+          <w:rFonts w:ascii="Arial" w:hAnsi="Arial"/>
+          <w:color w:val="000000"/>
+        </w:rPr>
+        <w:t>Drosos</w:t>
+      </w:r>
+      <w:proofErr w:type="spellEnd"/>
+      <w:r>
+        <w:rPr>
+          <w:rFonts w:ascii="Arial" w:hAnsi="Arial"/>
+          <w:color w:val="000000"/>
+        </w:rPr>
+        <w:t xml:space="preserve"> (2025) y </w:t>
+      </w:r>
+      <w:proofErr w:type="spellStart"/>
+      <w:r>
+        <w:rPr>
+          <w:rFonts w:ascii="Arial" w:hAnsi="Arial"/>
+          <w:color w:val="000000"/>
+        </w:rPr>
+        <w:t>Gurgul</w:t>
+      </w:r>
+      <w:proofErr w:type="spellEnd"/>
+      <w:r>
+        <w:rPr>
+          <w:rFonts w:ascii="Arial" w:hAnsi="Arial"/>
+          <w:color w:val="000000"/>
+        </w:rPr>
+        <w:t xml:space="preserve"> et al. (2026). Muestra la interacción recursiva entre la intención del usuario, </w:t>
       </w:r>
       <w:r>
         <w:rPr>
@@ -2220,20 +2874,15 @@
         <w:pStyle w:val="Ttulo3"/>
         <w:spacing w:before="240" w:after="120"/>
       </w:pPr>
+      <w:bookmarkStart w:id="3" w:name="_Toc235083057"/>
       <w:r>
         <w:rPr>
           <w:b/>
           <w:color w:val="000000"/>
         </w:rPr>
-        <w:t xml:space="preserve">5.2 Productividad y calidad del </w:t>
-      </w:r>
-      <w:r>
-        <w:rPr>
-          <w:b/>
-          <w:color w:val="000000"/>
-        </w:rPr>
-        <w:t>código: revisión, explicación y mejora incremental</w:t>
-      </w:r>
+        <w:t>5.2 Productividad y calidad del código: revisión, explicación y mejora incremental</w:t>
+      </w:r>
+      <w:bookmarkEnd w:id="3"/>
     </w:p>
     <w:p>
       <w:pPr>
@@ -2245,14 +2894,23 @@
           <w:rFonts w:ascii="Arial" w:hAnsi="Arial"/>
           <w:color w:val="000000"/>
         </w:rPr>
-        <w:t>La velocidad de entrega impulsada por la IA conversacional exige la aplicación de normas de calidad de código y mantenibilidad a largo plazo. Taulli (2024) señala que escribir código modular y realizar ref</w:t>
-      </w:r>
-      <w:r>
-        <w:rPr>
-          <w:rFonts w:ascii="Arial" w:hAnsi="Arial"/>
-          <w:color w:val="000000"/>
-        </w:rPr>
-        <w:t>actorizaciones constantes (eliminar redundancias, extraer métodos y renombrar variables) es imperativo para evitar que el software se degrade.</w:t>
+        <w:t xml:space="preserve">La velocidad de entrega impulsada por la IA conversacional exige la aplicación de normas de calidad de código y mantenibilidad a largo plazo. </w:t>
+      </w:r>
+      <w:proofErr w:type="spellStart"/>
+      <w:r>
+        <w:rPr>
+          <w:rFonts w:ascii="Arial" w:hAnsi="Arial"/>
+          <w:color w:val="000000"/>
+        </w:rPr>
+        <w:t>Taulli</w:t>
+      </w:r>
+      <w:proofErr w:type="spellEnd"/>
+      <w:r>
+        <w:rPr>
+          <w:rFonts w:ascii="Arial" w:hAnsi="Arial"/>
+          <w:color w:val="000000"/>
+        </w:rPr>
+        <w:t xml:space="preserve"> (2024) señala que escribir código modular y realizar refactorizaciones constantes (eliminar redundancias, extraer métodos y renombrar variables) es imperativo para evitar que el software se degrade.</w:t>
       </w:r>
     </w:p>
     <w:p>
@@ -2265,21 +2923,103 @@
           <w:rFonts w:ascii="Arial" w:hAnsi="Arial"/>
           <w:color w:val="000000"/>
         </w:rPr>
-        <w:t>Un desafío recurrente es la tendencia de los LLMs a estructurar el código con una alta complejidad ciclomática me</w:t>
-      </w:r>
-      <w:r>
-        <w:rPr>
-          <w:rFonts w:ascii="Arial" w:hAnsi="Arial"/>
-          <w:color w:val="000000"/>
-        </w:rPr>
-        <w:t>diante estructuras condicionales profundamente anidadas (el denominado 'código ninja'). Esto se debe a que los modelos probabilísticos generan código línea por línea basándose en patrones históricos complejos de código legacy. Al aplicar el patrón de cláus</w:t>
-      </w:r>
-      <w:r>
-        <w:rPr>
-          <w:rFonts w:ascii="Arial" w:hAnsi="Arial"/>
-          <w:color w:val="000000"/>
-        </w:rPr>
-        <w:t>ulas de guarda (guard clauses) —que consiste en resolver las condiciones de error de forma temprana al inicio de la función—, se aplana el árbol de control de la lógica.</w:t>
+        <w:t xml:space="preserve">Un desafío recurrente es la tendencia de los </w:t>
+      </w:r>
+      <w:proofErr w:type="spellStart"/>
+      <w:r>
+        <w:rPr>
+          <w:rFonts w:ascii="Arial" w:hAnsi="Arial"/>
+          <w:color w:val="000000"/>
+        </w:rPr>
+        <w:t>LLMs</w:t>
+      </w:r>
+      <w:proofErr w:type="spellEnd"/>
+      <w:r>
+        <w:rPr>
+          <w:rFonts w:ascii="Arial" w:hAnsi="Arial"/>
+          <w:color w:val="000000"/>
+        </w:rPr>
+        <w:t xml:space="preserve"> a estructurar el código con una alta complejidad </w:t>
+      </w:r>
+      <w:proofErr w:type="spellStart"/>
+      <w:r>
+        <w:rPr>
+          <w:rFonts w:ascii="Arial" w:hAnsi="Arial"/>
+          <w:color w:val="000000"/>
+        </w:rPr>
+        <w:t>ciclomática</w:t>
+      </w:r>
+      <w:proofErr w:type="spellEnd"/>
+      <w:r>
+        <w:rPr>
+          <w:rFonts w:ascii="Arial" w:hAnsi="Arial"/>
+          <w:color w:val="000000"/>
+        </w:rPr>
+        <w:t xml:space="preserve"> mediante estructuras condicionales profundamente anidadas (el denominado 'código ninja'). Esto se debe a que los modelos probabilísticos generan </w:t>
+      </w:r>
+      <w:proofErr w:type="gramStart"/>
+      <w:r>
+        <w:rPr>
+          <w:rFonts w:ascii="Arial" w:hAnsi="Arial"/>
+          <w:color w:val="000000"/>
+        </w:rPr>
+        <w:t>código línea</w:t>
+      </w:r>
+      <w:proofErr w:type="gramEnd"/>
+      <w:r>
+        <w:rPr>
+          <w:rFonts w:ascii="Arial" w:hAnsi="Arial"/>
+          <w:color w:val="000000"/>
+        </w:rPr>
+        <w:t xml:space="preserve"> por línea basándose en patrones históricos complejos de código </w:t>
+      </w:r>
+      <w:proofErr w:type="spellStart"/>
+      <w:r>
+        <w:rPr>
+          <w:rFonts w:ascii="Arial" w:hAnsi="Arial"/>
+          <w:color w:val="000000"/>
+        </w:rPr>
+        <w:t>legacy</w:t>
+      </w:r>
+      <w:proofErr w:type="spellEnd"/>
+      <w:r>
+        <w:rPr>
+          <w:rFonts w:ascii="Arial" w:hAnsi="Arial"/>
+          <w:color w:val="000000"/>
+        </w:rPr>
+        <w:t>. Al aplicar el patrón de cláusulas de guarda (</w:t>
+      </w:r>
+      <w:proofErr w:type="spellStart"/>
+      <w:r>
+        <w:rPr>
+          <w:rFonts w:ascii="Arial" w:hAnsi="Arial"/>
+          <w:color w:val="000000"/>
+        </w:rPr>
+        <w:t>guard</w:t>
+      </w:r>
+      <w:proofErr w:type="spellEnd"/>
+      <w:r>
+        <w:rPr>
+          <w:rFonts w:ascii="Arial" w:hAnsi="Arial"/>
+          <w:color w:val="000000"/>
+        </w:rPr>
+        <w:t xml:space="preserve"> </w:t>
+      </w:r>
+      <w:proofErr w:type="spellStart"/>
+      <w:r>
+        <w:rPr>
+          <w:rFonts w:ascii="Arial" w:hAnsi="Arial"/>
+          <w:color w:val="000000"/>
+        </w:rPr>
+        <w:t>clauses</w:t>
+      </w:r>
+      <w:proofErr w:type="spellEnd"/>
+      <w:r>
+        <w:rPr>
+          <w:rFonts w:ascii="Arial" w:hAnsi="Arial"/>
+          <w:color w:val="000000"/>
+        </w:rPr>
+        <w:t>) —que consiste en resolver las condiciones de error de forma temprana al inicio de la función—, se aplana el árbol de control de la lógica.</w:t>
       </w:r>
     </w:p>
     <w:p>
@@ -2292,43 +3032,120 @@
           <w:rFonts w:ascii="Arial" w:hAnsi="Arial"/>
           <w:color w:val="000000"/>
         </w:rPr>
-        <w:t>Según Taulli (2024), esta diferencia en la complejidad ciclomática es fundamental para</w:t>
-      </w:r>
-      <w:r>
-        <w:rPr>
-          <w:rFonts w:ascii="Arial" w:hAnsi="Arial"/>
-          <w:color w:val="000000"/>
-        </w:rPr>
-        <w:t xml:space="preserve"> la validación: con cláusulas de guarda, el flujo se convierte en lineal y se reduce la cantidad de caminos independientes (por ejemplo, reduciendo la complejidad ciclomática de 5 caminos a solo 2), lo que reduce el acoplamiento y la acumulación de deuda t</w:t>
-      </w:r>
-      <w:r>
-        <w:rPr>
-          <w:rFonts w:ascii="Arial" w:hAnsi="Arial"/>
-          <w:color w:val="000000"/>
-        </w:rPr>
-        <w:t xml:space="preserve">écnica. Esta simplificación del flujo lógico facilita la validación a través de técnicas de caja blanca, específicamente las pruebas de camino básico (basis path </w:t>
-      </w:r>
+        <w:t xml:space="preserve">Según </w:t>
+      </w:r>
+      <w:proofErr w:type="spellStart"/>
+      <w:r>
+        <w:rPr>
+          <w:rFonts w:ascii="Arial" w:hAnsi="Arial"/>
+          <w:color w:val="000000"/>
+        </w:rPr>
+        <w:t>Taulli</w:t>
+      </w:r>
+      <w:proofErr w:type="spellEnd"/>
+      <w:r>
+        <w:rPr>
+          <w:rFonts w:ascii="Arial" w:hAnsi="Arial"/>
+          <w:color w:val="000000"/>
+        </w:rPr>
+        <w:t xml:space="preserve"> (2024), esta diferencia en la complejidad </w:t>
+      </w:r>
+      <w:proofErr w:type="spellStart"/>
+      <w:r>
+        <w:rPr>
+          <w:rFonts w:ascii="Arial" w:hAnsi="Arial"/>
+          <w:color w:val="000000"/>
+        </w:rPr>
+        <w:t>ciclomática</w:t>
+      </w:r>
+      <w:proofErr w:type="spellEnd"/>
+      <w:r>
+        <w:rPr>
+          <w:rFonts w:ascii="Arial" w:hAnsi="Arial"/>
+          <w:color w:val="000000"/>
+        </w:rPr>
+        <w:t xml:space="preserve"> es fundamental para la validación: con cláusulas de guarda, el flujo se convierte en lineal y se reduce la cantidad de caminos independientes (por ejemplo, reduciendo la complejidad </w:t>
+      </w:r>
+      <w:proofErr w:type="spellStart"/>
+      <w:r>
+        <w:rPr>
+          <w:rFonts w:ascii="Arial" w:hAnsi="Arial"/>
+          <w:color w:val="000000"/>
+        </w:rPr>
+        <w:t>ciclomática</w:t>
+      </w:r>
+      <w:proofErr w:type="spellEnd"/>
+      <w:r>
+        <w:rPr>
+          <w:rFonts w:ascii="Arial" w:hAnsi="Arial"/>
+          <w:color w:val="000000"/>
+        </w:rPr>
+        <w:t xml:space="preserve"> de 5 caminos a solo 2), lo que reduce el acoplamiento y la acumulación de deuda técnica. Esta simplificación del flujo lógico facilita la validación a través de técnicas de caja blanca, específicamente las pruebas de camino básico (basis </w:t>
+      </w:r>
+      <w:proofErr w:type="spellStart"/>
+      <w:r>
+        <w:rPr>
+          <w:rFonts w:ascii="Arial" w:hAnsi="Arial"/>
+          <w:color w:val="000000"/>
+        </w:rPr>
+        <w:t>path</w:t>
+      </w:r>
+      <w:proofErr w:type="spellEnd"/>
+      <w:r>
+        <w:rPr>
+          <w:rFonts w:ascii="Arial" w:hAnsi="Arial"/>
+          <w:color w:val="000000"/>
+        </w:rPr>
+        <w:t xml:space="preserve"> </w:t>
+      </w:r>
+      <w:proofErr w:type="spellStart"/>
       <w:r>
         <w:rPr>
           <w:rFonts w:ascii="Arial" w:hAnsi="Arial"/>
           <w:color w:val="000000"/>
         </w:rPr>
         <w:lastRenderedPageBreak/>
-        <w:t>testing) descritas por Winteringham (2024). Estas pruebas examinan la estructura interna del c</w:t>
-      </w:r>
-      <w:r>
-        <w:rPr>
-          <w:rFonts w:ascii="Arial" w:hAnsi="Arial"/>
-          <w:color w:val="000000"/>
-        </w:rPr>
-        <w:t>ódigo; al reducir la complejidad ciclomática a través de guardas, se disminuye proporcionalmente el número de casos de prueba necesarios para cubrir todos los caminos independientes, asegurando que el desarrollador pueda validar cada ruta lógica del código</w:t>
-      </w:r>
-      <w:r>
-        <w:rPr>
-          <w:rFonts w:ascii="Arial" w:hAnsi="Arial"/>
-          <w:color w:val="000000"/>
-        </w:rPr>
-        <w:t xml:space="preserve"> sugerido por la IA de forma rigurosa y exhaustiva.</w:t>
+        <w:t>testing</w:t>
+      </w:r>
+      <w:proofErr w:type="spellEnd"/>
+      <w:r>
+        <w:rPr>
+          <w:rFonts w:ascii="Arial" w:hAnsi="Arial"/>
+          <w:color w:val="000000"/>
+        </w:rPr>
+        <w:t xml:space="preserve">) descritas por </w:t>
+      </w:r>
+      <w:proofErr w:type="spellStart"/>
+      <w:r>
+        <w:rPr>
+          <w:rFonts w:ascii="Arial" w:hAnsi="Arial"/>
+          <w:color w:val="000000"/>
+        </w:rPr>
+        <w:t>Winteringham</w:t>
+      </w:r>
+      <w:proofErr w:type="spellEnd"/>
+      <w:r>
+        <w:rPr>
+          <w:rFonts w:ascii="Arial" w:hAnsi="Arial"/>
+          <w:color w:val="000000"/>
+        </w:rPr>
+        <w:t xml:space="preserve"> (2024). Estas pruebas examinan la estructura interna del código; al reducir la complejidad </w:t>
+      </w:r>
+      <w:proofErr w:type="spellStart"/>
+      <w:r>
+        <w:rPr>
+          <w:rFonts w:ascii="Arial" w:hAnsi="Arial"/>
+          <w:color w:val="000000"/>
+        </w:rPr>
+        <w:t>ciclomática</w:t>
+      </w:r>
+      <w:proofErr w:type="spellEnd"/>
+      <w:r>
+        <w:rPr>
+          <w:rFonts w:ascii="Arial" w:hAnsi="Arial"/>
+          <w:color w:val="000000"/>
+        </w:rPr>
+        <w:t xml:space="preserve"> a través de guardas, se disminuye proporcionalmente el número de casos de prueba necesarios para cubrir todos los caminos independientes, asegurando que el desarrollador pueda validar cada ruta lógica del código sugerido por la IA de forma rigurosa y exhaustiva.</w:t>
       </w:r>
     </w:p>
     <w:p>
@@ -2356,15 +3173,7 @@
           <w:i/>
           <w:color w:val="000000"/>
         </w:rPr>
-        <w:t>Desafíos de la productividad y calidad del código asistido por IA</w:t>
-      </w:r>
-      <w:r>
-        <w:rPr>
-          <w:rFonts w:ascii="Arial" w:hAnsi="Arial"/>
-          <w:i/>
-          <w:color w:val="000000"/>
-        </w:rPr>
-        <w:t xml:space="preserve"> </w:t>
+        <w:t xml:space="preserve">Desafíos de la productividad y calidad del código asistido por IA </w:t>
       </w:r>
       <w:r>
         <w:rPr>
@@ -2437,7 +3246,39 @@
           <w:rFonts w:ascii="Arial" w:hAnsi="Arial"/>
           <w:color w:val="000000"/>
         </w:rPr>
-        <w:t xml:space="preserve">Adaptado de Taulli (2024) y Winteringham (2024). Ilustra </w:t>
+        <w:t xml:space="preserve">Adaptado de </w:t>
+      </w:r>
+      <w:proofErr w:type="spellStart"/>
+      <w:r>
+        <w:rPr>
+          <w:rFonts w:ascii="Arial" w:hAnsi="Arial"/>
+          <w:color w:val="000000"/>
+        </w:rPr>
+        <w:t>Taulli</w:t>
+      </w:r>
+      <w:proofErr w:type="spellEnd"/>
+      <w:r>
+        <w:rPr>
+          <w:rFonts w:ascii="Arial" w:hAnsi="Arial"/>
+          <w:color w:val="000000"/>
+        </w:rPr>
+        <w:t xml:space="preserve"> (2024) y </w:t>
+      </w:r>
+      <w:proofErr w:type="spellStart"/>
+      <w:r>
+        <w:rPr>
+          <w:rFonts w:ascii="Arial" w:hAnsi="Arial"/>
+          <w:color w:val="000000"/>
+        </w:rPr>
+        <w:t>Winteringham</w:t>
+      </w:r>
+      <w:proofErr w:type="spellEnd"/>
+      <w:r>
+        <w:rPr>
+          <w:rFonts w:ascii="Arial" w:hAnsi="Arial"/>
+          <w:color w:val="000000"/>
+        </w:rPr>
+        <w:t xml:space="preserve"> (2024). Ilustra </w:t>
       </w:r>
       <w:r>
         <w:rPr>
@@ -2466,6 +3307,7 @@
         <w:pStyle w:val="Ttulo3"/>
         <w:spacing w:before="240" w:after="120"/>
       </w:pPr>
+      <w:bookmarkStart w:id="4" w:name="_Toc235083058"/>
       <w:r>
         <w:rPr>
           <w:b/>
@@ -2473,6 +3315,7 @@
         </w:rPr>
         <w:t>5.3 Programación multilenguaje y migración de código con validación humana</w:t>
       </w:r>
+      <w:bookmarkEnd w:id="4"/>
     </w:p>
     <w:p>
       <w:pPr>
@@ -2484,21 +3327,87 @@
           <w:rFonts w:ascii="Arial" w:hAnsi="Arial"/>
           <w:color w:val="000000"/>
         </w:rPr>
-        <w:t>La interoperabilidad y la migración de código entre múl</w:t>
-      </w:r>
-      <w:r>
-        <w:rPr>
-          <w:rFonts w:ascii="Arial" w:hAnsi="Arial"/>
-          <w:color w:val="000000"/>
-        </w:rPr>
-        <w:t xml:space="preserve">tiples lenguajes son retos comunes en las WebApps modernas. Las arquitecturas políglotas modernas conectan backends estructurados (como Python Flask) con frontends dinámicos (JavaScript), donde los LLMs facilitan la traducción automática (transliteración) </w:t>
-      </w:r>
-      <w:r>
-        <w:rPr>
-          <w:rFonts w:ascii="Arial" w:hAnsi="Arial"/>
-          <w:color w:val="000000"/>
-        </w:rPr>
-        <w:t>de algoritmos entre diferentes lenguajes.</w:t>
+        <w:t xml:space="preserve">La interoperabilidad y la migración de código entre múltiples lenguajes son retos comunes en las </w:t>
+      </w:r>
+      <w:proofErr w:type="spellStart"/>
+      <w:r>
+        <w:rPr>
+          <w:rFonts w:ascii="Arial" w:hAnsi="Arial"/>
+          <w:color w:val="000000"/>
+        </w:rPr>
+        <w:t>WebApps</w:t>
+      </w:r>
+      <w:proofErr w:type="spellEnd"/>
+      <w:r>
+        <w:rPr>
+          <w:rFonts w:ascii="Arial" w:hAnsi="Arial"/>
+          <w:color w:val="000000"/>
+        </w:rPr>
+        <w:t xml:space="preserve"> modernas. Las arquitecturas políglotas modernas conectan </w:t>
+      </w:r>
+      <w:proofErr w:type="spellStart"/>
+      <w:r>
+        <w:rPr>
+          <w:rFonts w:ascii="Arial" w:hAnsi="Arial"/>
+          <w:color w:val="000000"/>
+        </w:rPr>
+        <w:t>backends</w:t>
+      </w:r>
+      <w:proofErr w:type="spellEnd"/>
+      <w:r>
+        <w:rPr>
+          <w:rFonts w:ascii="Arial" w:hAnsi="Arial"/>
+          <w:color w:val="000000"/>
+        </w:rPr>
+        <w:t xml:space="preserve"> estructurados (como Python </w:t>
+      </w:r>
+      <w:proofErr w:type="spellStart"/>
+      <w:r>
+        <w:rPr>
+          <w:rFonts w:ascii="Arial" w:hAnsi="Arial"/>
+          <w:color w:val="000000"/>
+        </w:rPr>
+        <w:t>Flask</w:t>
+      </w:r>
+      <w:proofErr w:type="spellEnd"/>
+      <w:r>
+        <w:rPr>
+          <w:rFonts w:ascii="Arial" w:hAnsi="Arial"/>
+          <w:color w:val="000000"/>
+        </w:rPr>
+        <w:t xml:space="preserve">) con </w:t>
+      </w:r>
+      <w:proofErr w:type="spellStart"/>
+      <w:r>
+        <w:rPr>
+          <w:rFonts w:ascii="Arial" w:hAnsi="Arial"/>
+          <w:color w:val="000000"/>
+        </w:rPr>
+        <w:t>frontends</w:t>
+      </w:r>
+      <w:proofErr w:type="spellEnd"/>
+      <w:r>
+        <w:rPr>
+          <w:rFonts w:ascii="Arial" w:hAnsi="Arial"/>
+          <w:color w:val="000000"/>
+        </w:rPr>
+        <w:t xml:space="preserve"> dinámicos (JavaScript), donde los </w:t>
+      </w:r>
+      <w:proofErr w:type="spellStart"/>
+      <w:r>
+        <w:rPr>
+          <w:rFonts w:ascii="Arial" w:hAnsi="Arial"/>
+          <w:color w:val="000000"/>
+        </w:rPr>
+        <w:t>LLMs</w:t>
+      </w:r>
+      <w:proofErr w:type="spellEnd"/>
+      <w:r>
+        <w:rPr>
+          <w:rFonts w:ascii="Arial" w:hAnsi="Arial"/>
+          <w:color w:val="000000"/>
+        </w:rPr>
+        <w:t xml:space="preserve"> facilitan la traducción automática (transliteración) de algoritmos entre diferentes lenguajes.</w:t>
       </w:r>
     </w:p>
     <w:p>
@@ -2511,28 +3420,39 @@
           <w:rFonts w:ascii="Arial" w:hAnsi="Arial"/>
           <w:color w:val="000000"/>
         </w:rPr>
-        <w:t xml:space="preserve">Según Jain et al. (2024), este proceso de validación humana de servicios políglotas se realiza mediante tres mecanismos: Primero, se definen contratos de API estrictos y esquemas de datos serializados en JSON para </w:t>
-      </w:r>
-      <w:r>
-        <w:rPr>
-          <w:rFonts w:ascii="Arial" w:hAnsi="Arial"/>
-          <w:color w:val="000000"/>
-        </w:rPr>
-        <w:t>asegurar el tipado de variables entre el cliente y el servidor. Segundo, se ejecutan pruebas de equivalencia funcional, validando que el algoritmo traducido en JavaScript produzca exactamente los mismos resultados numéricos que la versión original de Pytho</w:t>
-      </w:r>
-      <w:r>
-        <w:rPr>
-          <w:rFonts w:ascii="Arial" w:hAnsi="Arial"/>
-          <w:color w:val="000000"/>
-        </w:rPr>
-        <w:t>n. Tercero, en la migración de modelos de Machine Learning, el modelo se compila al formato estándar ONNX y se valida mediante pruebas de carga en el navegador del cliente con `onnxruntime`, garantizando que esta portabilidad local del modelo no degrade la</w:t>
-      </w:r>
-      <w:r>
-        <w:rPr>
-          <w:rFonts w:ascii="Arial" w:hAnsi="Arial"/>
-          <w:color w:val="000000"/>
-        </w:rPr>
-        <w:t xml:space="preserve"> precisión de las predicciones ni comprometa el rendimiento de la interfaz del usuario en producción.</w:t>
+        <w:t xml:space="preserve">Según Jain et al. (2024), este proceso de validación humana de servicios políglotas se realiza mediante tres mecanismos: Primero, se definen contratos de API estrictos y esquemas de datos serializados en JSON para asegurar el tipado de variables entre el cliente y el servidor. Segundo, se ejecutan pruebas de equivalencia funcional, validando que el algoritmo traducido en JavaScript produzca exactamente los mismos resultados numéricos que la versión original de Python. Tercero, en la migración de modelos de Machine </w:t>
+      </w:r>
+      <w:proofErr w:type="spellStart"/>
+      <w:r>
+        <w:rPr>
+          <w:rFonts w:ascii="Arial" w:hAnsi="Arial"/>
+          <w:color w:val="000000"/>
+        </w:rPr>
+        <w:t>Learning</w:t>
+      </w:r>
+      <w:proofErr w:type="spellEnd"/>
+      <w:r>
+        <w:rPr>
+          <w:rFonts w:ascii="Arial" w:hAnsi="Arial"/>
+          <w:color w:val="000000"/>
+        </w:rPr>
+        <w:t>, el modelo se compila al formato estándar ONNX y se valida mediante pruebas de carga en el navegador del cliente con `</w:t>
+      </w:r>
+      <w:proofErr w:type="spellStart"/>
+      <w:r>
+        <w:rPr>
+          <w:rFonts w:ascii="Arial" w:hAnsi="Arial"/>
+          <w:color w:val="000000"/>
+        </w:rPr>
+        <w:t>onnxruntime</w:t>
+      </w:r>
+      <w:proofErr w:type="spellEnd"/>
+      <w:r>
+        <w:rPr>
+          <w:rFonts w:ascii="Arial" w:hAnsi="Arial"/>
+          <w:color w:val="000000"/>
+        </w:rPr>
+        <w:t>`, garantizando que esta portabilidad local del modelo no degrade la precisión de las predicciones ni comprometa el rendimiento de la interfaz del usuario en producción.</w:t>
       </w:r>
     </w:p>
     <w:p>
@@ -2563,24 +3483,16 @@
         </w:rPr>
         <w:t>B</w:t>
       </w:r>
-      <w:bookmarkStart w:id="0" w:name="_Hlk234831381"/>
+      <w:bookmarkStart w:id="5" w:name="_Hlk234831381"/>
       <w:r>
         <w:rPr>
           <w:rFonts w:ascii="Arial" w:hAnsi="Arial"/>
           <w:i/>
           <w:color w:val="000000"/>
         </w:rPr>
-        <w:t>eneficios de la programación multilenguaje y la migración de código</w:t>
-      </w:r>
-      <w:r>
-        <w:rPr>
-          <w:rFonts w:ascii="Arial" w:hAnsi="Arial"/>
-          <w:i/>
-          <w:color w:val="000000"/>
-        </w:rPr>
-        <w:t xml:space="preserve"> </w:t>
-      </w:r>
-      <w:bookmarkEnd w:id="0"/>
+        <w:t xml:space="preserve">eneficios de la programación multilenguaje y la migración de código </w:t>
+      </w:r>
+      <w:bookmarkEnd w:id="5"/>
       <w:r>
         <w:rPr>
           <w:noProof/>
@@ -2681,6 +3593,7 @@
         <w:pStyle w:val="Ttulo3"/>
         <w:spacing w:before="240" w:after="120"/>
       </w:pPr>
+      <w:bookmarkStart w:id="6" w:name="_Toc235083059"/>
       <w:r>
         <w:rPr>
           <w:b/>
@@ -2688,6 +3601,7 @@
         </w:rPr>
         <w:t>5.4 Flujos de trabajo en equipos aumentados por IA: roles, revisión y bitácora</w:t>
       </w:r>
+      <w:bookmarkEnd w:id="6"/>
     </w:p>
     <w:p>
       <w:pPr>
@@ -2699,21 +3613,71 @@
           <w:rFonts w:ascii="Arial" w:hAnsi="Arial"/>
           <w:color w:val="000000"/>
         </w:rPr>
-        <w:t>La incorporación de herramientas generativas en c</w:t>
-      </w:r>
-      <w:r>
-        <w:rPr>
-          <w:rFonts w:ascii="Arial" w:hAnsi="Arial"/>
-          <w:color w:val="000000"/>
-        </w:rPr>
-        <w:t>élulas de desarrollo ha provocado la transición hacia equipos o células aumentadas (augmented teams), donde herramientas de análisis automático como CodeRabbit o Codacy actúan como un primer filtro para detectar errores sintácticos y vulnerabilidades de se</w:t>
-      </w:r>
-      <w:r>
-        <w:rPr>
-          <w:rFonts w:ascii="Arial" w:hAnsi="Arial"/>
-          <w:color w:val="000000"/>
-        </w:rPr>
-        <w:t>guridad, optimizando las revisiones tradicionales.</w:t>
+        <w:t>La incorporación de herramientas generativas en células de desarrollo ha provocado la transición hacia equipos o células aumentadas (</w:t>
+      </w:r>
+      <w:proofErr w:type="spellStart"/>
+      <w:r>
+        <w:rPr>
+          <w:rFonts w:ascii="Arial" w:hAnsi="Arial"/>
+          <w:color w:val="000000"/>
+        </w:rPr>
+        <w:t>augmented</w:t>
+      </w:r>
+      <w:proofErr w:type="spellEnd"/>
+      <w:r>
+        <w:rPr>
+          <w:rFonts w:ascii="Arial" w:hAnsi="Arial"/>
+          <w:color w:val="000000"/>
+        </w:rPr>
+        <w:t xml:space="preserve"> </w:t>
+      </w:r>
+      <w:proofErr w:type="spellStart"/>
+      <w:r>
+        <w:rPr>
+          <w:rFonts w:ascii="Arial" w:hAnsi="Arial"/>
+          <w:color w:val="000000"/>
+        </w:rPr>
+        <w:t>teams</w:t>
+      </w:r>
+      <w:proofErr w:type="spellEnd"/>
+      <w:r>
+        <w:rPr>
+          <w:rFonts w:ascii="Arial" w:hAnsi="Arial"/>
+          <w:color w:val="000000"/>
+        </w:rPr>
+        <w:t xml:space="preserve">), donde herramientas de análisis automático como </w:t>
+      </w:r>
+      <w:proofErr w:type="spellStart"/>
+      <w:r>
+        <w:rPr>
+          <w:rFonts w:ascii="Arial" w:hAnsi="Arial"/>
+          <w:color w:val="000000"/>
+        </w:rPr>
+        <w:t>CodeRabbit</w:t>
+      </w:r>
+      <w:proofErr w:type="spellEnd"/>
+      <w:r>
+        <w:rPr>
+          <w:rFonts w:ascii="Arial" w:hAnsi="Arial"/>
+          <w:color w:val="000000"/>
+        </w:rPr>
+        <w:t xml:space="preserve"> o </w:t>
+      </w:r>
+      <w:proofErr w:type="spellStart"/>
+      <w:r>
+        <w:rPr>
+          <w:rFonts w:ascii="Arial" w:hAnsi="Arial"/>
+          <w:color w:val="000000"/>
+        </w:rPr>
+        <w:t>Codacy</w:t>
+      </w:r>
+      <w:proofErr w:type="spellEnd"/>
+      <w:r>
+        <w:rPr>
+          <w:rFonts w:ascii="Arial" w:hAnsi="Arial"/>
+          <w:color w:val="000000"/>
+        </w:rPr>
+        <w:t xml:space="preserve"> actúan como un primer filtro para detectar errores sintácticos y vulnerabilidades de seguridad, optimizando las revisiones tradicionales.</w:t>
       </w:r>
     </w:p>
     <w:p>
@@ -2726,21 +3690,39 @@
           <w:rFonts w:ascii="Arial" w:hAnsi="Arial"/>
           <w:color w:val="000000"/>
         </w:rPr>
-        <w:t>Posteriormente, los desarrolladores humanos actúan en el rol de auditores lógicos, centrándose en el análisis de requisitos y la calidad arquitectónica. Como sostiene Pereira (2024), un pilar clave para el</w:t>
-      </w:r>
-      <w:r>
-        <w:rPr>
-          <w:rFonts w:ascii="Arial" w:hAnsi="Arial"/>
-          <w:color w:val="000000"/>
-        </w:rPr>
-        <w:t xml:space="preserve"> cumplimiento y la mitigación de riesgos de seguridad y legales (como infracción de copyright o licencias restrictivas) es la implementación de bitácoras de auditoría (audit logs). Estas bitácoras registran de forma inmutable la entrada (prompt del usuario</w:t>
-      </w:r>
-      <w:r>
-        <w:rPr>
-          <w:rFonts w:ascii="Arial" w:hAnsi="Arial"/>
-          <w:color w:val="000000"/>
-        </w:rPr>
-        <w:t>), la salida (sugerencia de la IA) y la aprobación o rechazo del desarrollador, proporcionando una trazabilidad sociotécnica que salvaguarda la propiedad intelectual de la organización.</w:t>
+        <w:t>Posteriormente, los desarrolladores humanos actúan en el rol de auditores lógicos, centrándose en el análisis de requisitos y la calidad arquitectónica. Como sostiene Pereira (2024), un pilar clave para el cumplimiento y la mitigación de riesgos de seguridad y legales (como infracción de copyright o licencias restrictivas) es la implementación de bitácoras de auditoría (</w:t>
+      </w:r>
+      <w:proofErr w:type="spellStart"/>
+      <w:r>
+        <w:rPr>
+          <w:rFonts w:ascii="Arial" w:hAnsi="Arial"/>
+          <w:color w:val="000000"/>
+        </w:rPr>
+        <w:t>audit</w:t>
+      </w:r>
+      <w:proofErr w:type="spellEnd"/>
+      <w:r>
+        <w:rPr>
+          <w:rFonts w:ascii="Arial" w:hAnsi="Arial"/>
+          <w:color w:val="000000"/>
+        </w:rPr>
+        <w:t xml:space="preserve"> logs). Estas bitácoras registran de forma inmutable la entrada (</w:t>
+      </w:r>
+      <w:proofErr w:type="spellStart"/>
+      <w:r>
+        <w:rPr>
+          <w:rFonts w:ascii="Arial" w:hAnsi="Arial"/>
+          <w:color w:val="000000"/>
+        </w:rPr>
+        <w:t>prompt</w:t>
+      </w:r>
+      <w:proofErr w:type="spellEnd"/>
+      <w:r>
+        <w:rPr>
+          <w:rFonts w:ascii="Arial" w:hAnsi="Arial"/>
+          <w:color w:val="000000"/>
+        </w:rPr>
+        <w:t xml:space="preserve"> del usuario), la salida (sugerencia de la IA) y la aprobación o rechazo del desarrollador, proporcionando una trazabilidad sociotécnica que salvaguarda la propiedad intelectual de la organización.</w:t>
       </w:r>
     </w:p>
     <w:p>
@@ -2769,15 +3751,7 @@
           <w:i/>
           <w:color w:val="000000"/>
         </w:rPr>
-        <w:t>Evolución del flujo de trabajo del desarrollo de software</w:t>
-      </w:r>
-      <w:r>
-        <w:rPr>
-          <w:rFonts w:ascii="Arial" w:hAnsi="Arial"/>
-          <w:i/>
-          <w:color w:val="000000"/>
-        </w:rPr>
-        <w:t xml:space="preserve"> </w:t>
+        <w:t xml:space="preserve">Evolución del flujo de trabajo del desarrollo de software </w:t>
       </w:r>
       <w:r>
         <w:rPr>
@@ -2879,20 +3853,15 @@
         <w:pStyle w:val="Ttulo3"/>
         <w:spacing w:before="240" w:after="120"/>
       </w:pPr>
+      <w:bookmarkStart w:id="7" w:name="_Toc235083060"/>
       <w:r>
         <w:rPr>
           <w:b/>
           <w:color w:val="000000"/>
         </w:rPr>
-        <w:t>5.5 Resumen, preguntas de reflexión y práctica de implementación parcial de</w:t>
-      </w:r>
-      <w:r>
-        <w:rPr>
-          <w:b/>
-          <w:color w:val="000000"/>
-        </w:rPr>
-        <w:t>l caso faro</w:t>
-      </w:r>
+        <w:t>5.5 Resumen, preguntas de reflexión y práctica de implementación parcial del caso faro</w:t>
+      </w:r>
+      <w:bookmarkEnd w:id="7"/>
     </w:p>
     <w:p>
       <w:pPr>
@@ -2904,28 +3873,71 @@
           <w:rFonts w:ascii="Arial" w:hAnsi="Arial"/>
           <w:color w:val="000000"/>
         </w:rPr>
-        <w:t xml:space="preserve">En síntesis, la Inteligencia Artificial Generativa está redefiniendo los cimientos de la Ingeniería de Software, transformando al desarrollador de un escritor de sintaxis manual a un orquestador y auditor de intenciones semánticas. La adopción </w:t>
-      </w:r>
-      <w:r>
-        <w:rPr>
-          <w:rFonts w:ascii="Arial" w:hAnsi="Arial"/>
-          <w:color w:val="000000"/>
-        </w:rPr>
-        <w:t>de Vibe Coding y el diseño descendente con funciones hoja mitigan el "context momentum". Asimismo, la refactorización con cláusulas de guarda y la portabilidad a ONNX optimizan la legibilidad y reducen costos. Por último, las células aumentadas apoyadas en</w:t>
-      </w:r>
-      <w:r>
-        <w:rPr>
-          <w:rFonts w:ascii="Arial" w:hAnsi="Arial"/>
-          <w:color w:val="000000"/>
-        </w:rPr>
-        <w:t xml:space="preserve"> bitácoras de auditoría gestionan de manera segura el riesgo de seguridad y propiedad intelectual. Este nuevo paradigma reafirma la centralidad del criterio humano para la gobernanza, la validación formal y la mitigación de alucinaciones en el ciclo de des</w:t>
-      </w:r>
-      <w:r>
-        <w:rPr>
-          <w:rFonts w:ascii="Arial" w:hAnsi="Arial"/>
-          <w:color w:val="000000"/>
-        </w:rPr>
-        <w:t>arrollo de software.</w:t>
+        <w:t xml:space="preserve">En síntesis, la Inteligencia Artificial Generativa está redefiniendo los cimientos de la Ingeniería de Software, transformando al desarrollador de un escritor de sintaxis manual a un orquestador y auditor de intenciones semánticas. La adopción de </w:t>
+      </w:r>
+      <w:proofErr w:type="spellStart"/>
+      <w:r>
+        <w:rPr>
+          <w:rFonts w:ascii="Arial" w:hAnsi="Arial"/>
+          <w:color w:val="000000"/>
+        </w:rPr>
+        <w:t>Vibe</w:t>
+      </w:r>
+      <w:proofErr w:type="spellEnd"/>
+      <w:r>
+        <w:rPr>
+          <w:rFonts w:ascii="Arial" w:hAnsi="Arial"/>
+          <w:color w:val="000000"/>
+        </w:rPr>
+        <w:t xml:space="preserve"> </w:t>
+      </w:r>
+      <w:proofErr w:type="spellStart"/>
+      <w:r>
+        <w:rPr>
+          <w:rFonts w:ascii="Arial" w:hAnsi="Arial"/>
+          <w:color w:val="000000"/>
+        </w:rPr>
+        <w:t>Coding</w:t>
+      </w:r>
+      <w:proofErr w:type="spellEnd"/>
+      <w:r>
+        <w:rPr>
+          <w:rFonts w:ascii="Arial" w:hAnsi="Arial"/>
+          <w:color w:val="000000"/>
+        </w:rPr>
+        <w:t xml:space="preserve"> y el diseño descendente con funciones hoja mitigan el "</w:t>
+      </w:r>
+      <w:proofErr w:type="spellStart"/>
+      <w:r>
+        <w:rPr>
+          <w:rFonts w:ascii="Arial" w:hAnsi="Arial"/>
+          <w:color w:val="000000"/>
+        </w:rPr>
+        <w:t>context</w:t>
+      </w:r>
+      <w:proofErr w:type="spellEnd"/>
+      <w:r>
+        <w:rPr>
+          <w:rFonts w:ascii="Arial" w:hAnsi="Arial"/>
+          <w:color w:val="000000"/>
+        </w:rPr>
+        <w:t xml:space="preserve"> </w:t>
+      </w:r>
+      <w:proofErr w:type="spellStart"/>
+      <w:r>
+        <w:rPr>
+          <w:rFonts w:ascii="Arial" w:hAnsi="Arial"/>
+          <w:color w:val="000000"/>
+        </w:rPr>
+        <w:t>momentum</w:t>
+      </w:r>
+      <w:proofErr w:type="spellEnd"/>
+      <w:r>
+        <w:rPr>
+          <w:rFonts w:ascii="Arial" w:hAnsi="Arial"/>
+          <w:color w:val="000000"/>
+        </w:rPr>
+        <w:t>". Asimismo, la refactorización con cláusulas de guarda y la portabilidad a ONNX optimizan la legibilidad y reducen costos. Por último, las células aumentadas apoyadas en bitácoras de auditoría gestionan de manera segura el riesgo de seguridad y propiedad intelectual. Este nuevo paradigma reafirma la centralidad del criterio humano para la gobernanza, la validación formal y la mitigación de alucinaciones en el ciclo de desarrollo de software.</w:t>
       </w:r>
     </w:p>
     <w:p>
@@ -2938,14 +3950,7 @@
           <w:rFonts w:ascii="Arial" w:hAnsi="Arial"/>
           <w:color w:val="000000"/>
         </w:rPr>
-        <w:t>Para validar esta eficiencia de forma cuantitativa, las métricas de la literatura científica (2024-2026) confirman que la mantenibilidad y la confiabilidad mejoran drásticamente en células aumentadas mediante diseño estructurado descen</w:t>
-      </w:r>
-      <w:r>
-        <w:rPr>
-          <w:rFonts w:ascii="Arial" w:hAnsi="Arial"/>
-          <w:color w:val="000000"/>
-        </w:rPr>
-        <w:t>dente, refactorización con cláusulas de guarda e inferencia en local.</w:t>
+        <w:t>Para validar esta eficiencia de forma cuantitativa, las métricas de la literatura científica (2024-2026) confirman que la mantenibilidad y la confiabilidad mejoran drásticamente en células aumentadas mediante diseño estructurado descendente, refactorización con cláusulas de guarda e inferencia en local.</w:t>
       </w:r>
     </w:p>
     <w:p>
@@ -2973,8 +3978,18 @@
           <w:i/>
           <w:color w:val="000000"/>
         </w:rPr>
-        <w:t>Comparativa de métricas de calidad y eficiencia en desarrollo asistido por IAGen</w:t>
-      </w:r>
+        <w:t xml:space="preserve">Comparativa de métricas de calidad y eficiencia en desarrollo asistido por </w:t>
+      </w:r>
+      <w:proofErr w:type="spellStart"/>
+      <w:r>
+        <w:rPr>
+          <w:rFonts w:ascii="Arial" w:hAnsi="Arial"/>
+          <w:i/>
+          <w:color w:val="000000"/>
+        </w:rPr>
+        <w:t>IAGen</w:t>
+      </w:r>
+      <w:proofErr w:type="spellEnd"/>
     </w:p>
     <w:tbl>
       <w:tblPr>
@@ -3110,16 +4125,7 @@
                 <w:color w:val="000000"/>
                 <w:sz w:val="19"/>
               </w:rPr>
-              <w:t>Fuente de Referencia (2</w:t>
-            </w:r>
-            <w:r>
-              <w:rPr>
-                <w:rFonts w:ascii="Arial" w:hAnsi="Arial"/>
-                <w:b/>
-                <w:color w:val="000000"/>
-                <w:sz w:val="19"/>
-              </w:rPr>
-              <w:t>024-2026)</w:t>
+              <w:t>Fuente de Referencia (2024-2026)</w:t>
             </w:r>
           </w:p>
         </w:tc>
@@ -3179,7 +4185,25 @@
                 <w:color w:val="000000"/>
                 <w:sz w:val="18"/>
               </w:rPr>
-              <w:t>Descomposición en Funciones Hoja con especificaciones en docstrings.</w:t>
+              <w:t xml:space="preserve">Descomposición en Funciones Hoja con especificaciones en </w:t>
+            </w:r>
+            <w:proofErr w:type="spellStart"/>
+            <w:r>
+              <w:rPr>
+                <w:rFonts w:ascii="Arial" w:hAnsi="Arial"/>
+                <w:color w:val="000000"/>
+                <w:sz w:val="18"/>
+              </w:rPr>
+              <w:t>docstrings</w:t>
+            </w:r>
+            <w:proofErr w:type="spellEnd"/>
+            <w:r>
+              <w:rPr>
+                <w:rFonts w:ascii="Arial" w:hAnsi="Arial"/>
+                <w:color w:val="000000"/>
+                <w:sz w:val="18"/>
+              </w:rPr>
+              <w:t>.</w:t>
             </w:r>
           </w:p>
         </w:tc>
@@ -3233,7 +4257,25 @@
                 <w:color w:val="000000"/>
                 <w:sz w:val="18"/>
               </w:rPr>
-              <w:t>Porter y Zingaro (2023)</w:t>
+              <w:t xml:space="preserve">Porter y </w:t>
+            </w:r>
+            <w:proofErr w:type="spellStart"/>
+            <w:r>
+              <w:rPr>
+                <w:rFonts w:ascii="Arial" w:hAnsi="Arial"/>
+                <w:color w:val="000000"/>
+                <w:sz w:val="18"/>
+              </w:rPr>
+              <w:t>Zingaro</w:t>
+            </w:r>
+            <w:proofErr w:type="spellEnd"/>
+            <w:r>
+              <w:rPr>
+                <w:rFonts w:ascii="Arial" w:hAnsi="Arial"/>
+                <w:color w:val="000000"/>
+                <w:sz w:val="18"/>
+              </w:rPr>
+              <w:t xml:space="preserve"> (2023)</w:t>
             </w:r>
           </w:p>
         </w:tc>
@@ -3292,15 +4334,7 @@
                 <w:color w:val="000000"/>
                 <w:sz w:val="18"/>
               </w:rPr>
-              <w:t xml:space="preserve">Refactorización </w:t>
-            </w:r>
-            <w:r>
-              <w:rPr>
-                <w:rFonts w:ascii="Arial" w:hAnsi="Arial"/>
-                <w:color w:val="000000"/>
-                <w:sz w:val="18"/>
-              </w:rPr>
-              <w:t>incremental y uso de Cláusulas de Guarda.</w:t>
+              <w:t>Refactorización incremental y uso de Cláusulas de Guarda.</w:t>
             </w:r>
           </w:p>
         </w:tc>
@@ -3327,7 +4361,25 @@
                 <w:color w:val="000000"/>
                 <w:sz w:val="18"/>
               </w:rPr>
-              <w:t>Reducción de complejidad ciclomática de 5 a 2; baja alucinaciones en un 40%.</w:t>
+              <w:t xml:space="preserve">Reducción de complejidad </w:t>
+            </w:r>
+            <w:proofErr w:type="spellStart"/>
+            <w:r>
+              <w:rPr>
+                <w:rFonts w:ascii="Arial" w:hAnsi="Arial"/>
+                <w:color w:val="000000"/>
+                <w:sz w:val="18"/>
+              </w:rPr>
+              <w:t>ciclomática</w:t>
+            </w:r>
+            <w:proofErr w:type="spellEnd"/>
+            <w:r>
+              <w:rPr>
+                <w:rFonts w:ascii="Arial" w:hAnsi="Arial"/>
+                <w:color w:val="000000"/>
+                <w:sz w:val="18"/>
+              </w:rPr>
+              <w:t xml:space="preserve"> de 5 a 2; baja alucinaciones en un 40%.</w:t>
             </w:r>
           </w:p>
         </w:tc>
@@ -3348,13 +4400,23 @@
             <w:pPr>
               <w:spacing w:before="80" w:after="80"/>
             </w:pPr>
+            <w:proofErr w:type="spellStart"/>
             <w:r>
               <w:rPr>
                 <w:rFonts w:ascii="Arial" w:hAnsi="Arial"/>
                 <w:color w:val="000000"/>
                 <w:sz w:val="18"/>
               </w:rPr>
-              <w:t>Taulli (2024)</w:t>
+              <w:t>Taulli</w:t>
+            </w:r>
+            <w:proofErr w:type="spellEnd"/>
+            <w:r>
+              <w:rPr>
+                <w:rFonts w:ascii="Arial" w:hAnsi="Arial"/>
+                <w:color w:val="000000"/>
+                <w:sz w:val="18"/>
+              </w:rPr>
+              <w:t xml:space="preserve"> (2024)</w:t>
             </w:r>
           </w:p>
         </w:tc>
@@ -3440,15 +4502,7 @@
                 <w:color w:val="000000"/>
                 <w:sz w:val="18"/>
               </w:rPr>
-              <w:t xml:space="preserve">Reducción de la latencia en un 60%; </w:t>
-            </w:r>
-            <w:r>
-              <w:rPr>
-                <w:rFonts w:ascii="Arial" w:hAnsi="Arial"/>
-                <w:color w:val="000000"/>
-                <w:sz w:val="18"/>
-              </w:rPr>
-              <w:t>disminución drástica en cómputo de red.</w:t>
+              <w:t>Reducción de la latencia en un 60%; disminución drástica en cómputo de red.</w:t>
             </w:r>
           </w:p>
         </w:tc>
@@ -3534,7 +4588,25 @@
                 <w:color w:val="000000"/>
                 <w:sz w:val="18"/>
               </w:rPr>
-              <w:t>Integración de revisores IA en PRs y logs de auditoría.</w:t>
+              <w:t xml:space="preserve">Integración de revisores IA en </w:t>
+            </w:r>
+            <w:proofErr w:type="spellStart"/>
+            <w:r>
+              <w:rPr>
+                <w:rFonts w:ascii="Arial" w:hAnsi="Arial"/>
+                <w:color w:val="000000"/>
+                <w:sz w:val="18"/>
+              </w:rPr>
+              <w:t>PRs</w:t>
+            </w:r>
+            <w:proofErr w:type="spellEnd"/>
+            <w:r>
+              <w:rPr>
+                <w:rFonts w:ascii="Arial" w:hAnsi="Arial"/>
+                <w:color w:val="000000"/>
+                <w:sz w:val="18"/>
+              </w:rPr>
+              <w:t xml:space="preserve"> y logs de auditoría.</w:t>
             </w:r>
           </w:p>
         </w:tc>
@@ -3561,7 +4633,25 @@
                 <w:color w:val="000000"/>
                 <w:sz w:val="18"/>
               </w:rPr>
-              <w:t>Aceleración de PRs en un 35%; bitácora previene 95% de alucinaciones lógicas.</w:t>
+              <w:t xml:space="preserve">Aceleración de </w:t>
+            </w:r>
+            <w:proofErr w:type="spellStart"/>
+            <w:r>
+              <w:rPr>
+                <w:rFonts w:ascii="Arial" w:hAnsi="Arial"/>
+                <w:color w:val="000000"/>
+                <w:sz w:val="18"/>
+              </w:rPr>
+              <w:t>PRs</w:t>
+            </w:r>
+            <w:proofErr w:type="spellEnd"/>
+            <w:r>
+              <w:rPr>
+                <w:rFonts w:ascii="Arial" w:hAnsi="Arial"/>
+                <w:color w:val="000000"/>
+                <w:sz w:val="18"/>
+              </w:rPr>
+              <w:t xml:space="preserve"> en un 35%; bitácora previene 95% de alucinaciones lógicas.</w:t>
             </w:r>
           </w:p>
         </w:tc>
@@ -3647,15 +4737,7 @@
                 <w:color w:val="000000"/>
                 <w:sz w:val="18"/>
               </w:rPr>
-              <w:t>QA autóno</w:t>
-            </w:r>
-            <w:r>
-              <w:rPr>
-                <w:rFonts w:ascii="Arial" w:hAnsi="Arial"/>
-                <w:color w:val="000000"/>
-                <w:sz w:val="18"/>
-              </w:rPr>
-              <w:t>mo e intercepción de trazas de excepción en TDD.</w:t>
+              <w:t>QA autónomo e intercepción de trazas de excepción en TDD.</w:t>
             </w:r>
           </w:p>
         </w:tc>
@@ -3703,13 +4785,23 @@
             <w:pPr>
               <w:spacing w:before="80" w:after="80"/>
             </w:pPr>
+            <w:proofErr w:type="spellStart"/>
             <w:r>
               <w:rPr>
                 <w:rFonts w:ascii="Arial" w:hAnsi="Arial"/>
                 <w:color w:val="000000"/>
                 <w:sz w:val="18"/>
               </w:rPr>
-              <w:t>Winteringham (2024)</w:t>
+              <w:t>Winteringham</w:t>
+            </w:r>
+            <w:proofErr w:type="spellEnd"/>
+            <w:r>
+              <w:rPr>
+                <w:rFonts w:ascii="Arial" w:hAnsi="Arial"/>
+                <w:color w:val="000000"/>
+                <w:sz w:val="18"/>
+              </w:rPr>
+              <w:t xml:space="preserve"> (2024)</w:t>
             </w:r>
           </w:p>
         </w:tc>
@@ -3732,25 +4824,22 @@
           <w:rFonts w:ascii="Arial" w:hAnsi="Arial"/>
           <w:color w:val="000000"/>
         </w:rPr>
-        <w:t xml:space="preserve">Datos recopilados de las evaluaciones empíricas reportadas en estudios experimentales y encuestas a </w:t>
-      </w:r>
-      <w:r>
-        <w:rPr>
-          <w:rFonts w:ascii="Arial" w:hAnsi="Arial"/>
-          <w:color w:val="000000"/>
-        </w:rPr>
-        <w:t>desarrolladores.</w:t>
-      </w:r>
-    </w:p>
-    <w:p>
-      <w:pPr>
-        <w:pStyle w:val="Ttulo3"/>
-        <w:spacing w:before="240" w:after="120"/>
-      </w:pPr>
-      <w:r>
-        <w:rPr>
+        <w:t>Datos recopilados de las evaluaciones empíricas reportadas en estudios experimentales y encuestas a desarrolladores.</w:t>
+      </w:r>
+    </w:p>
+    <w:p>
+      <w:pPr>
+        <w:rPr>
+          <w:rFonts w:ascii="Arial" w:hAnsi="Arial" w:cs="Arial"/>
           <w:b/>
-          <w:color w:val="000000"/>
+          <w:bCs/>
+        </w:rPr>
+      </w:pPr>
+      <w:r>
+        <w:rPr>
+          <w:rFonts w:ascii="Arial" w:hAnsi="Arial" w:cs="Arial"/>
+          <w:b/>
+          <w:bCs/>
         </w:rPr>
         <w:t>Preguntas de reflexión</w:t>
       </w:r>
@@ -3774,7 +4863,55 @@
           <w:color w:val="000000"/>
         </w:rPr>
         <w:tab/>
-        <w:t>¿Cómo puede mitigarse el 'sesgo de automatización' (automation bias) en equipos de QA que dependen de planes de prueba y aserciones generados automáticamente por un LLM? (Winteringham, 2024).</w:t>
+        <w:t>¿Cómo puede mitigarse el 'sesgo de automatización' (</w:t>
+      </w:r>
+      <w:proofErr w:type="spellStart"/>
+      <w:r>
+        <w:rPr>
+          <w:rFonts w:ascii="Arial" w:hAnsi="Arial"/>
+          <w:color w:val="000000"/>
+        </w:rPr>
+        <w:t>automation</w:t>
+      </w:r>
+      <w:proofErr w:type="spellEnd"/>
+      <w:r>
+        <w:rPr>
+          <w:rFonts w:ascii="Arial" w:hAnsi="Arial"/>
+          <w:color w:val="000000"/>
+        </w:rPr>
+        <w:t xml:space="preserve"> </w:t>
+      </w:r>
+      <w:proofErr w:type="spellStart"/>
+      <w:r>
+        <w:rPr>
+          <w:rFonts w:ascii="Arial" w:hAnsi="Arial"/>
+          <w:color w:val="000000"/>
+        </w:rPr>
+        <w:t>bias</w:t>
+      </w:r>
+      <w:proofErr w:type="spellEnd"/>
+      <w:r>
+        <w:rPr>
+          <w:rFonts w:ascii="Arial" w:hAnsi="Arial"/>
+          <w:color w:val="000000"/>
+        </w:rPr>
+        <w:t>) en equipos de QA que dependen de planes de prueba y aserciones generados automáticamente por un LLM? (</w:t>
+      </w:r>
+      <w:proofErr w:type="spellStart"/>
+      <w:r>
+        <w:rPr>
+          <w:rFonts w:ascii="Arial" w:hAnsi="Arial"/>
+          <w:color w:val="000000"/>
+        </w:rPr>
+        <w:t>Winteringham</w:t>
+      </w:r>
+      <w:proofErr w:type="spellEnd"/>
+      <w:r>
+        <w:rPr>
+          <w:rFonts w:ascii="Arial" w:hAnsi="Arial"/>
+          <w:color w:val="000000"/>
+        </w:rPr>
+        <w:t>, 2024).</w:t>
       </w:r>
     </w:p>
     <w:p>
@@ -3796,14 +4933,23 @@
           <w:color w:val="000000"/>
         </w:rPr>
         <w:tab/>
-        <w:t>¿Por qué es fundamen</w:t>
-      </w:r>
-      <w:r>
-        <w:rPr>
-          <w:rFonts w:ascii="Arial" w:hAnsi="Arial"/>
-          <w:color w:val="000000"/>
-        </w:rPr>
-        <w:t>tal que un agente autónomo de pruebas informe de manera explícita sobre sus asunciones lógicas antes de ejecutar aserciones sobre el código en producción? (Winteringham, 2024).</w:t>
+        <w:t>¿Por qué es fundamental que un agente autónomo de pruebas informe de manera explícita sobre sus asunciones lógicas antes de ejecutar aserciones sobre el código en producción? (</w:t>
+      </w:r>
+      <w:proofErr w:type="spellStart"/>
+      <w:r>
+        <w:rPr>
+          <w:rFonts w:ascii="Arial" w:hAnsi="Arial"/>
+          <w:color w:val="000000"/>
+        </w:rPr>
+        <w:t>Winteringham</w:t>
+      </w:r>
+      <w:proofErr w:type="spellEnd"/>
+      <w:r>
+        <w:rPr>
+          <w:rFonts w:ascii="Arial" w:hAnsi="Arial"/>
+          <w:color w:val="000000"/>
+        </w:rPr>
+        <w:t>, 2024).</w:t>
       </w:r>
     </w:p>
     <w:p>
@@ -3825,14 +4971,23 @@
           <w:color w:val="000000"/>
         </w:rPr>
         <w:tab/>
-        <w:t xml:space="preserve">Al enviar trazas de logs o datos de error de producción a un servicio de LLM </w:t>
-      </w:r>
-      <w:r>
-        <w:rPr>
-          <w:rFonts w:ascii="Arial" w:hAnsi="Arial"/>
-          <w:color w:val="000000"/>
-        </w:rPr>
-        <w:t>comercial en la nube para el diagnóstico de bugs, ¿cuáles son los riesgos críticos relacionados con la privacidad de datos corporativos y cómo pueden evitarse? (Gurgul et al., 2026).</w:t>
+        <w:t>Al enviar trazas de logs o datos de error de producción a un servicio de LLM comercial en la nube para el diagnóstico de bugs, ¿cuáles son los riesgos críticos relacionados con la privacidad de datos corporativos y cómo pueden evitarse? (</w:t>
+      </w:r>
+      <w:proofErr w:type="spellStart"/>
+      <w:r>
+        <w:rPr>
+          <w:rFonts w:ascii="Arial" w:hAnsi="Arial"/>
+          <w:color w:val="000000"/>
+        </w:rPr>
+        <w:t>Gurgul</w:t>
+      </w:r>
+      <w:proofErr w:type="spellEnd"/>
+      <w:r>
+        <w:rPr>
+          <w:rFonts w:ascii="Arial" w:hAnsi="Arial"/>
+          <w:color w:val="000000"/>
+        </w:rPr>
+        <w:t xml:space="preserve"> et al., 2026).</w:t>
       </w:r>
     </w:p>
     <w:p>
@@ -3854,14 +5009,39 @@
           <w:color w:val="000000"/>
         </w:rPr>
         <w:tab/>
-        <w:t>¿Qué implicaciones éticas y de procedencia de datos (data provenance) e</w:t>
-      </w:r>
-      <w:r>
-        <w:rPr>
-          <w:rFonts w:ascii="Arial" w:hAnsi="Arial"/>
-          <w:color w:val="000000"/>
-        </w:rPr>
-        <w:t>nfrenta un equipo de desarrollo si el código de prueba generado por la IA contiene fragmentos con copyright bajo licencias restrictivas? (Gurgul et al., 2026).</w:t>
+        <w:t xml:space="preserve">¿Qué implicaciones éticas y de procedencia de datos (data </w:t>
+      </w:r>
+      <w:proofErr w:type="spellStart"/>
+      <w:r>
+        <w:rPr>
+          <w:rFonts w:ascii="Arial" w:hAnsi="Arial"/>
+          <w:color w:val="000000"/>
+        </w:rPr>
+        <w:t>provenance</w:t>
+      </w:r>
+      <w:proofErr w:type="spellEnd"/>
+      <w:r>
+        <w:rPr>
+          <w:rFonts w:ascii="Arial" w:hAnsi="Arial"/>
+          <w:color w:val="000000"/>
+        </w:rPr>
+        <w:t>) enfrenta un equipo de desarrollo si el código de prueba generado por la IA contiene fragmentos con copyright bajo licencias restrictivas? (</w:t>
+      </w:r>
+      <w:proofErr w:type="spellStart"/>
+      <w:r>
+        <w:rPr>
+          <w:rFonts w:ascii="Arial" w:hAnsi="Arial"/>
+          <w:color w:val="000000"/>
+        </w:rPr>
+        <w:t>Gurgul</w:t>
+      </w:r>
+      <w:proofErr w:type="spellEnd"/>
+      <w:r>
+        <w:rPr>
+          <w:rFonts w:ascii="Arial" w:hAnsi="Arial"/>
+          <w:color w:val="000000"/>
+        </w:rPr>
+        <w:t xml:space="preserve"> et al., 2026).</w:t>
       </w:r>
     </w:p>
     <w:p>
@@ -3883,25 +5063,54 @@
           <w:color w:val="000000"/>
         </w:rPr>
         <w:tab/>
-        <w:t>En los flujos de integración continua (CI/CD), ¿por qué es recomendable que los scripts de inf</w:t>
-      </w:r>
-      <w:r>
-        <w:rPr>
-          <w:rFonts w:ascii="Arial" w:hAnsi="Arial"/>
-          <w:color w:val="000000"/>
-        </w:rPr>
-        <w:t>raestructura (Terraform/Docker) generados por IA se ejecuten en entornos sandbox aislados antes de su aprobación humana? (Pereira, 2024).</w:t>
-      </w:r>
-    </w:p>
-    <w:p>
-      <w:pPr>
-        <w:pStyle w:val="Ttulo3"/>
-        <w:spacing w:before="240" w:after="120"/>
-      </w:pPr>
-      <w:r>
-        <w:rPr>
+        <w:t>En los flujos de integración continua (CI/CD), ¿por qué es recomendable que los scripts de infraestructura (</w:t>
+      </w:r>
+      <w:proofErr w:type="spellStart"/>
+      <w:r>
+        <w:rPr>
+          <w:rFonts w:ascii="Arial" w:hAnsi="Arial"/>
+          <w:color w:val="000000"/>
+        </w:rPr>
+        <w:t>Terraform</w:t>
+      </w:r>
+      <w:proofErr w:type="spellEnd"/>
+      <w:r>
+        <w:rPr>
+          <w:rFonts w:ascii="Arial" w:hAnsi="Arial"/>
+          <w:color w:val="000000"/>
+        </w:rPr>
+        <w:t xml:space="preserve">/Docker) generados por IA se ejecuten en entornos </w:t>
+      </w:r>
+      <w:proofErr w:type="spellStart"/>
+      <w:r>
+        <w:rPr>
+          <w:rFonts w:ascii="Arial" w:hAnsi="Arial"/>
+          <w:color w:val="000000"/>
+        </w:rPr>
+        <w:t>sandbox</w:t>
+      </w:r>
+      <w:proofErr w:type="spellEnd"/>
+      <w:r>
+        <w:rPr>
+          <w:rFonts w:ascii="Arial" w:hAnsi="Arial"/>
+          <w:color w:val="000000"/>
+        </w:rPr>
+        <w:t xml:space="preserve"> aislados antes de su aprobación humana? (Pereira, 2024).</w:t>
+      </w:r>
+    </w:p>
+    <w:p>
+      <w:pPr>
+        <w:rPr>
+          <w:rFonts w:ascii="Arial" w:hAnsi="Arial" w:cs="Arial"/>
           <w:b/>
-          <w:color w:val="000000"/>
+          <w:bCs/>
+        </w:rPr>
+      </w:pPr>
+      <w:r>
+        <w:rPr>
+          <w:rFonts w:ascii="Arial" w:hAnsi="Arial" w:cs="Arial"/>
+          <w:b/>
+          <w:bCs/>
         </w:rPr>
         <w:t>Actividad práctica de diagnóstico del caso faro</w:t>
       </w:r>
@@ -3916,14 +5125,39 @@
           <w:rFonts w:ascii="Arial" w:hAnsi="Arial"/>
           <w:color w:val="000000"/>
         </w:rPr>
-        <w:t xml:space="preserve">Objetivo: Diseñar e implementar un agente lógico autónomo de QA capaz </w:t>
-      </w:r>
-      <w:r>
-        <w:rPr>
-          <w:rFonts w:ascii="Arial" w:hAnsi="Arial"/>
-          <w:color w:val="000000"/>
-        </w:rPr>
-        <w:t>de interceptar excepciones en tiempo de ejecución, analizar la pila de llamadas (stack trace), consultar una base de conocimiento y exportar un reporte estructurado de bugs en JSON (Winteringham, 2024).</w:t>
+        <w:t>Objetivo: Diseñar e implementar un agente lógico autónomo de QA capaz de interceptar excepciones en tiempo de ejecución, analizar la pila de llamadas (</w:t>
+      </w:r>
+      <w:proofErr w:type="spellStart"/>
+      <w:r>
+        <w:rPr>
+          <w:rFonts w:ascii="Arial" w:hAnsi="Arial"/>
+          <w:color w:val="000000"/>
+        </w:rPr>
+        <w:t>stack</w:t>
+      </w:r>
+      <w:proofErr w:type="spellEnd"/>
+      <w:r>
+        <w:rPr>
+          <w:rFonts w:ascii="Arial" w:hAnsi="Arial"/>
+          <w:color w:val="000000"/>
+        </w:rPr>
+        <w:t xml:space="preserve"> trace), consultar una base de conocimiento y exportar un reporte estructurado de bugs en JSON (</w:t>
+      </w:r>
+      <w:proofErr w:type="spellStart"/>
+      <w:r>
+        <w:rPr>
+          <w:rFonts w:ascii="Arial" w:hAnsi="Arial"/>
+          <w:color w:val="000000"/>
+        </w:rPr>
+        <w:t>Winteringham</w:t>
+      </w:r>
+      <w:proofErr w:type="spellEnd"/>
+      <w:r>
+        <w:rPr>
+          <w:rFonts w:ascii="Arial" w:hAnsi="Arial"/>
+          <w:color w:val="000000"/>
+        </w:rPr>
+        <w:t>, 2024).</w:t>
       </w:r>
     </w:p>
     <w:p>
@@ -3959,14 +5193,7 @@
           <w:color w:val="000000"/>
         </w:rPr>
         <w:tab/>
-        <w:t>1. Revisa el código en Python detall</w:t>
-      </w:r>
-      <w:r>
-        <w:rPr>
-          <w:rFonts w:ascii="Arial" w:hAnsi="Arial"/>
-          <w:color w:val="000000"/>
-        </w:rPr>
-        <w:t>ado a continuación.</w:t>
+        <w:t>1. Revisa el código en Python detallado a continuación.</w:t>
       </w:r>
     </w:p>
     <w:p>
@@ -3988,7 +5215,23 @@
           <w:color w:val="000000"/>
         </w:rPr>
         <w:tab/>
-        <w:t>2. Ejecuta el archivo y valida que la suite de pruebas unitarias capture correctamente la excepción AttributeError.</w:t>
+        <w:t xml:space="preserve">2. Ejecuta el archivo y valida que la suite de pruebas unitarias capture correctamente la excepción </w:t>
+      </w:r>
+      <w:proofErr w:type="spellStart"/>
+      <w:r>
+        <w:rPr>
+          <w:rFonts w:ascii="Arial" w:hAnsi="Arial"/>
+          <w:color w:val="000000"/>
+        </w:rPr>
+        <w:t>AttributeError</w:t>
+      </w:r>
+      <w:proofErr w:type="spellEnd"/>
+      <w:r>
+        <w:rPr>
+          <w:rFonts w:ascii="Arial" w:hAnsi="Arial"/>
+          <w:color w:val="000000"/>
+        </w:rPr>
+        <w:t>.</w:t>
       </w:r>
     </w:p>
     <w:p>
@@ -4010,14 +5253,7 @@
           <w:color w:val="000000"/>
         </w:rPr>
         <w:tab/>
-        <w:t>3. Analiza la salida JSON generada por el agente y comprueba que se sugiera la implementación de una cláusula de gua</w:t>
-      </w:r>
-      <w:r>
-        <w:rPr>
-          <w:rFonts w:ascii="Arial" w:hAnsi="Arial"/>
-          <w:color w:val="000000"/>
-        </w:rPr>
-        <w:t>rda como corrección.</w:t>
+        <w:t>3. Analiza la salida JSON generada por el agente y comprueba que se sugiera la implementación de una cláusula de guarda como corrección.</w:t>
       </w:r>
     </w:p>
     <w:p>
@@ -4039,7 +5275,39 @@
           <w:color w:val="000000"/>
         </w:rPr>
         <w:tab/>
-        <w:t>4. Modifica la clase DummyProductionSystem para introducir una excepción de tipo IndexError y agrega una regla correspondiente en la base de conocimiento para sugerir la validación de límites.</w:t>
+        <w:t xml:space="preserve">4. Modifica la clase </w:t>
+      </w:r>
+      <w:proofErr w:type="spellStart"/>
+      <w:r>
+        <w:rPr>
+          <w:rFonts w:ascii="Arial" w:hAnsi="Arial"/>
+          <w:color w:val="000000"/>
+        </w:rPr>
+        <w:t>DummyProductionSystem</w:t>
+      </w:r>
+      <w:proofErr w:type="spellEnd"/>
+      <w:r>
+        <w:rPr>
+          <w:rFonts w:ascii="Arial" w:hAnsi="Arial"/>
+          <w:color w:val="000000"/>
+        </w:rPr>
+        <w:t xml:space="preserve"> para introducir una excepción de tipo </w:t>
+      </w:r>
+      <w:proofErr w:type="spellStart"/>
+      <w:r>
+        <w:rPr>
+          <w:rFonts w:ascii="Arial" w:hAnsi="Arial"/>
+          <w:color w:val="000000"/>
+        </w:rPr>
+        <w:t>IndexError</w:t>
+      </w:r>
+      <w:proofErr w:type="spellEnd"/>
+      <w:r>
+        <w:rPr>
+          <w:rFonts w:ascii="Arial" w:hAnsi="Arial"/>
+          <w:color w:val="000000"/>
+        </w:rPr>
+        <w:t xml:space="preserve"> y agrega una regla correspondiente en la base de conocimiento para sugerir la validación de límites.</w:t>
       </w:r>
     </w:p>
     <w:p>
@@ -4095,16 +5363,7 @@
                 <w:sz w:val="17"/>
                 <w:lang w:val="en-US"/>
               </w:rPr>
-              <w:t>import</w:t>
-            </w:r>
-            <w:r>
-              <w:rPr>
-                <w:rFonts w:ascii="Consolas" w:hAnsi="Consolas"/>
-                <w:color w:val="000000"/>
-                <w:sz w:val="17"/>
-                <w:lang w:val="en-US"/>
-              </w:rPr>
-              <w:t xml:space="preserve"> sys</w:t>
+              <w:t>import sys</w:t>
             </w:r>
           </w:p>
           <w:p>
@@ -4121,8 +5380,19 @@
                 <w:sz w:val="17"/>
                 <w:lang w:val="en-US"/>
               </w:rPr>
-              <w:t>import unittest</w:t>
-            </w:r>
+              <w:t xml:space="preserve">import </w:t>
+            </w:r>
+            <w:proofErr w:type="spellStart"/>
+            <w:r>
+              <w:rPr>
+                <w:rFonts w:ascii="Consolas" w:hAnsi="Consolas"/>
+                <w:color w:val="000000"/>
+                <w:sz w:val="17"/>
+                <w:lang w:val="en-US"/>
+              </w:rPr>
+              <w:t>unittest</w:t>
+            </w:r>
+            <w:proofErr w:type="spellEnd"/>
           </w:p>
           <w:p>
             <w:pPr>
@@ -4155,7 +5425,27 @@
                 <w:sz w:val="17"/>
                 <w:lang w:val="en-US"/>
               </w:rPr>
-              <w:t>from typing import Dict, List, Any</w:t>
+              <w:t xml:space="preserve">from typing import </w:t>
+            </w:r>
+            <w:proofErr w:type="spellStart"/>
+            <w:r>
+              <w:rPr>
+                <w:rFonts w:ascii="Consolas" w:hAnsi="Consolas"/>
+                <w:color w:val="000000"/>
+                <w:sz w:val="17"/>
+                <w:lang w:val="en-US"/>
+              </w:rPr>
+              <w:t>Dict</w:t>
+            </w:r>
+            <w:proofErr w:type="spellEnd"/>
+            <w:r>
+              <w:rPr>
+                <w:rFonts w:ascii="Consolas" w:hAnsi="Consolas"/>
+                <w:color w:val="000000"/>
+                <w:sz w:val="17"/>
+                <w:lang w:val="en-US"/>
+              </w:rPr>
+              <w:t>, List, Any</w:t>
             </w:r>
           </w:p>
           <w:p>
@@ -4214,7 +5504,27 @@
                 <w:sz w:val="17"/>
                 <w:lang w:val="en-US"/>
               </w:rPr>
-              <w:t xml:space="preserve">    def __init__(self):</w:t>
+              <w:t xml:space="preserve">    def __</w:t>
+            </w:r>
+            <w:proofErr w:type="spellStart"/>
+            <w:r>
+              <w:rPr>
+                <w:rFonts w:ascii="Consolas" w:hAnsi="Consolas"/>
+                <w:color w:val="000000"/>
+                <w:sz w:val="17"/>
+                <w:lang w:val="en-US"/>
+              </w:rPr>
+              <w:t>init</w:t>
+            </w:r>
+            <w:proofErr w:type="spellEnd"/>
+            <w:r>
+              <w:rPr>
+                <w:rFonts w:ascii="Consolas" w:hAnsi="Consolas"/>
+                <w:color w:val="000000"/>
+                <w:sz w:val="17"/>
+                <w:lang w:val="en-US"/>
+              </w:rPr>
+              <w:t>__(self):</w:t>
             </w:r>
           </w:p>
           <w:p>
@@ -4230,13 +5540,33 @@
               </w:rPr>
               <w:t xml:space="preserve">        </w:t>
             </w:r>
-            <w:r>
-              <w:rPr>
-                <w:rFonts w:ascii="Consolas" w:hAnsi="Consolas"/>
-                <w:color w:val="000000"/>
-                <w:sz w:val="17"/>
-              </w:rPr>
-              <w:t>self.knowledge_base = {</w:t>
+            <w:proofErr w:type="spellStart"/>
+            <w:proofErr w:type="gramStart"/>
+            <w:r>
+              <w:rPr>
+                <w:rFonts w:ascii="Consolas" w:hAnsi="Consolas"/>
+                <w:color w:val="000000"/>
+                <w:sz w:val="17"/>
+              </w:rPr>
+              <w:t>self.knowledge</w:t>
+            </w:r>
+            <w:proofErr w:type="gramEnd"/>
+            <w:r>
+              <w:rPr>
+                <w:rFonts w:ascii="Consolas" w:hAnsi="Consolas"/>
+                <w:color w:val="000000"/>
+                <w:sz w:val="17"/>
+              </w:rPr>
+              <w:t>_base</w:t>
+            </w:r>
+            <w:proofErr w:type="spellEnd"/>
+            <w:r>
+              <w:rPr>
+                <w:rFonts w:ascii="Consolas" w:hAnsi="Consolas"/>
+                <w:color w:val="000000"/>
+                <w:sz w:val="17"/>
+              </w:rPr>
+              <w:t xml:space="preserve"> = {</w:t>
             </w:r>
           </w:p>
           <w:p>
@@ -4249,7 +5579,25 @@
                 <w:color w:val="000000"/>
                 <w:sz w:val="17"/>
               </w:rPr>
-              <w:t xml:space="preserve">            "NullPointerException": {</w:t>
+              <w:t xml:space="preserve">            "</w:t>
+            </w:r>
+            <w:proofErr w:type="spellStart"/>
+            <w:r>
+              <w:rPr>
+                <w:rFonts w:ascii="Consolas" w:hAnsi="Consolas"/>
+                <w:color w:val="000000"/>
+                <w:sz w:val="17"/>
+              </w:rPr>
+              <w:t>NullPointerException</w:t>
+            </w:r>
+            <w:proofErr w:type="spellEnd"/>
+            <w:r>
+              <w:rPr>
+                <w:rFonts w:ascii="Consolas" w:hAnsi="Consolas"/>
+                <w:color w:val="000000"/>
+                <w:sz w:val="17"/>
+              </w:rPr>
+              <w:t>": {</w:t>
             </w:r>
           </w:p>
           <w:p>
@@ -4262,7 +5610,43 @@
                 <w:color w:val="000000"/>
                 <w:sz w:val="17"/>
               </w:rPr>
-              <w:t xml:space="preserve">                "description": "Intento de acceder a un objeto no inicializado (None en Python).",</w:t>
+              <w:t xml:space="preserve">                "</w:t>
+            </w:r>
+            <w:proofErr w:type="spellStart"/>
+            <w:r>
+              <w:rPr>
+                <w:rFonts w:ascii="Consolas" w:hAnsi="Consolas"/>
+                <w:color w:val="000000"/>
+                <w:sz w:val="17"/>
+              </w:rPr>
+              <w:t>description</w:t>
+            </w:r>
+            <w:proofErr w:type="spellEnd"/>
+            <w:r>
+              <w:rPr>
+                <w:rFonts w:ascii="Consolas" w:hAnsi="Consolas"/>
+                <w:color w:val="000000"/>
+                <w:sz w:val="17"/>
+              </w:rPr>
+              <w:t>": "Intento de acceder a un objeto no inicializado (</w:t>
+            </w:r>
+            <w:proofErr w:type="spellStart"/>
+            <w:r>
+              <w:rPr>
+                <w:rFonts w:ascii="Consolas" w:hAnsi="Consolas"/>
+                <w:color w:val="000000"/>
+                <w:sz w:val="17"/>
+              </w:rPr>
+              <w:t>None</w:t>
+            </w:r>
+            <w:proofErr w:type="spellEnd"/>
+            <w:r>
+              <w:rPr>
+                <w:rFonts w:ascii="Consolas" w:hAnsi="Consolas"/>
+                <w:color w:val="000000"/>
+                <w:sz w:val="17"/>
+              </w:rPr>
+              <w:t xml:space="preserve"> en Python).",</w:t>
             </w:r>
           </w:p>
           <w:p>
@@ -4287,7 +5671,47 @@
                 <w:sz w:val="17"/>
                 <w:lang w:val="en-US"/>
               </w:rPr>
-              <w:t>"recommendation": "Agregar una cláusula de guarda: 'if object is None: return False'."</w:t>
+              <w:t xml:space="preserve">"recommendation": "Agregar una </w:t>
+            </w:r>
+            <w:proofErr w:type="spellStart"/>
+            <w:r>
+              <w:rPr>
+                <w:rFonts w:ascii="Consolas" w:hAnsi="Consolas"/>
+                <w:color w:val="000000"/>
+                <w:sz w:val="17"/>
+                <w:lang w:val="en-US"/>
+              </w:rPr>
+              <w:t>cláusula</w:t>
+            </w:r>
+            <w:proofErr w:type="spellEnd"/>
+            <w:r>
+              <w:rPr>
+                <w:rFonts w:ascii="Consolas" w:hAnsi="Consolas"/>
+                <w:color w:val="000000"/>
+                <w:sz w:val="17"/>
+                <w:lang w:val="en-US"/>
+              </w:rPr>
+              <w:t xml:space="preserve"> de </w:t>
+            </w:r>
+            <w:proofErr w:type="spellStart"/>
+            <w:r>
+              <w:rPr>
+                <w:rFonts w:ascii="Consolas" w:hAnsi="Consolas"/>
+                <w:color w:val="000000"/>
+                <w:sz w:val="17"/>
+                <w:lang w:val="en-US"/>
+              </w:rPr>
+              <w:t>guarda</w:t>
+            </w:r>
+            <w:proofErr w:type="spellEnd"/>
+            <w:r>
+              <w:rPr>
+                <w:rFonts w:ascii="Consolas" w:hAnsi="Consolas"/>
+                <w:color w:val="000000"/>
+                <w:sz w:val="17"/>
+                <w:lang w:val="en-US"/>
+              </w:rPr>
+              <w:t>: 'if object is None: return False'."</w:t>
             </w:r>
           </w:p>
           <w:p>
@@ -4322,7 +5746,25 @@
                 <w:color w:val="000000"/>
                 <w:sz w:val="17"/>
               </w:rPr>
-              <w:t xml:space="preserve">            "ConnectionError": {</w:t>
+              <w:t xml:space="preserve">            "</w:t>
+            </w:r>
+            <w:proofErr w:type="spellStart"/>
+            <w:r>
+              <w:rPr>
+                <w:rFonts w:ascii="Consolas" w:hAnsi="Consolas"/>
+                <w:color w:val="000000"/>
+                <w:sz w:val="17"/>
+              </w:rPr>
+              <w:t>ConnectionError</w:t>
+            </w:r>
+            <w:proofErr w:type="spellEnd"/>
+            <w:r>
+              <w:rPr>
+                <w:rFonts w:ascii="Consolas" w:hAnsi="Consolas"/>
+                <w:color w:val="000000"/>
+                <w:sz w:val="17"/>
+              </w:rPr>
+              <w:t>": {</w:t>
             </w:r>
           </w:p>
           <w:p>
@@ -4335,15 +5777,25 @@
                 <w:color w:val="000000"/>
                 <w:sz w:val="17"/>
               </w:rPr>
-              <w:t xml:space="preserve">      </w:t>
-            </w:r>
-            <w:r>
-              <w:rPr>
-                <w:rFonts w:ascii="Consolas" w:hAnsi="Consolas"/>
-                <w:color w:val="000000"/>
-                <w:sz w:val="17"/>
-              </w:rPr>
-              <w:t xml:space="preserve">          "description": "El servicio de red o base de datos de destino no está accesible.",</w:t>
+              <w:t xml:space="preserve">                "</w:t>
+            </w:r>
+            <w:proofErr w:type="spellStart"/>
+            <w:r>
+              <w:rPr>
+                <w:rFonts w:ascii="Consolas" w:hAnsi="Consolas"/>
+                <w:color w:val="000000"/>
+                <w:sz w:val="17"/>
+              </w:rPr>
+              <w:t>description</w:t>
+            </w:r>
+            <w:proofErr w:type="spellEnd"/>
+            <w:r>
+              <w:rPr>
+                <w:rFonts w:ascii="Consolas" w:hAnsi="Consolas"/>
+                <w:color w:val="000000"/>
+                <w:sz w:val="17"/>
+              </w:rPr>
+              <w:t>": "El servicio de red o base de datos de destino no está accesible.",</w:t>
             </w:r>
           </w:p>
           <w:p>
@@ -4356,7 +5808,79 @@
                 <w:color w:val="000000"/>
                 <w:sz w:val="17"/>
               </w:rPr>
-              <w:t xml:space="preserve">                "recommendation": "Implementar políticas de reintento (Retry Pattern) y timeout explícito."</w:t>
+              <w:t xml:space="preserve">                "</w:t>
+            </w:r>
+            <w:proofErr w:type="spellStart"/>
+            <w:r>
+              <w:rPr>
+                <w:rFonts w:ascii="Consolas" w:hAnsi="Consolas"/>
+                <w:color w:val="000000"/>
+                <w:sz w:val="17"/>
+              </w:rPr>
+              <w:t>recommendation</w:t>
+            </w:r>
+            <w:proofErr w:type="spellEnd"/>
+            <w:r>
+              <w:rPr>
+                <w:rFonts w:ascii="Consolas" w:hAnsi="Consolas"/>
+                <w:color w:val="000000"/>
+                <w:sz w:val="17"/>
+              </w:rPr>
+              <w:t>": "Implementar políticas de reintento (</w:t>
+            </w:r>
+            <w:proofErr w:type="spellStart"/>
+            <w:r>
+              <w:rPr>
+                <w:rFonts w:ascii="Consolas" w:hAnsi="Consolas"/>
+                <w:color w:val="000000"/>
+                <w:sz w:val="17"/>
+              </w:rPr>
+              <w:t>Retry</w:t>
+            </w:r>
+            <w:proofErr w:type="spellEnd"/>
+            <w:r>
+              <w:rPr>
+                <w:rFonts w:ascii="Consolas" w:hAnsi="Consolas"/>
+                <w:color w:val="000000"/>
+                <w:sz w:val="17"/>
+              </w:rPr>
+              <w:t xml:space="preserve"> </w:t>
+            </w:r>
+            <w:proofErr w:type="spellStart"/>
+            <w:r>
+              <w:rPr>
+                <w:rFonts w:ascii="Consolas" w:hAnsi="Consolas"/>
+                <w:color w:val="000000"/>
+                <w:sz w:val="17"/>
+              </w:rPr>
+              <w:t>Pattern</w:t>
+            </w:r>
+            <w:proofErr w:type="spellEnd"/>
+            <w:r>
+              <w:rPr>
+                <w:rFonts w:ascii="Consolas" w:hAnsi="Consolas"/>
+                <w:color w:val="000000"/>
+                <w:sz w:val="17"/>
+              </w:rPr>
+              <w:t xml:space="preserve">) y </w:t>
+            </w:r>
+            <w:proofErr w:type="spellStart"/>
+            <w:r>
+              <w:rPr>
+                <w:rFonts w:ascii="Consolas" w:hAnsi="Consolas"/>
+                <w:color w:val="000000"/>
+                <w:sz w:val="17"/>
+              </w:rPr>
+              <w:t>timeout</w:t>
+            </w:r>
+            <w:proofErr w:type="spellEnd"/>
+            <w:r>
+              <w:rPr>
+                <w:rFonts w:ascii="Consolas" w:hAnsi="Consolas"/>
+                <w:color w:val="000000"/>
+                <w:sz w:val="17"/>
+              </w:rPr>
+              <w:t xml:space="preserve"> explícito."</w:t>
             </w:r>
           </w:p>
           <w:p>
@@ -4382,7 +5906,25 @@
                 <w:color w:val="000000"/>
                 <w:sz w:val="17"/>
               </w:rPr>
-              <w:t xml:space="preserve">            "IndexError": {</w:t>
+              <w:t xml:space="preserve">            "</w:t>
+            </w:r>
+            <w:proofErr w:type="spellStart"/>
+            <w:r>
+              <w:rPr>
+                <w:rFonts w:ascii="Consolas" w:hAnsi="Consolas"/>
+                <w:color w:val="000000"/>
+                <w:sz w:val="17"/>
+              </w:rPr>
+              <w:t>IndexError</w:t>
+            </w:r>
+            <w:proofErr w:type="spellEnd"/>
+            <w:r>
+              <w:rPr>
+                <w:rFonts w:ascii="Consolas" w:hAnsi="Consolas"/>
+                <w:color w:val="000000"/>
+                <w:sz w:val="17"/>
+              </w:rPr>
+              <w:t>": {</w:t>
             </w:r>
           </w:p>
           <w:p>
@@ -4395,6 +5937,99 @@
                 <w:color w:val="000000"/>
                 <w:sz w:val="17"/>
               </w:rPr>
+              <w:t xml:space="preserve">                "</w:t>
+            </w:r>
+            <w:proofErr w:type="spellStart"/>
+            <w:r>
+              <w:rPr>
+                <w:rFonts w:ascii="Consolas" w:hAnsi="Consolas"/>
+                <w:color w:val="000000"/>
+                <w:sz w:val="17"/>
+              </w:rPr>
+              <w:t>description</w:t>
+            </w:r>
+            <w:proofErr w:type="spellEnd"/>
+            <w:r>
+              <w:rPr>
+                <w:rFonts w:ascii="Consolas" w:hAnsi="Consolas"/>
+                <w:color w:val="000000"/>
+                <w:sz w:val="17"/>
+              </w:rPr>
+              <w:t>": "Se intentó acceder a un índice fuera de los límites de la colección.",</w:t>
+            </w:r>
+          </w:p>
+          <w:p>
+            <w:pPr>
+              <w:spacing w:after="0" w:line="240" w:lineRule="auto"/>
+            </w:pPr>
+            <w:r>
+              <w:rPr>
+                <w:rFonts w:ascii="Consolas" w:hAnsi="Consolas"/>
+                <w:color w:val="000000"/>
+                <w:sz w:val="17"/>
+              </w:rPr>
+              <w:t xml:space="preserve">                "</w:t>
+            </w:r>
+            <w:proofErr w:type="spellStart"/>
+            <w:r>
+              <w:rPr>
+                <w:rFonts w:ascii="Consolas" w:hAnsi="Consolas"/>
+                <w:color w:val="000000"/>
+                <w:sz w:val="17"/>
+              </w:rPr>
+              <w:t>recommendation</w:t>
+            </w:r>
+            <w:proofErr w:type="spellEnd"/>
+            <w:r>
+              <w:rPr>
+                <w:rFonts w:ascii="Consolas" w:hAnsi="Consolas"/>
+                <w:color w:val="000000"/>
+                <w:sz w:val="17"/>
+              </w:rPr>
+              <w:t xml:space="preserve">": "Verificar los límites de los bucles iteradores usando </w:t>
+            </w:r>
+            <w:proofErr w:type="spellStart"/>
+            <w:proofErr w:type="gramStart"/>
+            <w:r>
+              <w:rPr>
+                <w:rFonts w:ascii="Consolas" w:hAnsi="Consolas"/>
+                <w:color w:val="000000"/>
+                <w:sz w:val="17"/>
+              </w:rPr>
+              <w:t>len</w:t>
+            </w:r>
+            <w:proofErr w:type="spellEnd"/>
+            <w:r>
+              <w:rPr>
+                <w:rFonts w:ascii="Consolas" w:hAnsi="Consolas"/>
+                <w:color w:val="000000"/>
+                <w:sz w:val="17"/>
+              </w:rPr>
+              <w:t>(</w:t>
+            </w:r>
+            <w:proofErr w:type="gramEnd"/>
+            <w:r>
+              <w:rPr>
+                <w:rFonts w:ascii="Consolas" w:hAnsi="Consolas"/>
+                <w:color w:val="000000"/>
+                <w:sz w:val="17"/>
+              </w:rPr>
+              <w:t>) - 1."</w:t>
+            </w:r>
+          </w:p>
+          <w:p>
+            <w:pPr>
+              <w:spacing w:after="0" w:line="240" w:lineRule="auto"/>
+              <w:rPr>
+                <w:lang w:val="en-US"/>
+              </w:rPr>
+            </w:pPr>
+            <w:r>
+              <w:rPr>
+                <w:rFonts w:ascii="Consolas" w:hAnsi="Consolas"/>
+                <w:color w:val="000000"/>
+                <w:sz w:val="17"/>
+              </w:rPr>
               <w:t xml:space="preserve">            </w:t>
             </w:r>
             <w:r>
@@ -4402,21 +6037,26 @@
                 <w:rFonts w:ascii="Consolas" w:hAnsi="Consolas"/>
                 <w:color w:val="000000"/>
                 <w:sz w:val="17"/>
-              </w:rPr>
-              <w:t xml:space="preserve">    "description": "Se intentó acceder a un índice fuera de los límites de la colección.",</w:t>
+                <w:lang w:val="en-US"/>
+              </w:rPr>
+              <w:t>}</w:t>
             </w:r>
           </w:p>
           <w:p>
             <w:pPr>
               <w:spacing w:after="0" w:line="240" w:lineRule="auto"/>
-            </w:pPr>
-            <w:r>
-              <w:rPr>
-                <w:rFonts w:ascii="Consolas" w:hAnsi="Consolas"/>
-                <w:color w:val="000000"/>
-                <w:sz w:val="17"/>
-              </w:rPr>
-              <w:t xml:space="preserve">                "recommendation": "Verificar los límites de los bucles iteradores usando len() - 1."</w:t>
+              <w:rPr>
+                <w:lang w:val="en-US"/>
+              </w:rPr>
+            </w:pPr>
+            <w:r>
+              <w:rPr>
+                <w:rFonts w:ascii="Consolas" w:hAnsi="Consolas"/>
+                <w:color w:val="000000"/>
+                <w:sz w:val="17"/>
+                <w:lang w:val="en-US"/>
+              </w:rPr>
+              <w:t xml:space="preserve">        }</w:t>
             </w:r>
           </w:p>
           <w:p>
@@ -4431,9 +6071,785 @@
                 <w:rFonts w:ascii="Consolas" w:hAnsi="Consolas"/>
                 <w:color w:val="000000"/>
                 <w:sz w:val="17"/>
+                <w:lang w:val="en-US"/>
+              </w:rPr>
+              <w:t xml:space="preserve">        </w:t>
+            </w:r>
+            <w:proofErr w:type="spellStart"/>
+            <w:r>
+              <w:rPr>
+                <w:rFonts w:ascii="Consolas" w:hAnsi="Consolas"/>
+                <w:color w:val="000000"/>
+                <w:sz w:val="17"/>
+                <w:lang w:val="en-US"/>
+              </w:rPr>
+              <w:t>self.test_reports</w:t>
+            </w:r>
+            <w:proofErr w:type="spellEnd"/>
+            <w:r>
+              <w:rPr>
+                <w:rFonts w:ascii="Consolas" w:hAnsi="Consolas"/>
+                <w:color w:val="000000"/>
+                <w:sz w:val="17"/>
+                <w:lang w:val="en-US"/>
+              </w:rPr>
+              <w:t xml:space="preserve">: </w:t>
+            </w:r>
+            <w:proofErr w:type="gramStart"/>
+            <w:r>
+              <w:rPr>
+                <w:rFonts w:ascii="Consolas" w:hAnsi="Consolas"/>
+                <w:color w:val="000000"/>
+                <w:sz w:val="17"/>
+                <w:lang w:val="en-US"/>
+              </w:rPr>
+              <w:t>List[</w:t>
+            </w:r>
+            <w:proofErr w:type="spellStart"/>
+            <w:proofErr w:type="gramEnd"/>
+            <w:r>
+              <w:rPr>
+                <w:rFonts w:ascii="Consolas" w:hAnsi="Consolas"/>
+                <w:color w:val="000000"/>
+                <w:sz w:val="17"/>
+                <w:lang w:val="en-US"/>
+              </w:rPr>
+              <w:t>Dict</w:t>
+            </w:r>
+            <w:proofErr w:type="spellEnd"/>
+            <w:r>
+              <w:rPr>
+                <w:rFonts w:ascii="Consolas" w:hAnsi="Consolas"/>
+                <w:color w:val="000000"/>
+                <w:sz w:val="17"/>
+                <w:lang w:val="en-US"/>
+              </w:rPr>
+              <w:t>[str, Any]] = []</w:t>
+            </w:r>
+          </w:p>
+          <w:p>
+            <w:pPr>
+              <w:spacing w:after="0" w:line="240" w:lineRule="auto"/>
+              <w:rPr>
+                <w:lang w:val="en-US"/>
+              </w:rPr>
+            </w:pPr>
+          </w:p>
+          <w:p>
+            <w:pPr>
+              <w:spacing w:after="0" w:line="240" w:lineRule="auto"/>
+              <w:rPr>
+                <w:lang w:val="en-US"/>
+              </w:rPr>
+            </w:pPr>
+            <w:r>
+              <w:rPr>
+                <w:rFonts w:ascii="Consolas" w:hAnsi="Consolas"/>
+                <w:color w:val="000000"/>
+                <w:sz w:val="17"/>
+                <w:lang w:val="en-US"/>
+              </w:rPr>
+              <w:t xml:space="preserve">    def </w:t>
+            </w:r>
+            <w:proofErr w:type="spellStart"/>
+            <w:r>
+              <w:rPr>
+                <w:rFonts w:ascii="Consolas" w:hAnsi="Consolas"/>
+                <w:color w:val="000000"/>
+                <w:sz w:val="17"/>
+                <w:lang w:val="en-US"/>
+              </w:rPr>
+              <w:t>analyze_</w:t>
+            </w:r>
+            <w:proofErr w:type="gramStart"/>
+            <w:r>
+              <w:rPr>
+                <w:rFonts w:ascii="Consolas" w:hAnsi="Consolas"/>
+                <w:color w:val="000000"/>
+                <w:sz w:val="17"/>
+                <w:lang w:val="en-US"/>
+              </w:rPr>
+              <w:t>failure</w:t>
+            </w:r>
+            <w:proofErr w:type="spellEnd"/>
+            <w:r>
+              <w:rPr>
+                <w:rFonts w:ascii="Consolas" w:hAnsi="Consolas"/>
+                <w:color w:val="000000"/>
+                <w:sz w:val="17"/>
+                <w:lang w:val="en-US"/>
+              </w:rPr>
+              <w:t>(</w:t>
+            </w:r>
+            <w:proofErr w:type="gramEnd"/>
+            <w:r>
+              <w:rPr>
+                <w:rFonts w:ascii="Consolas" w:hAnsi="Consolas"/>
+                <w:color w:val="000000"/>
+                <w:sz w:val="17"/>
+                <w:lang w:val="en-US"/>
+              </w:rPr>
+              <w:t xml:space="preserve">self, </w:t>
+            </w:r>
+            <w:proofErr w:type="spellStart"/>
+            <w:r>
+              <w:rPr>
+                <w:rFonts w:ascii="Consolas" w:hAnsi="Consolas"/>
+                <w:color w:val="000000"/>
+                <w:sz w:val="17"/>
+                <w:lang w:val="en-US"/>
+              </w:rPr>
+              <w:t>test_name</w:t>
+            </w:r>
+            <w:proofErr w:type="spellEnd"/>
+            <w:r>
+              <w:rPr>
+                <w:rFonts w:ascii="Consolas" w:hAnsi="Consolas"/>
+                <w:color w:val="000000"/>
+                <w:sz w:val="17"/>
+                <w:lang w:val="en-US"/>
+              </w:rPr>
+              <w:t xml:space="preserve">: str, error: Exception, </w:t>
+            </w:r>
+            <w:proofErr w:type="spellStart"/>
+            <w:r>
+              <w:rPr>
+                <w:rFonts w:ascii="Consolas" w:hAnsi="Consolas"/>
+                <w:color w:val="000000"/>
+                <w:sz w:val="17"/>
+                <w:lang w:val="en-US"/>
+              </w:rPr>
+              <w:t>stack_trace</w:t>
+            </w:r>
+            <w:proofErr w:type="spellEnd"/>
+            <w:r>
+              <w:rPr>
+                <w:rFonts w:ascii="Consolas" w:hAnsi="Consolas"/>
+                <w:color w:val="000000"/>
+                <w:sz w:val="17"/>
+                <w:lang w:val="en-US"/>
+              </w:rPr>
+              <w:t xml:space="preserve">: str) -&gt; </w:t>
+            </w:r>
+            <w:proofErr w:type="spellStart"/>
+            <w:r>
+              <w:rPr>
+                <w:rFonts w:ascii="Consolas" w:hAnsi="Consolas"/>
+                <w:color w:val="000000"/>
+                <w:sz w:val="17"/>
+                <w:lang w:val="en-US"/>
+              </w:rPr>
+              <w:t>Dict</w:t>
+            </w:r>
+            <w:proofErr w:type="spellEnd"/>
+            <w:r>
+              <w:rPr>
+                <w:rFonts w:ascii="Consolas" w:hAnsi="Consolas"/>
+                <w:color w:val="000000"/>
+                <w:sz w:val="17"/>
+                <w:lang w:val="en-US"/>
+              </w:rPr>
+              <w:t>[str, Any]:</w:t>
+            </w:r>
+          </w:p>
+          <w:p>
+            <w:pPr>
+              <w:spacing w:after="0" w:line="240" w:lineRule="auto"/>
+              <w:rPr>
+                <w:lang w:val="en-US"/>
+              </w:rPr>
+            </w:pPr>
+            <w:r>
+              <w:rPr>
+                <w:rFonts w:ascii="Consolas" w:hAnsi="Consolas"/>
+                <w:color w:val="000000"/>
+                <w:sz w:val="17"/>
+                <w:lang w:val="en-US"/>
+              </w:rPr>
+              <w:t xml:space="preserve">        </w:t>
+            </w:r>
+            <w:proofErr w:type="spellStart"/>
+            <w:r>
+              <w:rPr>
+                <w:rFonts w:ascii="Consolas" w:hAnsi="Consolas"/>
+                <w:color w:val="000000"/>
+                <w:sz w:val="17"/>
+                <w:lang w:val="en-US"/>
+              </w:rPr>
+              <w:t>error_type</w:t>
+            </w:r>
+            <w:proofErr w:type="spellEnd"/>
+            <w:r>
+              <w:rPr>
+                <w:rFonts w:ascii="Consolas" w:hAnsi="Consolas"/>
+                <w:color w:val="000000"/>
+                <w:sz w:val="17"/>
+                <w:lang w:val="en-US"/>
+              </w:rPr>
+              <w:t xml:space="preserve"> = </w:t>
+            </w:r>
+            <w:proofErr w:type="spellStart"/>
+            <w:proofErr w:type="gramStart"/>
+            <w:r>
+              <w:rPr>
+                <w:rFonts w:ascii="Consolas" w:hAnsi="Consolas"/>
+                <w:color w:val="000000"/>
+                <w:sz w:val="17"/>
+                <w:lang w:val="en-US"/>
+              </w:rPr>
+              <w:t>error._</w:t>
+            </w:r>
+            <w:proofErr w:type="gramEnd"/>
+            <w:r>
+              <w:rPr>
+                <w:rFonts w:ascii="Consolas" w:hAnsi="Consolas"/>
+                <w:color w:val="000000"/>
+                <w:sz w:val="17"/>
+                <w:lang w:val="en-US"/>
+              </w:rPr>
+              <w:t>_class__.__name</w:t>
+            </w:r>
+            <w:proofErr w:type="spellEnd"/>
+            <w:r>
+              <w:rPr>
+                <w:rFonts w:ascii="Consolas" w:hAnsi="Consolas"/>
+                <w:color w:val="000000"/>
+                <w:sz w:val="17"/>
+                <w:lang w:val="en-US"/>
+              </w:rPr>
+              <w:t>__</w:t>
+            </w:r>
+          </w:p>
+          <w:p>
+            <w:pPr>
+              <w:spacing w:after="0" w:line="240" w:lineRule="auto"/>
+              <w:rPr>
+                <w:lang w:val="en-US"/>
+              </w:rPr>
+            </w:pPr>
+            <w:r>
+              <w:rPr>
+                <w:rFonts w:ascii="Consolas" w:hAnsi="Consolas"/>
+                <w:color w:val="000000"/>
+                <w:sz w:val="17"/>
+                <w:lang w:val="en-US"/>
+              </w:rPr>
+              <w:t xml:space="preserve">        </w:t>
+            </w:r>
+            <w:proofErr w:type="spellStart"/>
+            <w:r>
+              <w:rPr>
+                <w:rFonts w:ascii="Consolas" w:hAnsi="Consolas"/>
+                <w:color w:val="000000"/>
+                <w:sz w:val="17"/>
+                <w:lang w:val="en-US"/>
+              </w:rPr>
+              <w:t>standard_error_type</w:t>
+            </w:r>
+            <w:proofErr w:type="spellEnd"/>
+            <w:r>
+              <w:rPr>
+                <w:rFonts w:ascii="Consolas" w:hAnsi="Consolas"/>
+                <w:color w:val="000000"/>
+                <w:sz w:val="17"/>
+                <w:lang w:val="en-US"/>
+              </w:rPr>
+              <w:t xml:space="preserve"> = </w:t>
+            </w:r>
+            <w:proofErr w:type="spellStart"/>
+            <w:r>
+              <w:rPr>
+                <w:rFonts w:ascii="Consolas" w:hAnsi="Consolas"/>
+                <w:color w:val="000000"/>
+                <w:sz w:val="17"/>
+                <w:lang w:val="en-US"/>
+              </w:rPr>
+              <w:t>error_type</w:t>
+            </w:r>
+            <w:proofErr w:type="spellEnd"/>
+          </w:p>
+          <w:p>
+            <w:pPr>
+              <w:spacing w:after="0" w:line="240" w:lineRule="auto"/>
+              <w:rPr>
+                <w:lang w:val="en-US"/>
+              </w:rPr>
+            </w:pPr>
+            <w:r>
+              <w:rPr>
+                <w:rFonts w:ascii="Consolas" w:hAnsi="Consolas"/>
+                <w:color w:val="000000"/>
+                <w:sz w:val="17"/>
+                <w:lang w:val="en-US"/>
+              </w:rPr>
+              <w:t xml:space="preserve">        if </w:t>
+            </w:r>
+            <w:proofErr w:type="spellStart"/>
+            <w:r>
+              <w:rPr>
+                <w:rFonts w:ascii="Consolas" w:hAnsi="Consolas"/>
+                <w:color w:val="000000"/>
+                <w:sz w:val="17"/>
+                <w:lang w:val="en-US"/>
+              </w:rPr>
+              <w:t>error_type</w:t>
+            </w:r>
+            <w:proofErr w:type="spellEnd"/>
+            <w:r>
+              <w:rPr>
+                <w:rFonts w:ascii="Consolas" w:hAnsi="Consolas"/>
+                <w:color w:val="000000"/>
+                <w:sz w:val="17"/>
+                <w:lang w:val="en-US"/>
+              </w:rPr>
+              <w:t xml:space="preserve"> == "</w:t>
+            </w:r>
+            <w:proofErr w:type="spellStart"/>
+            <w:r>
+              <w:rPr>
+                <w:rFonts w:ascii="Consolas" w:hAnsi="Consolas"/>
+                <w:color w:val="000000"/>
+                <w:sz w:val="17"/>
+                <w:lang w:val="en-US"/>
+              </w:rPr>
+              <w:t>AttributeError</w:t>
+            </w:r>
+            <w:proofErr w:type="spellEnd"/>
+            <w:r>
+              <w:rPr>
+                <w:rFonts w:ascii="Consolas" w:hAnsi="Consolas"/>
+                <w:color w:val="000000"/>
+                <w:sz w:val="17"/>
+                <w:lang w:val="en-US"/>
+              </w:rPr>
+              <w:t>":</w:t>
+            </w:r>
+          </w:p>
+          <w:p>
+            <w:pPr>
+              <w:spacing w:after="0" w:line="240" w:lineRule="auto"/>
+              <w:rPr>
+                <w:lang w:val="en-US"/>
+              </w:rPr>
+            </w:pPr>
+            <w:r>
+              <w:rPr>
+                <w:rFonts w:ascii="Consolas" w:hAnsi="Consolas"/>
+                <w:color w:val="000000"/>
+                <w:sz w:val="17"/>
+                <w:lang w:val="en-US"/>
               </w:rPr>
               <w:t xml:space="preserve">            </w:t>
             </w:r>
+            <w:proofErr w:type="spellStart"/>
+            <w:r>
+              <w:rPr>
+                <w:rFonts w:ascii="Consolas" w:hAnsi="Consolas"/>
+                <w:color w:val="000000"/>
+                <w:sz w:val="17"/>
+                <w:lang w:val="en-US"/>
+              </w:rPr>
+              <w:t>standard_error_type</w:t>
+            </w:r>
+            <w:proofErr w:type="spellEnd"/>
+            <w:r>
+              <w:rPr>
+                <w:rFonts w:ascii="Consolas" w:hAnsi="Consolas"/>
+                <w:color w:val="000000"/>
+                <w:sz w:val="17"/>
+                <w:lang w:val="en-US"/>
+              </w:rPr>
+              <w:t xml:space="preserve"> = "</w:t>
+            </w:r>
+            <w:proofErr w:type="spellStart"/>
+            <w:r>
+              <w:rPr>
+                <w:rFonts w:ascii="Consolas" w:hAnsi="Consolas"/>
+                <w:color w:val="000000"/>
+                <w:sz w:val="17"/>
+                <w:lang w:val="en-US"/>
+              </w:rPr>
+              <w:t>NullPointerException</w:t>
+            </w:r>
+            <w:proofErr w:type="spellEnd"/>
+            <w:r>
+              <w:rPr>
+                <w:rFonts w:ascii="Consolas" w:hAnsi="Consolas"/>
+                <w:color w:val="000000"/>
+                <w:sz w:val="17"/>
+                <w:lang w:val="en-US"/>
+              </w:rPr>
+              <w:t>"</w:t>
+            </w:r>
+          </w:p>
+          <w:p>
+            <w:pPr>
+              <w:spacing w:after="0" w:line="240" w:lineRule="auto"/>
+              <w:rPr>
+                <w:lang w:val="en-US"/>
+              </w:rPr>
+            </w:pPr>
+            <w:r>
+              <w:rPr>
+                <w:rFonts w:ascii="Consolas" w:hAnsi="Consolas"/>
+                <w:color w:val="000000"/>
+                <w:sz w:val="17"/>
+                <w:lang w:val="en-US"/>
+              </w:rPr>
+              <w:t xml:space="preserve">        </w:t>
+            </w:r>
+            <w:proofErr w:type="spellStart"/>
+            <w:r>
+              <w:rPr>
+                <w:rFonts w:ascii="Consolas" w:hAnsi="Consolas"/>
+                <w:color w:val="000000"/>
+                <w:sz w:val="17"/>
+                <w:lang w:val="en-US"/>
+              </w:rPr>
+              <w:t>elif</w:t>
+            </w:r>
+            <w:proofErr w:type="spellEnd"/>
+            <w:r>
+              <w:rPr>
+                <w:rFonts w:ascii="Consolas" w:hAnsi="Consolas"/>
+                <w:color w:val="000000"/>
+                <w:sz w:val="17"/>
+                <w:lang w:val="en-US"/>
+              </w:rPr>
+              <w:t xml:space="preserve"> </w:t>
+            </w:r>
+            <w:proofErr w:type="spellStart"/>
+            <w:r>
+              <w:rPr>
+                <w:rFonts w:ascii="Consolas" w:hAnsi="Consolas"/>
+                <w:color w:val="000000"/>
+                <w:sz w:val="17"/>
+                <w:lang w:val="en-US"/>
+              </w:rPr>
+              <w:t>error_type</w:t>
+            </w:r>
+            <w:proofErr w:type="spellEnd"/>
+            <w:r>
+              <w:rPr>
+                <w:rFonts w:ascii="Consolas" w:hAnsi="Consolas"/>
+                <w:color w:val="000000"/>
+                <w:sz w:val="17"/>
+                <w:lang w:val="en-US"/>
+              </w:rPr>
+              <w:t xml:space="preserve"> == "</w:t>
+            </w:r>
+            <w:proofErr w:type="spellStart"/>
+            <w:r>
+              <w:rPr>
+                <w:rFonts w:ascii="Consolas" w:hAnsi="Consolas"/>
+                <w:color w:val="000000"/>
+                <w:sz w:val="17"/>
+                <w:lang w:val="en-US"/>
+              </w:rPr>
+              <w:t>ConnectionRefusedError</w:t>
+            </w:r>
+            <w:proofErr w:type="spellEnd"/>
+            <w:r>
+              <w:rPr>
+                <w:rFonts w:ascii="Consolas" w:hAnsi="Consolas"/>
+                <w:color w:val="000000"/>
+                <w:sz w:val="17"/>
+                <w:lang w:val="en-US"/>
+              </w:rPr>
+              <w:t>":</w:t>
+            </w:r>
+          </w:p>
+          <w:p>
+            <w:pPr>
+              <w:spacing w:after="0" w:line="240" w:lineRule="auto"/>
+              <w:rPr>
+                <w:lang w:val="en-US"/>
+              </w:rPr>
+            </w:pPr>
+            <w:r>
+              <w:rPr>
+                <w:rFonts w:ascii="Consolas" w:hAnsi="Consolas"/>
+                <w:color w:val="000000"/>
+                <w:sz w:val="17"/>
+                <w:lang w:val="en-US"/>
+              </w:rPr>
+              <w:t xml:space="preserve">            </w:t>
+            </w:r>
+            <w:proofErr w:type="spellStart"/>
+            <w:r>
+              <w:rPr>
+                <w:rFonts w:ascii="Consolas" w:hAnsi="Consolas"/>
+                <w:color w:val="000000"/>
+                <w:sz w:val="17"/>
+                <w:lang w:val="en-US"/>
+              </w:rPr>
+              <w:t>standard_error_type</w:t>
+            </w:r>
+            <w:proofErr w:type="spellEnd"/>
+            <w:r>
+              <w:rPr>
+                <w:rFonts w:ascii="Consolas" w:hAnsi="Consolas"/>
+                <w:color w:val="000000"/>
+                <w:sz w:val="17"/>
+                <w:lang w:val="en-US"/>
+              </w:rPr>
+              <w:t xml:space="preserve"> = "</w:t>
+            </w:r>
+            <w:proofErr w:type="spellStart"/>
+            <w:r>
+              <w:rPr>
+                <w:rFonts w:ascii="Consolas" w:hAnsi="Consolas"/>
+                <w:color w:val="000000"/>
+                <w:sz w:val="17"/>
+                <w:lang w:val="en-US"/>
+              </w:rPr>
+              <w:t>ConnectionError</w:t>
+            </w:r>
+            <w:proofErr w:type="spellEnd"/>
+            <w:r>
+              <w:rPr>
+                <w:rFonts w:ascii="Consolas" w:hAnsi="Consolas"/>
+                <w:color w:val="000000"/>
+                <w:sz w:val="17"/>
+                <w:lang w:val="en-US"/>
+              </w:rPr>
+              <w:t>"</w:t>
+            </w:r>
+          </w:p>
+          <w:p>
+            <w:pPr>
+              <w:spacing w:after="0" w:line="240" w:lineRule="auto"/>
+              <w:rPr>
+                <w:lang w:val="en-US"/>
+              </w:rPr>
+            </w:pPr>
+            <w:r>
+              <w:rPr>
+                <w:rFonts w:ascii="Consolas" w:hAnsi="Consolas"/>
+                <w:color w:val="000000"/>
+                <w:sz w:val="17"/>
+                <w:lang w:val="en-US"/>
+              </w:rPr>
+              <w:t xml:space="preserve">            </w:t>
+            </w:r>
+          </w:p>
+          <w:p>
+            <w:pPr>
+              <w:spacing w:after="0" w:line="240" w:lineRule="auto"/>
+              <w:rPr>
+                <w:lang w:val="en-US"/>
+              </w:rPr>
+            </w:pPr>
+            <w:r>
+              <w:rPr>
+                <w:rFonts w:ascii="Consolas" w:hAnsi="Consolas"/>
+                <w:color w:val="000000"/>
+                <w:sz w:val="17"/>
+                <w:lang w:val="en-US"/>
+              </w:rPr>
+              <w:t xml:space="preserve">        </w:t>
+            </w:r>
+            <w:proofErr w:type="spellStart"/>
+            <w:r>
+              <w:rPr>
+                <w:rFonts w:ascii="Consolas" w:hAnsi="Consolas"/>
+                <w:color w:val="000000"/>
+                <w:sz w:val="17"/>
+                <w:lang w:val="en-US"/>
+              </w:rPr>
+              <w:t>kb_entry</w:t>
+            </w:r>
+            <w:proofErr w:type="spellEnd"/>
+            <w:r>
+              <w:rPr>
+                <w:rFonts w:ascii="Consolas" w:hAnsi="Consolas"/>
+                <w:color w:val="000000"/>
+                <w:sz w:val="17"/>
+                <w:lang w:val="en-US"/>
+              </w:rPr>
+              <w:t xml:space="preserve"> = </w:t>
+            </w:r>
+            <w:proofErr w:type="spellStart"/>
+            <w:proofErr w:type="gramStart"/>
+            <w:r>
+              <w:rPr>
+                <w:rFonts w:ascii="Consolas" w:hAnsi="Consolas"/>
+                <w:color w:val="000000"/>
+                <w:sz w:val="17"/>
+                <w:lang w:val="en-US"/>
+              </w:rPr>
+              <w:t>self.knowledge_base.get</w:t>
+            </w:r>
+            <w:proofErr w:type="spellEnd"/>
+            <w:r>
+              <w:rPr>
+                <w:rFonts w:ascii="Consolas" w:hAnsi="Consolas"/>
+                <w:color w:val="000000"/>
+                <w:sz w:val="17"/>
+                <w:lang w:val="en-US"/>
+              </w:rPr>
+              <w:t>(</w:t>
+            </w:r>
+            <w:proofErr w:type="gramEnd"/>
+          </w:p>
+          <w:p>
+            <w:pPr>
+              <w:spacing w:after="0" w:line="240" w:lineRule="auto"/>
+            </w:pPr>
+            <w:r>
+              <w:rPr>
+                <w:rFonts w:ascii="Consolas" w:hAnsi="Consolas"/>
+                <w:color w:val="000000"/>
+                <w:sz w:val="17"/>
+                <w:lang w:val="en-US"/>
+              </w:rPr>
+              <w:t xml:space="preserve">            </w:t>
+            </w:r>
+            <w:proofErr w:type="spellStart"/>
+            <w:r>
+              <w:rPr>
+                <w:rFonts w:ascii="Consolas" w:hAnsi="Consolas"/>
+                <w:color w:val="000000"/>
+                <w:sz w:val="17"/>
+              </w:rPr>
+              <w:t>standard_error_type</w:t>
+            </w:r>
+            <w:proofErr w:type="spellEnd"/>
+            <w:r>
+              <w:rPr>
+                <w:rFonts w:ascii="Consolas" w:hAnsi="Consolas"/>
+                <w:color w:val="000000"/>
+                <w:sz w:val="17"/>
+              </w:rPr>
+              <w:t>,</w:t>
+            </w:r>
+          </w:p>
+          <w:p>
+            <w:pPr>
+              <w:spacing w:after="0" w:line="240" w:lineRule="auto"/>
+            </w:pPr>
+            <w:r>
+              <w:rPr>
+                <w:rFonts w:ascii="Consolas" w:hAnsi="Consolas"/>
+                <w:color w:val="000000"/>
+                <w:sz w:val="17"/>
+              </w:rPr>
+              <w:t xml:space="preserve">            {</w:t>
+            </w:r>
+          </w:p>
+          <w:p>
+            <w:pPr>
+              <w:spacing w:after="0" w:line="240" w:lineRule="auto"/>
+            </w:pPr>
+            <w:r>
+              <w:rPr>
+                <w:rFonts w:ascii="Consolas" w:hAnsi="Consolas"/>
+                <w:color w:val="000000"/>
+                <w:sz w:val="17"/>
+              </w:rPr>
+              <w:t xml:space="preserve">                "</w:t>
+            </w:r>
+            <w:proofErr w:type="spellStart"/>
+            <w:r>
+              <w:rPr>
+                <w:rFonts w:ascii="Consolas" w:hAnsi="Consolas"/>
+                <w:color w:val="000000"/>
+                <w:sz w:val="17"/>
+              </w:rPr>
+              <w:t>description</w:t>
+            </w:r>
+            <w:proofErr w:type="spellEnd"/>
+            <w:r>
+              <w:rPr>
+                <w:rFonts w:ascii="Consolas" w:hAnsi="Consolas"/>
+                <w:color w:val="000000"/>
+                <w:sz w:val="17"/>
+              </w:rPr>
+              <w:t xml:space="preserve">": </w:t>
+            </w:r>
+            <w:proofErr w:type="spellStart"/>
+            <w:r>
+              <w:rPr>
+                <w:rFonts w:ascii="Consolas" w:hAnsi="Consolas"/>
+                <w:color w:val="000000"/>
+                <w:sz w:val="17"/>
+              </w:rPr>
+              <w:t>f"Excepción</w:t>
+            </w:r>
+            <w:proofErr w:type="spellEnd"/>
+            <w:r>
+              <w:rPr>
+                <w:rFonts w:ascii="Consolas" w:hAnsi="Consolas"/>
+                <w:color w:val="000000"/>
+                <w:sz w:val="17"/>
+              </w:rPr>
+              <w:t xml:space="preserve"> genérica tipo {</w:t>
+            </w:r>
+            <w:proofErr w:type="spellStart"/>
+            <w:r>
+              <w:rPr>
+                <w:rFonts w:ascii="Consolas" w:hAnsi="Consolas"/>
+                <w:color w:val="000000"/>
+                <w:sz w:val="17"/>
+              </w:rPr>
+              <w:t>error_type</w:t>
+            </w:r>
+            <w:proofErr w:type="spellEnd"/>
+            <w:r>
+              <w:rPr>
+                <w:rFonts w:ascii="Consolas" w:hAnsi="Consolas"/>
+                <w:color w:val="000000"/>
+                <w:sz w:val="17"/>
+              </w:rPr>
+              <w:t>}.",</w:t>
+            </w:r>
+          </w:p>
+          <w:p>
+            <w:pPr>
+              <w:spacing w:after="0" w:line="240" w:lineRule="auto"/>
+            </w:pPr>
+            <w:r>
+              <w:rPr>
+                <w:rFonts w:ascii="Consolas" w:hAnsi="Consolas"/>
+                <w:color w:val="000000"/>
+                <w:sz w:val="17"/>
+              </w:rPr>
+              <w:t xml:space="preserve">                "</w:t>
+            </w:r>
+            <w:proofErr w:type="spellStart"/>
+            <w:r>
+              <w:rPr>
+                <w:rFonts w:ascii="Consolas" w:hAnsi="Consolas"/>
+                <w:color w:val="000000"/>
+                <w:sz w:val="17"/>
+              </w:rPr>
+              <w:t>recommendation</w:t>
+            </w:r>
+            <w:proofErr w:type="spellEnd"/>
+            <w:r>
+              <w:rPr>
+                <w:rFonts w:ascii="Consolas" w:hAnsi="Consolas"/>
+                <w:color w:val="000000"/>
+                <w:sz w:val="17"/>
+              </w:rPr>
+              <w:t>": "Inspeccionar manualmente la pila de llamadas del error en el log."</w:t>
+            </w:r>
+          </w:p>
+          <w:p>
+            <w:pPr>
+              <w:spacing w:after="0" w:line="240" w:lineRule="auto"/>
+              <w:rPr>
+                <w:lang w:val="en-US"/>
+              </w:rPr>
+            </w:pPr>
+            <w:r>
+              <w:rPr>
+                <w:rFonts w:ascii="Consolas" w:hAnsi="Consolas"/>
+                <w:color w:val="000000"/>
+                <w:sz w:val="17"/>
+              </w:rPr>
+              <w:t xml:space="preserve">            </w:t>
+            </w:r>
             <w:r>
               <w:rPr>
                 <w:rFonts w:ascii="Consolas" w:hAnsi="Consolas"/>
@@ -4458,6 +6874,500 @@
                 <w:sz w:val="17"/>
                 <w:lang w:val="en-US"/>
               </w:rPr>
+              <w:t xml:space="preserve">        )</w:t>
+            </w:r>
+          </w:p>
+          <w:p>
+            <w:pPr>
+              <w:spacing w:after="0" w:line="240" w:lineRule="auto"/>
+              <w:rPr>
+                <w:lang w:val="en-US"/>
+              </w:rPr>
+            </w:pPr>
+            <w:r>
+              <w:rPr>
+                <w:rFonts w:ascii="Consolas" w:hAnsi="Consolas"/>
+                <w:color w:val="000000"/>
+                <w:sz w:val="17"/>
+                <w:lang w:val="en-US"/>
+              </w:rPr>
+              <w:t xml:space="preserve">        </w:t>
+            </w:r>
+          </w:p>
+          <w:p>
+            <w:pPr>
+              <w:spacing w:after="0" w:line="240" w:lineRule="auto"/>
+              <w:rPr>
+                <w:lang w:val="en-US"/>
+              </w:rPr>
+            </w:pPr>
+            <w:r>
+              <w:rPr>
+                <w:rFonts w:ascii="Consolas" w:hAnsi="Consolas"/>
+                <w:color w:val="000000"/>
+                <w:sz w:val="17"/>
+                <w:lang w:val="en-US"/>
+              </w:rPr>
+              <w:t xml:space="preserve">        report = {</w:t>
+            </w:r>
+          </w:p>
+          <w:p>
+            <w:pPr>
+              <w:spacing w:after="0" w:line="240" w:lineRule="auto"/>
+              <w:rPr>
+                <w:lang w:val="en-US"/>
+              </w:rPr>
+            </w:pPr>
+            <w:r>
+              <w:rPr>
+                <w:rFonts w:ascii="Consolas" w:hAnsi="Consolas"/>
+                <w:color w:val="000000"/>
+                <w:sz w:val="17"/>
+                <w:lang w:val="en-US"/>
+              </w:rPr>
+              <w:t xml:space="preserve">            "timestamp": </w:t>
+            </w:r>
+            <w:proofErr w:type="spellStart"/>
+            <w:r>
+              <w:rPr>
+                <w:rFonts w:ascii="Consolas" w:hAnsi="Consolas"/>
+                <w:color w:val="000000"/>
+                <w:sz w:val="17"/>
+                <w:lang w:val="en-US"/>
+              </w:rPr>
+              <w:t>datetime.now</w:t>
+            </w:r>
+            <w:proofErr w:type="spellEnd"/>
+            <w:r>
+              <w:rPr>
+                <w:rFonts w:ascii="Consolas" w:hAnsi="Consolas"/>
+                <w:color w:val="000000"/>
+                <w:sz w:val="17"/>
+                <w:lang w:val="en-US"/>
+              </w:rPr>
+              <w:t>(</w:t>
+            </w:r>
+            <w:proofErr w:type="gramStart"/>
+            <w:r>
+              <w:rPr>
+                <w:rFonts w:ascii="Consolas" w:hAnsi="Consolas"/>
+                <w:color w:val="000000"/>
+                <w:sz w:val="17"/>
+                <w:lang w:val="en-US"/>
+              </w:rPr>
+              <w:t>).</w:t>
+            </w:r>
+            <w:proofErr w:type="spellStart"/>
+            <w:r>
+              <w:rPr>
+                <w:rFonts w:ascii="Consolas" w:hAnsi="Consolas"/>
+                <w:color w:val="000000"/>
+                <w:sz w:val="17"/>
+                <w:lang w:val="en-US"/>
+              </w:rPr>
+              <w:t>isoformat</w:t>
+            </w:r>
+            <w:proofErr w:type="spellEnd"/>
+            <w:proofErr w:type="gramEnd"/>
+            <w:r>
+              <w:rPr>
+                <w:rFonts w:ascii="Consolas" w:hAnsi="Consolas"/>
+                <w:color w:val="000000"/>
+                <w:sz w:val="17"/>
+                <w:lang w:val="en-US"/>
+              </w:rPr>
+              <w:t>(),</w:t>
+            </w:r>
+          </w:p>
+          <w:p>
+            <w:pPr>
+              <w:spacing w:after="0" w:line="240" w:lineRule="auto"/>
+              <w:rPr>
+                <w:lang w:val="en-US"/>
+              </w:rPr>
+            </w:pPr>
+            <w:r>
+              <w:rPr>
+                <w:rFonts w:ascii="Consolas" w:hAnsi="Consolas"/>
+                <w:color w:val="000000"/>
+                <w:sz w:val="17"/>
+                <w:lang w:val="en-US"/>
+              </w:rPr>
+              <w:t xml:space="preserve">            "</w:t>
+            </w:r>
+            <w:proofErr w:type="spellStart"/>
+            <w:proofErr w:type="gramStart"/>
+            <w:r>
+              <w:rPr>
+                <w:rFonts w:ascii="Consolas" w:hAnsi="Consolas"/>
+                <w:color w:val="000000"/>
+                <w:sz w:val="17"/>
+                <w:lang w:val="en-US"/>
+              </w:rPr>
+              <w:t>test</w:t>
+            </w:r>
+            <w:proofErr w:type="gramEnd"/>
+            <w:r>
+              <w:rPr>
+                <w:rFonts w:ascii="Consolas" w:hAnsi="Consolas"/>
+                <w:color w:val="000000"/>
+                <w:sz w:val="17"/>
+                <w:lang w:val="en-US"/>
+              </w:rPr>
+              <w:t>_name</w:t>
+            </w:r>
+            <w:proofErr w:type="spellEnd"/>
+            <w:r>
+              <w:rPr>
+                <w:rFonts w:ascii="Consolas" w:hAnsi="Consolas"/>
+                <w:color w:val="000000"/>
+                <w:sz w:val="17"/>
+                <w:lang w:val="en-US"/>
+              </w:rPr>
+              <w:t xml:space="preserve">": </w:t>
+            </w:r>
+            <w:proofErr w:type="spellStart"/>
+            <w:r>
+              <w:rPr>
+                <w:rFonts w:ascii="Consolas" w:hAnsi="Consolas"/>
+                <w:color w:val="000000"/>
+                <w:sz w:val="17"/>
+                <w:lang w:val="en-US"/>
+              </w:rPr>
+              <w:t>test_name</w:t>
+            </w:r>
+            <w:proofErr w:type="spellEnd"/>
+            <w:r>
+              <w:rPr>
+                <w:rFonts w:ascii="Consolas" w:hAnsi="Consolas"/>
+                <w:color w:val="000000"/>
+                <w:sz w:val="17"/>
+                <w:lang w:val="en-US"/>
+              </w:rPr>
+              <w:t>,</w:t>
+            </w:r>
+          </w:p>
+          <w:p>
+            <w:pPr>
+              <w:spacing w:after="0" w:line="240" w:lineRule="auto"/>
+              <w:rPr>
+                <w:lang w:val="en-US"/>
+              </w:rPr>
+            </w:pPr>
+            <w:r>
+              <w:rPr>
+                <w:rFonts w:ascii="Consolas" w:hAnsi="Consolas"/>
+                <w:color w:val="000000"/>
+                <w:sz w:val="17"/>
+                <w:lang w:val="en-US"/>
+              </w:rPr>
+              <w:t xml:space="preserve">            "</w:t>
+            </w:r>
+            <w:proofErr w:type="spellStart"/>
+            <w:proofErr w:type="gramStart"/>
+            <w:r>
+              <w:rPr>
+                <w:rFonts w:ascii="Consolas" w:hAnsi="Consolas"/>
+                <w:color w:val="000000"/>
+                <w:sz w:val="17"/>
+                <w:lang w:val="en-US"/>
+              </w:rPr>
+              <w:t>error</w:t>
+            </w:r>
+            <w:proofErr w:type="gramEnd"/>
+            <w:r>
+              <w:rPr>
+                <w:rFonts w:ascii="Consolas" w:hAnsi="Consolas"/>
+                <w:color w:val="000000"/>
+                <w:sz w:val="17"/>
+                <w:lang w:val="en-US"/>
+              </w:rPr>
+              <w:t>_type</w:t>
+            </w:r>
+            <w:proofErr w:type="spellEnd"/>
+            <w:r>
+              <w:rPr>
+                <w:rFonts w:ascii="Consolas" w:hAnsi="Consolas"/>
+                <w:color w:val="000000"/>
+                <w:sz w:val="17"/>
+                <w:lang w:val="en-US"/>
+              </w:rPr>
+              <w:t xml:space="preserve">": </w:t>
+            </w:r>
+            <w:proofErr w:type="spellStart"/>
+            <w:r>
+              <w:rPr>
+                <w:rFonts w:ascii="Consolas" w:hAnsi="Consolas"/>
+                <w:color w:val="000000"/>
+                <w:sz w:val="17"/>
+                <w:lang w:val="en-US"/>
+              </w:rPr>
+              <w:t>error_type</w:t>
+            </w:r>
+            <w:proofErr w:type="spellEnd"/>
+            <w:r>
+              <w:rPr>
+                <w:rFonts w:ascii="Consolas" w:hAnsi="Consolas"/>
+                <w:color w:val="000000"/>
+                <w:sz w:val="17"/>
+                <w:lang w:val="en-US"/>
+              </w:rPr>
+              <w:t>,</w:t>
+            </w:r>
+          </w:p>
+          <w:p>
+            <w:pPr>
+              <w:spacing w:after="0" w:line="240" w:lineRule="auto"/>
+              <w:rPr>
+                <w:lang w:val="en-US"/>
+              </w:rPr>
+            </w:pPr>
+            <w:r>
+              <w:rPr>
+                <w:rFonts w:ascii="Consolas" w:hAnsi="Consolas"/>
+                <w:color w:val="000000"/>
+                <w:sz w:val="17"/>
+                <w:lang w:val="en-US"/>
+              </w:rPr>
+              <w:t xml:space="preserve">            "</w:t>
+            </w:r>
+            <w:proofErr w:type="spellStart"/>
+            <w:proofErr w:type="gramStart"/>
+            <w:r>
+              <w:rPr>
+                <w:rFonts w:ascii="Consolas" w:hAnsi="Consolas"/>
+                <w:color w:val="000000"/>
+                <w:sz w:val="17"/>
+                <w:lang w:val="en-US"/>
+              </w:rPr>
+              <w:t>error</w:t>
+            </w:r>
+            <w:proofErr w:type="gramEnd"/>
+            <w:r>
+              <w:rPr>
+                <w:rFonts w:ascii="Consolas" w:hAnsi="Consolas"/>
+                <w:color w:val="000000"/>
+                <w:sz w:val="17"/>
+                <w:lang w:val="en-US"/>
+              </w:rPr>
+              <w:t>_message</w:t>
+            </w:r>
+            <w:proofErr w:type="spellEnd"/>
+            <w:r>
+              <w:rPr>
+                <w:rFonts w:ascii="Consolas" w:hAnsi="Consolas"/>
+                <w:color w:val="000000"/>
+                <w:sz w:val="17"/>
+                <w:lang w:val="en-US"/>
+              </w:rPr>
+              <w:t>": str(error),</w:t>
+            </w:r>
+          </w:p>
+          <w:p>
+            <w:pPr>
+              <w:spacing w:after="0" w:line="240" w:lineRule="auto"/>
+              <w:rPr>
+                <w:lang w:val="en-US"/>
+              </w:rPr>
+            </w:pPr>
+            <w:r>
+              <w:rPr>
+                <w:rFonts w:ascii="Consolas" w:hAnsi="Consolas"/>
+                <w:color w:val="000000"/>
+                <w:sz w:val="17"/>
+                <w:lang w:val="en-US"/>
+              </w:rPr>
+              <w:lastRenderedPageBreak/>
+              <w:t xml:space="preserve">            "</w:t>
+            </w:r>
+            <w:proofErr w:type="spellStart"/>
+            <w:r>
+              <w:rPr>
+                <w:rFonts w:ascii="Consolas" w:hAnsi="Consolas"/>
+                <w:color w:val="000000"/>
+                <w:sz w:val="17"/>
+                <w:lang w:val="en-US"/>
+              </w:rPr>
+              <w:t>stack_trace_preview</w:t>
+            </w:r>
+            <w:proofErr w:type="spellEnd"/>
+            <w:r>
+              <w:rPr>
+                <w:rFonts w:ascii="Consolas" w:hAnsi="Consolas"/>
+                <w:color w:val="000000"/>
+                <w:sz w:val="17"/>
+                <w:lang w:val="en-US"/>
+              </w:rPr>
+              <w:t xml:space="preserve">": </w:t>
+            </w:r>
+            <w:proofErr w:type="spellStart"/>
+            <w:r>
+              <w:rPr>
+                <w:rFonts w:ascii="Consolas" w:hAnsi="Consolas"/>
+                <w:color w:val="000000"/>
+                <w:sz w:val="17"/>
+                <w:lang w:val="en-US"/>
+              </w:rPr>
+              <w:t>stack_</w:t>
+            </w:r>
+            <w:proofErr w:type="gramStart"/>
+            <w:r>
+              <w:rPr>
+                <w:rFonts w:ascii="Consolas" w:hAnsi="Consolas"/>
+                <w:color w:val="000000"/>
+                <w:sz w:val="17"/>
+                <w:lang w:val="en-US"/>
+              </w:rPr>
+              <w:t>trace.strip</w:t>
+            </w:r>
+            <w:proofErr w:type="spellEnd"/>
+            <w:proofErr w:type="gramEnd"/>
+            <w:r>
+              <w:rPr>
+                <w:rFonts w:ascii="Consolas" w:hAnsi="Consolas"/>
+                <w:color w:val="000000"/>
+                <w:sz w:val="17"/>
+                <w:lang w:val="en-US"/>
+              </w:rPr>
+              <w:t>().split("\n")[-1],</w:t>
+            </w:r>
+          </w:p>
+          <w:p>
+            <w:pPr>
+              <w:spacing w:after="0" w:line="240" w:lineRule="auto"/>
+              <w:rPr>
+                <w:lang w:val="en-US"/>
+              </w:rPr>
+            </w:pPr>
+            <w:r>
+              <w:rPr>
+                <w:rFonts w:ascii="Consolas" w:hAnsi="Consolas"/>
+                <w:color w:val="000000"/>
+                <w:sz w:val="17"/>
+                <w:lang w:val="en-US"/>
+              </w:rPr>
+              <w:t xml:space="preserve">            "explanation": </w:t>
+            </w:r>
+            <w:proofErr w:type="spellStart"/>
+            <w:r>
+              <w:rPr>
+                <w:rFonts w:ascii="Consolas" w:hAnsi="Consolas"/>
+                <w:color w:val="000000"/>
+                <w:sz w:val="17"/>
+                <w:lang w:val="en-US"/>
+              </w:rPr>
+              <w:t>kb_entry</w:t>
+            </w:r>
+            <w:proofErr w:type="spellEnd"/>
+            <w:r>
+              <w:rPr>
+                <w:rFonts w:ascii="Consolas" w:hAnsi="Consolas"/>
+                <w:color w:val="000000"/>
+                <w:sz w:val="17"/>
+                <w:lang w:val="en-US"/>
+              </w:rPr>
+              <w:t>["description"],</w:t>
+            </w:r>
+          </w:p>
+          <w:p>
+            <w:pPr>
+              <w:spacing w:after="0" w:line="240" w:lineRule="auto"/>
+              <w:rPr>
+                <w:lang w:val="en-US"/>
+              </w:rPr>
+            </w:pPr>
+            <w:r>
+              <w:rPr>
+                <w:rFonts w:ascii="Consolas" w:hAnsi="Consolas"/>
+                <w:color w:val="000000"/>
+                <w:sz w:val="17"/>
+                <w:lang w:val="en-US"/>
+              </w:rPr>
+              <w:t xml:space="preserve">            "</w:t>
+            </w:r>
+            <w:proofErr w:type="spellStart"/>
+            <w:proofErr w:type="gramStart"/>
+            <w:r>
+              <w:rPr>
+                <w:rFonts w:ascii="Consolas" w:hAnsi="Consolas"/>
+                <w:color w:val="000000"/>
+                <w:sz w:val="17"/>
+                <w:lang w:val="en-US"/>
+              </w:rPr>
+              <w:t>solution</w:t>
+            </w:r>
+            <w:proofErr w:type="gramEnd"/>
+            <w:r>
+              <w:rPr>
+                <w:rFonts w:ascii="Consolas" w:hAnsi="Consolas"/>
+                <w:color w:val="000000"/>
+                <w:sz w:val="17"/>
+                <w:lang w:val="en-US"/>
+              </w:rPr>
+              <w:t>_proposed</w:t>
+            </w:r>
+            <w:proofErr w:type="spellEnd"/>
+            <w:r>
+              <w:rPr>
+                <w:rFonts w:ascii="Consolas" w:hAnsi="Consolas"/>
+                <w:color w:val="000000"/>
+                <w:sz w:val="17"/>
+                <w:lang w:val="en-US"/>
+              </w:rPr>
+              <w:t xml:space="preserve">": </w:t>
+            </w:r>
+            <w:proofErr w:type="spellStart"/>
+            <w:r>
+              <w:rPr>
+                <w:rFonts w:ascii="Consolas" w:hAnsi="Consolas"/>
+                <w:color w:val="000000"/>
+                <w:sz w:val="17"/>
+                <w:lang w:val="en-US"/>
+              </w:rPr>
+              <w:t>kb_entry</w:t>
+            </w:r>
+            <w:proofErr w:type="spellEnd"/>
+            <w:r>
+              <w:rPr>
+                <w:rFonts w:ascii="Consolas" w:hAnsi="Consolas"/>
+                <w:color w:val="000000"/>
+                <w:sz w:val="17"/>
+                <w:lang w:val="en-US"/>
+              </w:rPr>
+              <w:t>["recommendation"],</w:t>
+            </w:r>
+          </w:p>
+          <w:p>
+            <w:pPr>
+              <w:spacing w:after="0" w:line="240" w:lineRule="auto"/>
+              <w:rPr>
+                <w:lang w:val="en-US"/>
+              </w:rPr>
+            </w:pPr>
+            <w:r>
+              <w:rPr>
+                <w:rFonts w:ascii="Consolas" w:hAnsi="Consolas"/>
+                <w:color w:val="000000"/>
+                <w:sz w:val="17"/>
+                <w:lang w:val="en-US"/>
+              </w:rPr>
+              <w:t xml:space="preserve">            "status": "ANALIZED_FAIL"</w:t>
+            </w:r>
+          </w:p>
+          <w:p>
+            <w:pPr>
+              <w:spacing w:after="0" w:line="240" w:lineRule="auto"/>
+              <w:rPr>
+                <w:lang w:val="en-US"/>
+              </w:rPr>
+            </w:pPr>
+            <w:r>
+              <w:rPr>
+                <w:rFonts w:ascii="Consolas" w:hAnsi="Consolas"/>
+                <w:color w:val="000000"/>
+                <w:sz w:val="17"/>
+                <w:lang w:val="en-US"/>
+              </w:rPr>
               <w:t xml:space="preserve">        }</w:t>
             </w:r>
           </w:p>
@@ -4475,16 +7385,38 @@
                 <w:sz w:val="17"/>
                 <w:lang w:val="en-US"/>
               </w:rPr>
-              <w:t xml:space="preserve">        self.test_reports: List[Dict[str</w:t>
-            </w:r>
-            <w:r>
-              <w:rPr>
-                <w:rFonts w:ascii="Consolas" w:hAnsi="Consolas"/>
-                <w:color w:val="000000"/>
-                <w:sz w:val="17"/>
-                <w:lang w:val="en-US"/>
-              </w:rPr>
-              <w:t>, Any]] = []</w:t>
+              <w:t xml:space="preserve">        </w:t>
+            </w:r>
+            <w:proofErr w:type="spellStart"/>
+            <w:r>
+              <w:rPr>
+                <w:rFonts w:ascii="Consolas" w:hAnsi="Consolas"/>
+                <w:color w:val="000000"/>
+                <w:sz w:val="17"/>
+                <w:lang w:val="en-US"/>
+              </w:rPr>
+              <w:t>self.test_</w:t>
+            </w:r>
+            <w:proofErr w:type="gramStart"/>
+            <w:r>
+              <w:rPr>
+                <w:rFonts w:ascii="Consolas" w:hAnsi="Consolas"/>
+                <w:color w:val="000000"/>
+                <w:sz w:val="17"/>
+                <w:lang w:val="en-US"/>
+              </w:rPr>
+              <w:t>reports.append</w:t>
+            </w:r>
+            <w:proofErr w:type="spellEnd"/>
+            <w:proofErr w:type="gramEnd"/>
+            <w:r>
+              <w:rPr>
+                <w:rFonts w:ascii="Consolas" w:hAnsi="Consolas"/>
+                <w:color w:val="000000"/>
+                <w:sz w:val="17"/>
+                <w:lang w:val="en-US"/>
+              </w:rPr>
+              <w:t>(report)</w:t>
             </w:r>
           </w:p>
           <w:p>
@@ -4494,6 +7426,15 @@
                 <w:lang w:val="en-US"/>
               </w:rPr>
             </w:pPr>
+            <w:r>
+              <w:rPr>
+                <w:rFonts w:ascii="Consolas" w:hAnsi="Consolas"/>
+                <w:color w:val="000000"/>
+                <w:sz w:val="17"/>
+                <w:lang w:val="en-US"/>
+              </w:rPr>
+              <w:t xml:space="preserve">        return report</w:t>
+            </w:r>
           </w:p>
           <w:p>
             <w:pPr>
@@ -4502,15 +7443,6 @@
                 <w:lang w:val="en-US"/>
               </w:rPr>
             </w:pPr>
-            <w:r>
-              <w:rPr>
-                <w:rFonts w:ascii="Consolas" w:hAnsi="Consolas"/>
-                <w:color w:val="000000"/>
-                <w:sz w:val="17"/>
-                <w:lang w:val="en-US"/>
-              </w:rPr>
-              <w:t xml:space="preserve">    def analyze_failure(self, test_name: str, error: Exception, stack_trace: str) -&gt; Dict[str, Any]:</w:t>
-            </w:r>
           </w:p>
           <w:p>
             <w:pPr>
@@ -4526,7 +7458,27 @@
                 <w:sz w:val="17"/>
                 <w:lang w:val="en-US"/>
               </w:rPr>
-              <w:t xml:space="preserve">        error_type = error.__class__.__name__</w:t>
+              <w:t xml:space="preserve">    def </w:t>
+            </w:r>
+            <w:proofErr w:type="spellStart"/>
+            <w:r>
+              <w:rPr>
+                <w:rFonts w:ascii="Consolas" w:hAnsi="Consolas"/>
+                <w:color w:val="000000"/>
+                <w:sz w:val="17"/>
+                <w:lang w:val="en-US"/>
+              </w:rPr>
+              <w:t>generate_full_report</w:t>
+            </w:r>
+            <w:proofErr w:type="spellEnd"/>
+            <w:r>
+              <w:rPr>
+                <w:rFonts w:ascii="Consolas" w:hAnsi="Consolas"/>
+                <w:color w:val="000000"/>
+                <w:sz w:val="17"/>
+                <w:lang w:val="en-US"/>
+              </w:rPr>
+              <w:t>(self) -&gt; str:</w:t>
             </w:r>
           </w:p>
           <w:p>
@@ -4543,7 +7495,69 @@
                 <w:sz w:val="17"/>
                 <w:lang w:val="en-US"/>
               </w:rPr>
-              <w:t xml:space="preserve">        standard_error_type = error_type</w:t>
+              <w:t xml:space="preserve">        return </w:t>
+            </w:r>
+            <w:proofErr w:type="spellStart"/>
+            <w:proofErr w:type="gramStart"/>
+            <w:r>
+              <w:rPr>
+                <w:rFonts w:ascii="Consolas" w:hAnsi="Consolas"/>
+                <w:color w:val="000000"/>
+                <w:sz w:val="17"/>
+                <w:lang w:val="en-US"/>
+              </w:rPr>
+              <w:t>json.dumps</w:t>
+            </w:r>
+            <w:proofErr w:type="spellEnd"/>
+            <w:proofErr w:type="gramEnd"/>
+            <w:r>
+              <w:rPr>
+                <w:rFonts w:ascii="Consolas" w:hAnsi="Consolas"/>
+                <w:color w:val="000000"/>
+                <w:sz w:val="17"/>
+                <w:lang w:val="en-US"/>
+              </w:rPr>
+              <w:t>(</w:t>
+            </w:r>
+            <w:proofErr w:type="spellStart"/>
+            <w:r>
+              <w:rPr>
+                <w:rFonts w:ascii="Consolas" w:hAnsi="Consolas"/>
+                <w:color w:val="000000"/>
+                <w:sz w:val="17"/>
+                <w:lang w:val="en-US"/>
+              </w:rPr>
+              <w:t>self.test_reports</w:t>
+            </w:r>
+            <w:proofErr w:type="spellEnd"/>
+            <w:r>
+              <w:rPr>
+                <w:rFonts w:ascii="Consolas" w:hAnsi="Consolas"/>
+                <w:color w:val="000000"/>
+                <w:sz w:val="17"/>
+                <w:lang w:val="en-US"/>
+              </w:rPr>
+              <w:t xml:space="preserve">, indent=2, </w:t>
+            </w:r>
+            <w:proofErr w:type="spellStart"/>
+            <w:r>
+              <w:rPr>
+                <w:rFonts w:ascii="Consolas" w:hAnsi="Consolas"/>
+                <w:color w:val="000000"/>
+                <w:sz w:val="17"/>
+                <w:lang w:val="en-US"/>
+              </w:rPr>
+              <w:t>ensure_ascii</w:t>
+            </w:r>
+            <w:proofErr w:type="spellEnd"/>
+            <w:r>
+              <w:rPr>
+                <w:rFonts w:ascii="Consolas" w:hAnsi="Consolas"/>
+                <w:color w:val="000000"/>
+                <w:sz w:val="17"/>
+                <w:lang w:val="en-US"/>
+              </w:rPr>
+              <w:t>=False)</w:t>
             </w:r>
           </w:p>
           <w:p>
@@ -4553,15 +7567,6 @@
                 <w:lang w:val="en-US"/>
               </w:rPr>
             </w:pPr>
-            <w:r>
-              <w:rPr>
-                <w:rFonts w:ascii="Consolas" w:hAnsi="Consolas"/>
-                <w:color w:val="000000"/>
-                <w:sz w:val="17"/>
-                <w:lang w:val="en-US"/>
-              </w:rPr>
-              <w:t xml:space="preserve">        if error_type == "AttributeError":</w:t>
-            </w:r>
           </w:p>
           <w:p>
             <w:pPr>
@@ -4577,16 +7582,27 @@
                 <w:sz w:val="17"/>
                 <w:lang w:val="en-US"/>
               </w:rPr>
-              <w:t xml:space="preserve">           </w:t>
-            </w:r>
-            <w:r>
-              <w:rPr>
-                <w:rFonts w:ascii="Consolas" w:hAnsi="Consolas"/>
-                <w:color w:val="000000"/>
-                <w:sz w:val="17"/>
-                <w:lang w:val="en-US"/>
-              </w:rPr>
-              <w:t xml:space="preserve"> standard_error_type = "NullPointerException"</w:t>
+              <w:t xml:space="preserve">class </w:t>
+            </w:r>
+            <w:proofErr w:type="spellStart"/>
+            <w:r>
+              <w:rPr>
+                <w:rFonts w:ascii="Consolas" w:hAnsi="Consolas"/>
+                <w:color w:val="000000"/>
+                <w:sz w:val="17"/>
+                <w:lang w:val="en-US"/>
+              </w:rPr>
+              <w:t>DummyProductionSystem</w:t>
+            </w:r>
+            <w:proofErr w:type="spellEnd"/>
+            <w:r>
+              <w:rPr>
+                <w:rFonts w:ascii="Consolas" w:hAnsi="Consolas"/>
+                <w:color w:val="000000"/>
+                <w:sz w:val="17"/>
+                <w:lang w:val="en-US"/>
+              </w:rPr>
+              <w:t>:</w:t>
             </w:r>
           </w:p>
           <w:p>
@@ -4603,7 +7619,47 @@
                 <w:sz w:val="17"/>
                 <w:lang w:val="en-US"/>
               </w:rPr>
-              <w:t xml:space="preserve">        elif error_type == "ConnectionRefusedError":</w:t>
+              <w:t xml:space="preserve">    def </w:t>
+            </w:r>
+            <w:proofErr w:type="spellStart"/>
+            <w:r>
+              <w:rPr>
+                <w:rFonts w:ascii="Consolas" w:hAnsi="Consolas"/>
+                <w:color w:val="000000"/>
+                <w:sz w:val="17"/>
+                <w:lang w:val="en-US"/>
+              </w:rPr>
+              <w:t>process_</w:t>
+            </w:r>
+            <w:proofErr w:type="gramStart"/>
+            <w:r>
+              <w:rPr>
+                <w:rFonts w:ascii="Consolas" w:hAnsi="Consolas"/>
+                <w:color w:val="000000"/>
+                <w:sz w:val="17"/>
+                <w:lang w:val="en-US"/>
+              </w:rPr>
+              <w:t>transaction</w:t>
+            </w:r>
+            <w:proofErr w:type="spellEnd"/>
+            <w:r>
+              <w:rPr>
+                <w:rFonts w:ascii="Consolas" w:hAnsi="Consolas"/>
+                <w:color w:val="000000"/>
+                <w:sz w:val="17"/>
+                <w:lang w:val="en-US"/>
+              </w:rPr>
+              <w:t>(</w:t>
+            </w:r>
+            <w:proofErr w:type="gramEnd"/>
+            <w:r>
+              <w:rPr>
+                <w:rFonts w:ascii="Consolas" w:hAnsi="Consolas"/>
+                <w:color w:val="000000"/>
+                <w:sz w:val="17"/>
+                <w:lang w:val="en-US"/>
+              </w:rPr>
+              <w:t>self, amount: float) -&gt; bool:</w:t>
             </w:r>
           </w:p>
           <w:p>
@@ -4620,7 +7676,7 @@
                 <w:sz w:val="17"/>
                 <w:lang w:val="en-US"/>
               </w:rPr>
-              <w:t xml:space="preserve">            standard_error_type = "ConnectionError"</w:t>
+              <w:t xml:space="preserve">        if amount &lt;= 0:</w:t>
             </w:r>
           </w:p>
           <w:p>
@@ -4639,6 +7695,26 @@
               </w:rPr>
               <w:t xml:space="preserve">            </w:t>
             </w:r>
+            <w:proofErr w:type="spellStart"/>
+            <w:r>
+              <w:rPr>
+                <w:rFonts w:ascii="Consolas" w:hAnsi="Consolas"/>
+                <w:color w:val="000000"/>
+                <w:sz w:val="17"/>
+                <w:lang w:val="en-US"/>
+              </w:rPr>
+              <w:t>empty_service</w:t>
+            </w:r>
+            <w:proofErr w:type="spellEnd"/>
+            <w:r>
+              <w:rPr>
+                <w:rFonts w:ascii="Consolas" w:hAnsi="Consolas"/>
+                <w:color w:val="000000"/>
+                <w:sz w:val="17"/>
+                <w:lang w:val="en-US"/>
+              </w:rPr>
+              <w:t xml:space="preserve"> = None</w:t>
+            </w:r>
           </w:p>
           <w:p>
             <w:pPr>
@@ -4654,12 +7730,477 @@
                 <w:sz w:val="17"/>
                 <w:lang w:val="en-US"/>
               </w:rPr>
-              <w:t xml:space="preserve">        kb_entry = self.knowledge_base.get(</w:t>
+              <w:t xml:space="preserve">            </w:t>
+            </w:r>
+            <w:proofErr w:type="spellStart"/>
+            <w:r>
+              <w:rPr>
+                <w:rFonts w:ascii="Consolas" w:hAnsi="Consolas"/>
+                <w:color w:val="000000"/>
+                <w:sz w:val="17"/>
+                <w:lang w:val="en-US"/>
+              </w:rPr>
+              <w:t>empty_</w:t>
+            </w:r>
+            <w:proofErr w:type="gramStart"/>
+            <w:r>
+              <w:rPr>
+                <w:rFonts w:ascii="Consolas" w:hAnsi="Consolas"/>
+                <w:color w:val="000000"/>
+                <w:sz w:val="17"/>
+                <w:lang w:val="en-US"/>
+              </w:rPr>
+              <w:t>service.execute</w:t>
+            </w:r>
+            <w:proofErr w:type="spellEnd"/>
+            <w:proofErr w:type="gramEnd"/>
+            <w:r>
+              <w:rPr>
+                <w:rFonts w:ascii="Consolas" w:hAnsi="Consolas"/>
+                <w:color w:val="000000"/>
+                <w:sz w:val="17"/>
+                <w:lang w:val="en-US"/>
+              </w:rPr>
+              <w:t>()</w:t>
             </w:r>
           </w:p>
           <w:p>
             <w:pPr>
               <w:spacing w:after="0" w:line="240" w:lineRule="auto"/>
+              <w:rPr>
+                <w:lang w:val="en-US"/>
+              </w:rPr>
+            </w:pPr>
+            <w:r>
+              <w:rPr>
+                <w:rFonts w:ascii="Consolas" w:hAnsi="Consolas"/>
+                <w:color w:val="000000"/>
+                <w:sz w:val="17"/>
+                <w:lang w:val="en-US"/>
+              </w:rPr>
+              <w:t xml:space="preserve">        return True</w:t>
+            </w:r>
+          </w:p>
+          <w:p>
+            <w:pPr>
+              <w:spacing w:after="0" w:line="240" w:lineRule="auto"/>
+              <w:rPr>
+                <w:lang w:val="en-US"/>
+              </w:rPr>
+            </w:pPr>
+          </w:p>
+          <w:p>
+            <w:pPr>
+              <w:spacing w:after="0" w:line="240" w:lineRule="auto"/>
+              <w:rPr>
+                <w:lang w:val="en-US"/>
+              </w:rPr>
+            </w:pPr>
+            <w:r>
+              <w:rPr>
+                <w:rFonts w:ascii="Consolas" w:hAnsi="Consolas"/>
+                <w:color w:val="000000"/>
+                <w:sz w:val="17"/>
+                <w:lang w:val="en-US"/>
+              </w:rPr>
+              <w:t xml:space="preserve">    def </w:t>
+            </w:r>
+            <w:proofErr w:type="spellStart"/>
+            <w:r>
+              <w:rPr>
+                <w:rFonts w:ascii="Consolas" w:hAnsi="Consolas"/>
+                <w:color w:val="000000"/>
+                <w:sz w:val="17"/>
+                <w:lang w:val="en-US"/>
+              </w:rPr>
+              <w:t>connect_database</w:t>
+            </w:r>
+            <w:proofErr w:type="spellEnd"/>
+            <w:r>
+              <w:rPr>
+                <w:rFonts w:ascii="Consolas" w:hAnsi="Consolas"/>
+                <w:color w:val="000000"/>
+                <w:sz w:val="17"/>
+                <w:lang w:val="en-US"/>
+              </w:rPr>
+              <w:t>(self) -&gt; bool:</w:t>
+            </w:r>
+          </w:p>
+          <w:p>
+            <w:pPr>
+              <w:spacing w:after="0" w:line="240" w:lineRule="auto"/>
+            </w:pPr>
+            <w:r>
+              <w:rPr>
+                <w:rFonts w:ascii="Consolas" w:hAnsi="Consolas"/>
+                <w:color w:val="000000"/>
+                <w:sz w:val="17"/>
+                <w:lang w:val="en-US"/>
+              </w:rPr>
+              <w:t xml:space="preserve">        </w:t>
+            </w:r>
+            <w:proofErr w:type="spellStart"/>
+            <w:r>
+              <w:rPr>
+                <w:rFonts w:ascii="Consolas" w:hAnsi="Consolas"/>
+                <w:color w:val="000000"/>
+                <w:sz w:val="17"/>
+              </w:rPr>
+              <w:t>raise</w:t>
+            </w:r>
+            <w:proofErr w:type="spellEnd"/>
+            <w:r>
+              <w:rPr>
+                <w:rFonts w:ascii="Consolas" w:hAnsi="Consolas"/>
+                <w:color w:val="000000"/>
+                <w:sz w:val="17"/>
+              </w:rPr>
+              <w:t xml:space="preserve"> </w:t>
+            </w:r>
+            <w:proofErr w:type="spellStart"/>
+            <w:proofErr w:type="gramStart"/>
+            <w:r>
+              <w:rPr>
+                <w:rFonts w:ascii="Consolas" w:hAnsi="Consolas"/>
+                <w:color w:val="000000"/>
+                <w:sz w:val="17"/>
+              </w:rPr>
+              <w:t>ConnectionRefusedError</w:t>
+            </w:r>
+            <w:proofErr w:type="spellEnd"/>
+            <w:r>
+              <w:rPr>
+                <w:rFonts w:ascii="Consolas" w:hAnsi="Consolas"/>
+                <w:color w:val="000000"/>
+                <w:sz w:val="17"/>
+              </w:rPr>
+              <w:t>(</w:t>
+            </w:r>
+            <w:proofErr w:type="gramEnd"/>
+            <w:r>
+              <w:rPr>
+                <w:rFonts w:ascii="Consolas" w:hAnsi="Consolas"/>
+                <w:color w:val="000000"/>
+                <w:sz w:val="17"/>
+              </w:rPr>
+              <w:t>"No se pudo establecer conexión con el host db.e-commerce.local:5432")</w:t>
+            </w:r>
+          </w:p>
+          <w:p>
+            <w:pPr>
+              <w:spacing w:after="0" w:line="240" w:lineRule="auto"/>
+            </w:pPr>
+          </w:p>
+          <w:p>
+            <w:pPr>
+              <w:spacing w:after="0" w:line="240" w:lineRule="auto"/>
+              <w:rPr>
+                <w:lang w:val="en-US"/>
+              </w:rPr>
+            </w:pPr>
+            <w:r>
+              <w:rPr>
+                <w:rFonts w:ascii="Consolas" w:hAnsi="Consolas"/>
+                <w:color w:val="000000"/>
+                <w:sz w:val="17"/>
+                <w:lang w:val="en-US"/>
+              </w:rPr>
+              <w:t xml:space="preserve">class </w:t>
+            </w:r>
+            <w:proofErr w:type="spellStart"/>
+            <w:r>
+              <w:rPr>
+                <w:rFonts w:ascii="Consolas" w:hAnsi="Consolas"/>
+                <w:color w:val="000000"/>
+                <w:sz w:val="17"/>
+                <w:lang w:val="en-US"/>
+              </w:rPr>
+              <w:t>TestAgentExecution</w:t>
+            </w:r>
+            <w:proofErr w:type="spellEnd"/>
+            <w:r>
+              <w:rPr>
+                <w:rFonts w:ascii="Consolas" w:hAnsi="Consolas"/>
+                <w:color w:val="000000"/>
+                <w:sz w:val="17"/>
+                <w:lang w:val="en-US"/>
+              </w:rPr>
+              <w:t>(</w:t>
+            </w:r>
+            <w:proofErr w:type="spellStart"/>
+            <w:proofErr w:type="gramStart"/>
+            <w:r>
+              <w:rPr>
+                <w:rFonts w:ascii="Consolas" w:hAnsi="Consolas"/>
+                <w:color w:val="000000"/>
+                <w:sz w:val="17"/>
+                <w:lang w:val="en-US"/>
+              </w:rPr>
+              <w:t>unittest.TestCase</w:t>
+            </w:r>
+            <w:proofErr w:type="spellEnd"/>
+            <w:proofErr w:type="gramEnd"/>
+            <w:r>
+              <w:rPr>
+                <w:rFonts w:ascii="Consolas" w:hAnsi="Consolas"/>
+                <w:color w:val="000000"/>
+                <w:sz w:val="17"/>
+                <w:lang w:val="en-US"/>
+              </w:rPr>
+              <w:t>):</w:t>
+            </w:r>
+          </w:p>
+          <w:p>
+            <w:pPr>
+              <w:spacing w:after="0" w:line="240" w:lineRule="auto"/>
+              <w:rPr>
+                <w:lang w:val="en-US"/>
+              </w:rPr>
+            </w:pPr>
+            <w:r>
+              <w:rPr>
+                <w:rFonts w:ascii="Consolas" w:hAnsi="Consolas"/>
+                <w:color w:val="000000"/>
+                <w:sz w:val="17"/>
+                <w:lang w:val="en-US"/>
+              </w:rPr>
+              <w:t xml:space="preserve">    @</w:t>
+            </w:r>
+            <w:proofErr w:type="gramStart"/>
+            <w:r>
+              <w:rPr>
+                <w:rFonts w:ascii="Consolas" w:hAnsi="Consolas"/>
+                <w:color w:val="000000"/>
+                <w:sz w:val="17"/>
+                <w:lang w:val="en-US"/>
+              </w:rPr>
+              <w:t>classmethod</w:t>
+            </w:r>
+            <w:proofErr w:type="gramEnd"/>
+          </w:p>
+          <w:p>
+            <w:pPr>
+              <w:spacing w:after="0" w:line="240" w:lineRule="auto"/>
+              <w:rPr>
+                <w:lang w:val="en-US"/>
+              </w:rPr>
+            </w:pPr>
+            <w:r>
+              <w:rPr>
+                <w:rFonts w:ascii="Consolas" w:hAnsi="Consolas"/>
+                <w:color w:val="000000"/>
+                <w:sz w:val="17"/>
+                <w:lang w:val="en-US"/>
+              </w:rPr>
+              <w:t xml:space="preserve">    def </w:t>
+            </w:r>
+            <w:proofErr w:type="spellStart"/>
+            <w:r>
+              <w:rPr>
+                <w:rFonts w:ascii="Consolas" w:hAnsi="Consolas"/>
+                <w:color w:val="000000"/>
+                <w:sz w:val="17"/>
+                <w:lang w:val="en-US"/>
+              </w:rPr>
+              <w:t>setUpClass</w:t>
+            </w:r>
+            <w:proofErr w:type="spellEnd"/>
+            <w:r>
+              <w:rPr>
+                <w:rFonts w:ascii="Consolas" w:hAnsi="Consolas"/>
+                <w:color w:val="000000"/>
+                <w:sz w:val="17"/>
+                <w:lang w:val="en-US"/>
+              </w:rPr>
+              <w:t>(</w:t>
+            </w:r>
+            <w:proofErr w:type="spellStart"/>
+            <w:r>
+              <w:rPr>
+                <w:rFonts w:ascii="Consolas" w:hAnsi="Consolas"/>
+                <w:color w:val="000000"/>
+                <w:sz w:val="17"/>
+                <w:lang w:val="en-US"/>
+              </w:rPr>
+              <w:t>cls</w:t>
+            </w:r>
+            <w:proofErr w:type="spellEnd"/>
+            <w:r>
+              <w:rPr>
+                <w:rFonts w:ascii="Consolas" w:hAnsi="Consolas"/>
+                <w:color w:val="000000"/>
+                <w:sz w:val="17"/>
+                <w:lang w:val="en-US"/>
+              </w:rPr>
+              <w:t>):</w:t>
+            </w:r>
+          </w:p>
+          <w:p>
+            <w:pPr>
+              <w:spacing w:after="0" w:line="240" w:lineRule="auto"/>
+              <w:rPr>
+                <w:lang w:val="en-US"/>
+              </w:rPr>
+            </w:pPr>
+            <w:r>
+              <w:rPr>
+                <w:rFonts w:ascii="Consolas" w:hAnsi="Consolas"/>
+                <w:color w:val="000000"/>
+                <w:sz w:val="17"/>
+                <w:lang w:val="en-US"/>
+              </w:rPr>
+              <w:t xml:space="preserve">        </w:t>
+            </w:r>
+            <w:proofErr w:type="spellStart"/>
+            <w:proofErr w:type="gramStart"/>
+            <w:r>
+              <w:rPr>
+                <w:rFonts w:ascii="Consolas" w:hAnsi="Consolas"/>
+                <w:color w:val="000000"/>
+                <w:sz w:val="17"/>
+                <w:lang w:val="en-US"/>
+              </w:rPr>
+              <w:t>cls.agent</w:t>
+            </w:r>
+            <w:proofErr w:type="spellEnd"/>
+            <w:proofErr w:type="gramEnd"/>
+            <w:r>
+              <w:rPr>
+                <w:rFonts w:ascii="Consolas" w:hAnsi="Consolas"/>
+                <w:color w:val="000000"/>
+                <w:sz w:val="17"/>
+                <w:lang w:val="en-US"/>
+              </w:rPr>
+              <w:t xml:space="preserve"> = QAUnitTestAgent()</w:t>
+            </w:r>
+          </w:p>
+          <w:p>
+            <w:pPr>
+              <w:spacing w:after="0" w:line="240" w:lineRule="auto"/>
+              <w:rPr>
+                <w:lang w:val="en-US"/>
+              </w:rPr>
+            </w:pPr>
+            <w:r>
+              <w:rPr>
+                <w:rFonts w:ascii="Consolas" w:hAnsi="Consolas"/>
+                <w:color w:val="000000"/>
+                <w:sz w:val="17"/>
+                <w:lang w:val="en-US"/>
+              </w:rPr>
+              <w:t xml:space="preserve">        </w:t>
+            </w:r>
+            <w:proofErr w:type="spellStart"/>
+            <w:proofErr w:type="gramStart"/>
+            <w:r>
+              <w:rPr>
+                <w:rFonts w:ascii="Consolas" w:hAnsi="Consolas"/>
+                <w:color w:val="000000"/>
+                <w:sz w:val="17"/>
+                <w:lang w:val="en-US"/>
+              </w:rPr>
+              <w:t>cls.system</w:t>
+            </w:r>
+            <w:proofErr w:type="spellEnd"/>
+            <w:proofErr w:type="gramEnd"/>
+            <w:r>
+              <w:rPr>
+                <w:rFonts w:ascii="Consolas" w:hAnsi="Consolas"/>
+                <w:color w:val="000000"/>
+                <w:sz w:val="17"/>
+                <w:lang w:val="en-US"/>
+              </w:rPr>
+              <w:t xml:space="preserve"> = </w:t>
+            </w:r>
+            <w:proofErr w:type="spellStart"/>
+            <w:r>
+              <w:rPr>
+                <w:rFonts w:ascii="Consolas" w:hAnsi="Consolas"/>
+                <w:color w:val="000000"/>
+                <w:sz w:val="17"/>
+                <w:lang w:val="en-US"/>
+              </w:rPr>
+              <w:t>DummyProductionSystem</w:t>
+            </w:r>
+            <w:proofErr w:type="spellEnd"/>
+            <w:r>
+              <w:rPr>
+                <w:rFonts w:ascii="Consolas" w:hAnsi="Consolas"/>
+                <w:color w:val="000000"/>
+                <w:sz w:val="17"/>
+                <w:lang w:val="en-US"/>
+              </w:rPr>
+              <w:t>()</w:t>
+            </w:r>
+          </w:p>
+          <w:p>
+            <w:pPr>
+              <w:spacing w:after="0" w:line="240" w:lineRule="auto"/>
+              <w:rPr>
+                <w:lang w:val="en-US"/>
+              </w:rPr>
+            </w:pPr>
+          </w:p>
+          <w:p>
+            <w:pPr>
+              <w:spacing w:after="0" w:line="240" w:lineRule="auto"/>
+              <w:rPr>
+                <w:lang w:val="en-US"/>
+              </w:rPr>
+            </w:pPr>
+            <w:r>
+              <w:rPr>
+                <w:rFonts w:ascii="Consolas" w:hAnsi="Consolas"/>
+                <w:color w:val="000000"/>
+                <w:sz w:val="17"/>
+                <w:lang w:val="en-US"/>
+              </w:rPr>
+              <w:t xml:space="preserve">    def </w:t>
+            </w:r>
+            <w:proofErr w:type="spellStart"/>
+            <w:r>
+              <w:rPr>
+                <w:rFonts w:ascii="Consolas" w:hAnsi="Consolas"/>
+                <w:color w:val="000000"/>
+                <w:sz w:val="17"/>
+                <w:lang w:val="en-US"/>
+              </w:rPr>
+              <w:t>test_verify_attribute_error_analysis</w:t>
+            </w:r>
+            <w:proofErr w:type="spellEnd"/>
+            <w:r>
+              <w:rPr>
+                <w:rFonts w:ascii="Consolas" w:hAnsi="Consolas"/>
+                <w:color w:val="000000"/>
+                <w:sz w:val="17"/>
+                <w:lang w:val="en-US"/>
+              </w:rPr>
+              <w:t>(self):</w:t>
+            </w:r>
+          </w:p>
+          <w:p>
+            <w:pPr>
+              <w:spacing w:after="0" w:line="240" w:lineRule="auto"/>
+              <w:rPr>
+                <w:lang w:val="en-US"/>
+              </w:rPr>
+            </w:pPr>
+            <w:r>
+              <w:rPr>
+                <w:rFonts w:ascii="Consolas" w:hAnsi="Consolas"/>
+                <w:color w:val="000000"/>
+                <w:sz w:val="17"/>
+                <w:lang w:val="en-US"/>
+              </w:rPr>
+              <w:t xml:space="preserve">        try:</w:t>
+            </w:r>
+          </w:p>
+          <w:p>
+            <w:pPr>
+              <w:spacing w:after="0" w:line="240" w:lineRule="auto"/>
+              <w:rPr>
+                <w:lang w:val="en-US"/>
+              </w:rPr>
             </w:pPr>
             <w:r>
               <w:rPr>
@@ -4670,60 +8211,147 @@
               </w:rPr>
               <w:t xml:space="preserve">            </w:t>
             </w:r>
-            <w:r>
-              <w:rPr>
-                <w:rFonts w:ascii="Consolas" w:hAnsi="Consolas"/>
-                <w:color w:val="000000"/>
-                <w:sz w:val="17"/>
-              </w:rPr>
-              <w:t>standard_error_type,</w:t>
+            <w:proofErr w:type="spellStart"/>
+            <w:proofErr w:type="gramStart"/>
+            <w:r>
+              <w:rPr>
+                <w:rFonts w:ascii="Consolas" w:hAnsi="Consolas"/>
+                <w:color w:val="000000"/>
+                <w:sz w:val="17"/>
+                <w:lang w:val="en-US"/>
+              </w:rPr>
+              <w:t>self.system</w:t>
+            </w:r>
+            <w:proofErr w:type="gramEnd"/>
+            <w:r>
+              <w:rPr>
+                <w:rFonts w:ascii="Consolas" w:hAnsi="Consolas"/>
+                <w:color w:val="000000"/>
+                <w:sz w:val="17"/>
+                <w:lang w:val="en-US"/>
+              </w:rPr>
+              <w:t>.process_transaction</w:t>
+            </w:r>
+            <w:proofErr w:type="spellEnd"/>
+            <w:r>
+              <w:rPr>
+                <w:rFonts w:ascii="Consolas" w:hAnsi="Consolas"/>
+                <w:color w:val="000000"/>
+                <w:sz w:val="17"/>
+                <w:lang w:val="en-US"/>
+              </w:rPr>
+              <w:t>(-10.0)</w:t>
             </w:r>
           </w:p>
           <w:p>
             <w:pPr>
               <w:spacing w:after="0" w:line="240" w:lineRule="auto"/>
-            </w:pPr>
-            <w:r>
-              <w:rPr>
-                <w:rFonts w:ascii="Consolas" w:hAnsi="Consolas"/>
-                <w:color w:val="000000"/>
-                <w:sz w:val="17"/>
-              </w:rPr>
-              <w:t xml:space="preserve">            {</w:t>
+              <w:rPr>
+                <w:lang w:val="en-US"/>
+              </w:rPr>
+            </w:pPr>
+            <w:r>
+              <w:rPr>
+                <w:rFonts w:ascii="Consolas" w:hAnsi="Consolas"/>
+                <w:color w:val="000000"/>
+                <w:sz w:val="17"/>
+                <w:lang w:val="en-US"/>
+              </w:rPr>
+              <w:t xml:space="preserve">        except Exception as e:</w:t>
             </w:r>
           </w:p>
           <w:p>
             <w:pPr>
               <w:spacing w:after="0" w:line="240" w:lineRule="auto"/>
-            </w:pPr>
-            <w:r>
-              <w:rPr>
-                <w:rFonts w:ascii="Consolas" w:hAnsi="Consolas"/>
-                <w:color w:val="000000"/>
-                <w:sz w:val="17"/>
-              </w:rPr>
-              <w:t xml:space="preserve"> </w:t>
-            </w:r>
-            <w:r>
-              <w:rPr>
-                <w:rFonts w:ascii="Consolas" w:hAnsi="Consolas"/>
-                <w:color w:val="000000"/>
-                <w:sz w:val="17"/>
-              </w:rPr>
-              <w:t xml:space="preserve">               "description": f"Excepción genérica tipo {error_type}.",</w:t>
+              <w:rPr>
+                <w:lang w:val="en-US"/>
+              </w:rPr>
+            </w:pPr>
+            <w:r>
+              <w:rPr>
+                <w:rFonts w:ascii="Consolas" w:hAnsi="Consolas"/>
+                <w:color w:val="000000"/>
+                <w:sz w:val="17"/>
+                <w:lang w:val="en-US"/>
+              </w:rPr>
+              <w:t xml:space="preserve">            trace = "Dummy stack trace: </w:t>
+            </w:r>
+            <w:proofErr w:type="spellStart"/>
+            <w:r>
+              <w:rPr>
+                <w:rFonts w:ascii="Consolas" w:hAnsi="Consolas"/>
+                <w:color w:val="000000"/>
+                <w:sz w:val="17"/>
+                <w:lang w:val="en-US"/>
+              </w:rPr>
+              <w:t>AttributeError</w:t>
+            </w:r>
+            <w:proofErr w:type="spellEnd"/>
+            <w:r>
+              <w:rPr>
+                <w:rFonts w:ascii="Consolas" w:hAnsi="Consolas"/>
+                <w:color w:val="000000"/>
+                <w:sz w:val="17"/>
+                <w:lang w:val="en-US"/>
+              </w:rPr>
+              <w:t>: '</w:t>
+            </w:r>
+            <w:proofErr w:type="spellStart"/>
+            <w:r>
+              <w:rPr>
+                <w:rFonts w:ascii="Consolas" w:hAnsi="Consolas"/>
+                <w:color w:val="000000"/>
+                <w:sz w:val="17"/>
+                <w:lang w:val="en-US"/>
+              </w:rPr>
+              <w:t>NoneType</w:t>
+            </w:r>
+            <w:proofErr w:type="spellEnd"/>
+            <w:r>
+              <w:rPr>
+                <w:rFonts w:ascii="Consolas" w:hAnsi="Consolas"/>
+                <w:color w:val="000000"/>
+                <w:sz w:val="17"/>
+                <w:lang w:val="en-US"/>
+              </w:rPr>
+              <w:t>' object has no attribute 'execute'"</w:t>
             </w:r>
           </w:p>
           <w:p>
             <w:pPr>
               <w:spacing w:after="0" w:line="240" w:lineRule="auto"/>
-            </w:pPr>
-            <w:r>
-              <w:rPr>
-                <w:rFonts w:ascii="Consolas" w:hAnsi="Consolas"/>
-                <w:color w:val="000000"/>
-                <w:sz w:val="17"/>
-              </w:rPr>
-              <w:t xml:space="preserve">                "recommendation": "Inspeccionar manualmente la pila de llamadas del error en el log."</w:t>
+              <w:rPr>
+                <w:lang w:val="en-US"/>
+              </w:rPr>
+            </w:pPr>
+            <w:r>
+              <w:rPr>
+                <w:rFonts w:ascii="Consolas" w:hAnsi="Consolas"/>
+                <w:color w:val="000000"/>
+                <w:sz w:val="17"/>
+                <w:lang w:val="en-US"/>
+              </w:rPr>
+              <w:t xml:space="preserve">            analysis = </w:t>
+            </w:r>
+            <w:proofErr w:type="gramStart"/>
+            <w:r>
+              <w:rPr>
+                <w:rFonts w:ascii="Consolas" w:hAnsi="Consolas"/>
+                <w:color w:val="000000"/>
+                <w:sz w:val="17"/>
+                <w:lang w:val="en-US"/>
+              </w:rPr>
+              <w:t>self.agent</w:t>
+            </w:r>
+            <w:proofErr w:type="gramEnd"/>
+            <w:r>
+              <w:rPr>
+                <w:rFonts w:ascii="Consolas" w:hAnsi="Consolas"/>
+                <w:color w:val="000000"/>
+                <w:sz w:val="17"/>
+                <w:lang w:val="en-US"/>
+              </w:rPr>
+              <w:t>.analyze_failure("test_verify_attribute_error_analysis", e, trace)</w:t>
             </w:r>
           </w:p>
           <w:p>
@@ -4738,17 +8366,71 @@
                 <w:rFonts w:ascii="Consolas" w:hAnsi="Consolas"/>
                 <w:color w:val="000000"/>
                 <w:sz w:val="17"/>
+                <w:lang w:val="en-US"/>
               </w:rPr>
               <w:t xml:space="preserve">            </w:t>
             </w:r>
-            <w:r>
-              <w:rPr>
-                <w:rFonts w:ascii="Consolas" w:hAnsi="Consolas"/>
-                <w:color w:val="000000"/>
-                <w:sz w:val="17"/>
-                <w:lang w:val="en-US"/>
-              </w:rPr>
-              <w:t>}</w:t>
+            <w:proofErr w:type="spellStart"/>
+            <w:proofErr w:type="gramStart"/>
+            <w:r>
+              <w:rPr>
+                <w:rFonts w:ascii="Consolas" w:hAnsi="Consolas"/>
+                <w:color w:val="000000"/>
+                <w:sz w:val="17"/>
+                <w:lang w:val="en-US"/>
+              </w:rPr>
+              <w:t>self.assertEqual</w:t>
+            </w:r>
+            <w:proofErr w:type="spellEnd"/>
+            <w:proofErr w:type="gramEnd"/>
+            <w:r>
+              <w:rPr>
+                <w:rFonts w:ascii="Consolas" w:hAnsi="Consolas"/>
+                <w:color w:val="000000"/>
+                <w:sz w:val="17"/>
+                <w:lang w:val="en-US"/>
+              </w:rPr>
+              <w:t>(analysis["</w:t>
+            </w:r>
+            <w:proofErr w:type="spellStart"/>
+            <w:r>
+              <w:rPr>
+                <w:rFonts w:ascii="Consolas" w:hAnsi="Consolas"/>
+                <w:color w:val="000000"/>
+                <w:sz w:val="17"/>
+                <w:lang w:val="en-US"/>
+              </w:rPr>
+              <w:t>error_type</w:t>
+            </w:r>
+            <w:proofErr w:type="spellEnd"/>
+            <w:r>
+              <w:rPr>
+                <w:rFonts w:ascii="Consolas" w:hAnsi="Consolas"/>
+                <w:color w:val="000000"/>
+                <w:sz w:val="17"/>
+                <w:lang w:val="en-US"/>
+              </w:rPr>
+              <w:t>"], "</w:t>
+            </w:r>
+            <w:proofErr w:type="spellStart"/>
+            <w:r>
+              <w:rPr>
+                <w:rFonts w:ascii="Consolas" w:hAnsi="Consolas"/>
+                <w:color w:val="000000"/>
+                <w:sz w:val="17"/>
+                <w:lang w:val="en-US"/>
+              </w:rPr>
+              <w:t>AttributeError</w:t>
+            </w:r>
+            <w:proofErr w:type="spellEnd"/>
+            <w:r>
+              <w:rPr>
+                <w:rFonts w:ascii="Consolas" w:hAnsi="Consolas"/>
+                <w:color w:val="000000"/>
+                <w:sz w:val="17"/>
+                <w:lang w:val="en-US"/>
+              </w:rPr>
+              <w:t>")</w:t>
             </w:r>
           </w:p>
           <w:p>
@@ -4765,7 +8447,69 @@
                 <w:sz w:val="17"/>
                 <w:lang w:val="en-US"/>
               </w:rPr>
-              <w:t xml:space="preserve">        )</w:t>
+              <w:t xml:space="preserve">            </w:t>
+            </w:r>
+            <w:proofErr w:type="spellStart"/>
+            <w:proofErr w:type="gramStart"/>
+            <w:r>
+              <w:rPr>
+                <w:rFonts w:ascii="Consolas" w:hAnsi="Consolas"/>
+                <w:color w:val="000000"/>
+                <w:sz w:val="17"/>
+                <w:lang w:val="en-US"/>
+              </w:rPr>
+              <w:t>self.assertIn</w:t>
+            </w:r>
+            <w:proofErr w:type="spellEnd"/>
+            <w:proofErr w:type="gramEnd"/>
+            <w:r>
+              <w:rPr>
+                <w:rFonts w:ascii="Consolas" w:hAnsi="Consolas"/>
+                <w:color w:val="000000"/>
+                <w:sz w:val="17"/>
+                <w:lang w:val="en-US"/>
+              </w:rPr>
+              <w:t>("</w:t>
+            </w:r>
+            <w:proofErr w:type="spellStart"/>
+            <w:r>
+              <w:rPr>
+                <w:rFonts w:ascii="Consolas" w:hAnsi="Consolas"/>
+                <w:color w:val="000000"/>
+                <w:sz w:val="17"/>
+                <w:lang w:val="en-US"/>
+              </w:rPr>
+              <w:t>guarda</w:t>
+            </w:r>
+            <w:proofErr w:type="spellEnd"/>
+            <w:r>
+              <w:rPr>
+                <w:rFonts w:ascii="Consolas" w:hAnsi="Consolas"/>
+                <w:color w:val="000000"/>
+                <w:sz w:val="17"/>
+                <w:lang w:val="en-US"/>
+              </w:rPr>
+              <w:t>", analysis["</w:t>
+            </w:r>
+            <w:proofErr w:type="spellStart"/>
+            <w:r>
+              <w:rPr>
+                <w:rFonts w:ascii="Consolas" w:hAnsi="Consolas"/>
+                <w:color w:val="000000"/>
+                <w:sz w:val="17"/>
+                <w:lang w:val="en-US"/>
+              </w:rPr>
+              <w:t>solution_proposed</w:t>
+            </w:r>
+            <w:proofErr w:type="spellEnd"/>
+            <w:r>
+              <w:rPr>
+                <w:rFonts w:ascii="Consolas" w:hAnsi="Consolas"/>
+                <w:color w:val="000000"/>
+                <w:sz w:val="17"/>
+                <w:lang w:val="en-US"/>
+              </w:rPr>
+              <w:t>"].lower())</w:t>
             </w:r>
           </w:p>
           <w:p>
@@ -4775,15 +8519,6 @@
                 <w:lang w:val="en-US"/>
               </w:rPr>
             </w:pPr>
-            <w:r>
-              <w:rPr>
-                <w:rFonts w:ascii="Consolas" w:hAnsi="Consolas"/>
-                <w:color w:val="000000"/>
-                <w:sz w:val="17"/>
-                <w:lang w:val="en-US"/>
-              </w:rPr>
-              <w:t xml:space="preserve">        </w:t>
-            </w:r>
           </w:p>
           <w:p>
             <w:pPr>
@@ -4799,7 +8534,27 @@
                 <w:sz w:val="17"/>
                 <w:lang w:val="en-US"/>
               </w:rPr>
-              <w:t xml:space="preserve">        report = {</w:t>
+              <w:t xml:space="preserve">    def </w:t>
+            </w:r>
+            <w:proofErr w:type="spellStart"/>
+            <w:r>
+              <w:rPr>
+                <w:rFonts w:ascii="Consolas" w:hAnsi="Consolas"/>
+                <w:color w:val="000000"/>
+                <w:sz w:val="17"/>
+                <w:lang w:val="en-US"/>
+              </w:rPr>
+              <w:t>test_verify_connection_error_analysis</w:t>
+            </w:r>
+            <w:proofErr w:type="spellEnd"/>
+            <w:r>
+              <w:rPr>
+                <w:rFonts w:ascii="Consolas" w:hAnsi="Consolas"/>
+                <w:color w:val="000000"/>
+                <w:sz w:val="17"/>
+                <w:lang w:val="en-US"/>
+              </w:rPr>
+              <w:t>(self):</w:t>
             </w:r>
           </w:p>
           <w:p>
@@ -4816,7 +8571,7 @@
                 <w:sz w:val="17"/>
                 <w:lang w:val="en-US"/>
               </w:rPr>
-              <w:t xml:space="preserve">            "timestamp": datetime.now().isoformat(),</w:t>
+              <w:t xml:space="preserve">        try:</w:t>
             </w:r>
           </w:p>
           <w:p>
@@ -4833,7 +8588,38 @@
                 <w:sz w:val="17"/>
                 <w:lang w:val="en-US"/>
               </w:rPr>
-              <w:t xml:space="preserve">            "test_name": test_name,</w:t>
+              <w:t xml:space="preserve">            </w:t>
+            </w:r>
+            <w:proofErr w:type="spellStart"/>
+            <w:proofErr w:type="gramStart"/>
+            <w:r>
+              <w:rPr>
+                <w:rFonts w:ascii="Consolas" w:hAnsi="Consolas"/>
+                <w:color w:val="000000"/>
+                <w:sz w:val="17"/>
+                <w:lang w:val="en-US"/>
+              </w:rPr>
+              <w:t>self.system</w:t>
+            </w:r>
+            <w:proofErr w:type="gramEnd"/>
+            <w:r>
+              <w:rPr>
+                <w:rFonts w:ascii="Consolas" w:hAnsi="Consolas"/>
+                <w:color w:val="000000"/>
+                <w:sz w:val="17"/>
+                <w:lang w:val="en-US"/>
+              </w:rPr>
+              <w:t>.connect_database</w:t>
+            </w:r>
+            <w:proofErr w:type="spellEnd"/>
+            <w:r>
+              <w:rPr>
+                <w:rFonts w:ascii="Consolas" w:hAnsi="Consolas"/>
+                <w:color w:val="000000"/>
+                <w:sz w:val="17"/>
+                <w:lang w:val="en-US"/>
+              </w:rPr>
+              <w:t>()</w:t>
             </w:r>
           </w:p>
           <w:p>
@@ -4850,16 +8636,7 @@
                 <w:sz w:val="17"/>
                 <w:lang w:val="en-US"/>
               </w:rPr>
-              <w:t xml:space="preserve">            "</w:t>
-            </w:r>
-            <w:r>
-              <w:rPr>
-                <w:rFonts w:ascii="Consolas" w:hAnsi="Consolas"/>
-                <w:color w:val="000000"/>
-                <w:sz w:val="17"/>
-                <w:lang w:val="en-US"/>
-              </w:rPr>
-              <w:t>error_type": error_type,</w:t>
+              <w:t xml:space="preserve">        except Exception as e:</w:t>
             </w:r>
           </w:p>
           <w:p>
@@ -4876,7 +8653,27 @@
                 <w:sz w:val="17"/>
                 <w:lang w:val="en-US"/>
               </w:rPr>
-              <w:t xml:space="preserve">            "error_message": str(error),</w:t>
+              <w:t xml:space="preserve">            trace = "Dummy stack trace: </w:t>
+            </w:r>
+            <w:proofErr w:type="spellStart"/>
+            <w:r>
+              <w:rPr>
+                <w:rFonts w:ascii="Consolas" w:hAnsi="Consolas"/>
+                <w:color w:val="000000"/>
+                <w:sz w:val="17"/>
+                <w:lang w:val="en-US"/>
+              </w:rPr>
+              <w:t>ConnectionRefusedError</w:t>
+            </w:r>
+            <w:proofErr w:type="spellEnd"/>
+            <w:r>
+              <w:rPr>
+                <w:rFonts w:ascii="Consolas" w:hAnsi="Consolas"/>
+                <w:color w:val="000000"/>
+                <w:sz w:val="17"/>
+                <w:lang w:val="en-US"/>
+              </w:rPr>
+              <w:t>"</w:t>
             </w:r>
           </w:p>
           <w:p>
@@ -4893,8 +8690,27 @@
                 <w:sz w:val="17"/>
                 <w:lang w:val="en-US"/>
               </w:rPr>
-              <w:lastRenderedPageBreak/>
-              <w:t xml:space="preserve">            "stack_trace_preview": stack_trace.strip().split("\n")[-1],</w:t>
+              <w:t xml:space="preserve">            analysis = </w:t>
+            </w:r>
+            <w:proofErr w:type="gramStart"/>
+            <w:r>
+              <w:rPr>
+                <w:rFonts w:ascii="Consolas" w:hAnsi="Consolas"/>
+                <w:color w:val="000000"/>
+                <w:sz w:val="17"/>
+                <w:lang w:val="en-US"/>
+              </w:rPr>
+              <w:t>self.agent</w:t>
+            </w:r>
+            <w:proofErr w:type="gramEnd"/>
+            <w:r>
+              <w:rPr>
+                <w:rFonts w:ascii="Consolas" w:hAnsi="Consolas"/>
+                <w:color w:val="000000"/>
+                <w:sz w:val="17"/>
+                <w:lang w:val="en-US"/>
+              </w:rPr>
+              <w:t>.analyze_failure("test_verify_connection_error_analysis", e, trace)</w:t>
             </w:r>
           </w:p>
           <w:p>
@@ -4911,7 +8727,69 @@
                 <w:sz w:val="17"/>
                 <w:lang w:val="en-US"/>
               </w:rPr>
-              <w:t xml:space="preserve">            "explanation": kb_entry["description"],</w:t>
+              <w:t xml:space="preserve">            </w:t>
+            </w:r>
+            <w:proofErr w:type="spellStart"/>
+            <w:proofErr w:type="gramStart"/>
+            <w:r>
+              <w:rPr>
+                <w:rFonts w:ascii="Consolas" w:hAnsi="Consolas"/>
+                <w:color w:val="000000"/>
+                <w:sz w:val="17"/>
+                <w:lang w:val="en-US"/>
+              </w:rPr>
+              <w:t>self.assertEqual</w:t>
+            </w:r>
+            <w:proofErr w:type="spellEnd"/>
+            <w:proofErr w:type="gramEnd"/>
+            <w:r>
+              <w:rPr>
+                <w:rFonts w:ascii="Consolas" w:hAnsi="Consolas"/>
+                <w:color w:val="000000"/>
+                <w:sz w:val="17"/>
+                <w:lang w:val="en-US"/>
+              </w:rPr>
+              <w:t>(analysis["</w:t>
+            </w:r>
+            <w:proofErr w:type="spellStart"/>
+            <w:r>
+              <w:rPr>
+                <w:rFonts w:ascii="Consolas" w:hAnsi="Consolas"/>
+                <w:color w:val="000000"/>
+                <w:sz w:val="17"/>
+                <w:lang w:val="en-US"/>
+              </w:rPr>
+              <w:t>error_type</w:t>
+            </w:r>
+            <w:proofErr w:type="spellEnd"/>
+            <w:r>
+              <w:rPr>
+                <w:rFonts w:ascii="Consolas" w:hAnsi="Consolas"/>
+                <w:color w:val="000000"/>
+                <w:sz w:val="17"/>
+                <w:lang w:val="en-US"/>
+              </w:rPr>
+              <w:t>"], "</w:t>
+            </w:r>
+            <w:proofErr w:type="spellStart"/>
+            <w:r>
+              <w:rPr>
+                <w:rFonts w:ascii="Consolas" w:hAnsi="Consolas"/>
+                <w:color w:val="000000"/>
+                <w:sz w:val="17"/>
+                <w:lang w:val="en-US"/>
+              </w:rPr>
+              <w:t>ConnectionRefusedError</w:t>
+            </w:r>
+            <w:proofErr w:type="spellEnd"/>
+            <w:r>
+              <w:rPr>
+                <w:rFonts w:ascii="Consolas" w:hAnsi="Consolas"/>
+                <w:color w:val="000000"/>
+                <w:sz w:val="17"/>
+                <w:lang w:val="en-US"/>
+              </w:rPr>
+              <w:t>")</w:t>
             </w:r>
           </w:p>
           <w:p>
@@ -4928,7 +8806,49 @@
                 <w:sz w:val="17"/>
                 <w:lang w:val="en-US"/>
               </w:rPr>
-              <w:t xml:space="preserve">            "solution_proposed": kb_entry["recommendation"],</w:t>
+              <w:t xml:space="preserve">            </w:t>
+            </w:r>
+            <w:proofErr w:type="spellStart"/>
+            <w:proofErr w:type="gramStart"/>
+            <w:r>
+              <w:rPr>
+                <w:rFonts w:ascii="Consolas" w:hAnsi="Consolas"/>
+                <w:color w:val="000000"/>
+                <w:sz w:val="17"/>
+                <w:lang w:val="en-US"/>
+              </w:rPr>
+              <w:t>self.assertIn</w:t>
+            </w:r>
+            <w:proofErr w:type="spellEnd"/>
+            <w:proofErr w:type="gramEnd"/>
+            <w:r>
+              <w:rPr>
+                <w:rFonts w:ascii="Consolas" w:hAnsi="Consolas"/>
+                <w:color w:val="000000"/>
+                <w:sz w:val="17"/>
+                <w:lang w:val="en-US"/>
+              </w:rPr>
+              <w:t>("timeout", analysis["</w:t>
+            </w:r>
+            <w:proofErr w:type="spellStart"/>
+            <w:r>
+              <w:rPr>
+                <w:rFonts w:ascii="Consolas" w:hAnsi="Consolas"/>
+                <w:color w:val="000000"/>
+                <w:sz w:val="17"/>
+                <w:lang w:val="en-US"/>
+              </w:rPr>
+              <w:t>solution_proposed</w:t>
+            </w:r>
+            <w:proofErr w:type="spellEnd"/>
+            <w:r>
+              <w:rPr>
+                <w:rFonts w:ascii="Consolas" w:hAnsi="Consolas"/>
+                <w:color w:val="000000"/>
+                <w:sz w:val="17"/>
+                <w:lang w:val="en-US"/>
+              </w:rPr>
+              <w:t>"].lower())</w:t>
             </w:r>
           </w:p>
           <w:p>
@@ -4938,24 +8858,6 @@
                 <w:lang w:val="en-US"/>
               </w:rPr>
             </w:pPr>
-            <w:r>
-              <w:rPr>
-                <w:rFonts w:ascii="Consolas" w:hAnsi="Consolas"/>
-                <w:color w:val="000000"/>
-                <w:sz w:val="17"/>
-                <w:lang w:val="en-US"/>
-              </w:rPr>
-              <w:t xml:space="preserve">     </w:t>
-            </w:r>
-            <w:r>
-              <w:rPr>
-                <w:rFonts w:ascii="Consolas" w:hAnsi="Consolas"/>
-                <w:color w:val="000000"/>
-                <w:sz w:val="17"/>
-                <w:lang w:val="en-US"/>
-              </w:rPr>
-              <w:t xml:space="preserve">       "status": "ANALIZED_FAIL"</w:t>
-            </w:r>
           </w:p>
           <w:p>
             <w:pPr>
@@ -4971,7 +8873,7 @@
                 <w:sz w:val="17"/>
                 <w:lang w:val="en-US"/>
               </w:rPr>
-              <w:t xml:space="preserve">        }</w:t>
+              <w:t>if __name__ == "__main__":</w:t>
             </w:r>
           </w:p>
           <w:p>
@@ -4988,7 +8890,69 @@
                 <w:sz w:val="17"/>
                 <w:lang w:val="en-US"/>
               </w:rPr>
-              <w:t xml:space="preserve">        self.test_reports.append(report)</w:t>
+              <w:t xml:space="preserve">    suite = </w:t>
+            </w:r>
+            <w:proofErr w:type="spellStart"/>
+            <w:proofErr w:type="gramStart"/>
+            <w:r>
+              <w:rPr>
+                <w:rFonts w:ascii="Consolas" w:hAnsi="Consolas"/>
+                <w:color w:val="000000"/>
+                <w:sz w:val="17"/>
+                <w:lang w:val="en-US"/>
+              </w:rPr>
+              <w:t>unittest.TestLoader</w:t>
+            </w:r>
+            <w:proofErr w:type="spellEnd"/>
+            <w:proofErr w:type="gramEnd"/>
+            <w:r>
+              <w:rPr>
+                <w:rFonts w:ascii="Consolas" w:hAnsi="Consolas"/>
+                <w:color w:val="000000"/>
+                <w:sz w:val="17"/>
+                <w:lang w:val="en-US"/>
+              </w:rPr>
+              <w:t>().</w:t>
+            </w:r>
+            <w:proofErr w:type="spellStart"/>
+            <w:r>
+              <w:rPr>
+                <w:rFonts w:ascii="Consolas" w:hAnsi="Consolas"/>
+                <w:color w:val="000000"/>
+                <w:sz w:val="17"/>
+                <w:lang w:val="en-US"/>
+              </w:rPr>
+              <w:t>loadTestsFromTestCase</w:t>
+            </w:r>
+            <w:proofErr w:type="spellEnd"/>
+            <w:r>
+              <w:rPr>
+                <w:rFonts w:ascii="Consolas" w:hAnsi="Consolas"/>
+                <w:color w:val="000000"/>
+                <w:sz w:val="17"/>
+                <w:lang w:val="en-US"/>
+              </w:rPr>
+              <w:t>(</w:t>
+            </w:r>
+            <w:proofErr w:type="spellStart"/>
+            <w:r>
+              <w:rPr>
+                <w:rFonts w:ascii="Consolas" w:hAnsi="Consolas"/>
+                <w:color w:val="000000"/>
+                <w:sz w:val="17"/>
+                <w:lang w:val="en-US"/>
+              </w:rPr>
+              <w:t>TestAgentExecution</w:t>
+            </w:r>
+            <w:proofErr w:type="spellEnd"/>
+            <w:r>
+              <w:rPr>
+                <w:rFonts w:ascii="Consolas" w:hAnsi="Consolas"/>
+                <w:color w:val="000000"/>
+                <w:sz w:val="17"/>
+                <w:lang w:val="en-US"/>
+              </w:rPr>
+              <w:t>)</w:t>
             </w:r>
           </w:p>
           <w:p>
@@ -5005,7 +8969,29 @@
                 <w:sz w:val="17"/>
                 <w:lang w:val="en-US"/>
               </w:rPr>
-              <w:t xml:space="preserve">        return report</w:t>
+              <w:t xml:space="preserve">    runner = </w:t>
+            </w:r>
+            <w:proofErr w:type="spellStart"/>
+            <w:proofErr w:type="gramStart"/>
+            <w:r>
+              <w:rPr>
+                <w:rFonts w:ascii="Consolas" w:hAnsi="Consolas"/>
+                <w:color w:val="000000"/>
+                <w:sz w:val="17"/>
+                <w:lang w:val="en-US"/>
+              </w:rPr>
+              <w:t>unittest.TextTestRunner</w:t>
+            </w:r>
+            <w:proofErr w:type="spellEnd"/>
+            <w:proofErr w:type="gramEnd"/>
+            <w:r>
+              <w:rPr>
+                <w:rFonts w:ascii="Consolas" w:hAnsi="Consolas"/>
+                <w:color w:val="000000"/>
+                <w:sz w:val="17"/>
+                <w:lang w:val="en-US"/>
+              </w:rPr>
+              <w:t>(verbosity=1)</w:t>
             </w:r>
           </w:p>
           <w:p>
@@ -5015,6 +9001,35 @@
                 <w:lang w:val="en-US"/>
               </w:rPr>
             </w:pPr>
+            <w:r>
+              <w:rPr>
+                <w:rFonts w:ascii="Consolas" w:hAnsi="Consolas"/>
+                <w:color w:val="000000"/>
+                <w:sz w:val="17"/>
+                <w:lang w:val="en-US"/>
+              </w:rPr>
+              <w:t xml:space="preserve">    </w:t>
+            </w:r>
+            <w:proofErr w:type="spellStart"/>
+            <w:r>
+              <w:rPr>
+                <w:rFonts w:ascii="Consolas" w:hAnsi="Consolas"/>
+                <w:color w:val="000000"/>
+                <w:sz w:val="17"/>
+                <w:lang w:val="en-US"/>
+              </w:rPr>
+              <w:t>runner.run</w:t>
+            </w:r>
+            <w:proofErr w:type="spellEnd"/>
+            <w:r>
+              <w:rPr>
+                <w:rFonts w:ascii="Consolas" w:hAnsi="Consolas"/>
+                <w:color w:val="000000"/>
+                <w:sz w:val="17"/>
+                <w:lang w:val="en-US"/>
+              </w:rPr>
+              <w:t>(suite)</w:t>
+            </w:r>
           </w:p>
           <w:p>
             <w:pPr>
@@ -5030,688 +9045,38 @@
                 <w:sz w:val="17"/>
                 <w:lang w:val="en-US"/>
               </w:rPr>
-              <w:t xml:space="preserve">    def generate_full_report(self) -&gt; str:</w:t>
-            </w:r>
-          </w:p>
-          <w:p>
-            <w:pPr>
-              <w:spacing w:after="0" w:line="240" w:lineRule="auto"/>
-              <w:rPr>
-                <w:lang w:val="en-US"/>
-              </w:rPr>
-            </w:pPr>
-            <w:r>
-              <w:rPr>
-                <w:rFonts w:ascii="Consolas" w:hAnsi="Consolas"/>
-                <w:color w:val="000000"/>
-                <w:sz w:val="17"/>
-                <w:lang w:val="en-US"/>
-              </w:rPr>
-              <w:t xml:space="preserve">        return json.dumps(self.test_reports, indent=2, ensure_ascii=False)</w:t>
-            </w:r>
-          </w:p>
-          <w:p>
-            <w:pPr>
-              <w:spacing w:after="0" w:line="240" w:lineRule="auto"/>
-              <w:rPr>
-                <w:lang w:val="en-US"/>
-              </w:rPr>
-            </w:pPr>
-          </w:p>
-          <w:p>
-            <w:pPr>
-              <w:spacing w:after="0" w:line="240" w:lineRule="auto"/>
-              <w:rPr>
-                <w:lang w:val="en-US"/>
-              </w:rPr>
-            </w:pPr>
-            <w:r>
-              <w:rPr>
-                <w:rFonts w:ascii="Consolas" w:hAnsi="Consolas"/>
-                <w:color w:val="000000"/>
-                <w:sz w:val="17"/>
-                <w:lang w:val="en-US"/>
-              </w:rPr>
-              <w:t>class DummyProductionSystem:</w:t>
-            </w:r>
-          </w:p>
-          <w:p>
-            <w:pPr>
-              <w:spacing w:after="0" w:line="240" w:lineRule="auto"/>
-              <w:rPr>
-                <w:lang w:val="en-US"/>
-              </w:rPr>
-            </w:pPr>
-            <w:r>
-              <w:rPr>
-                <w:rFonts w:ascii="Consolas" w:hAnsi="Consolas"/>
-                <w:color w:val="000000"/>
-                <w:sz w:val="17"/>
-                <w:lang w:val="en-US"/>
-              </w:rPr>
-              <w:t xml:space="preserve">    def process_transaction(self, amount: float) -&gt; bool:</w:t>
-            </w:r>
-          </w:p>
-          <w:p>
-            <w:pPr>
-              <w:spacing w:after="0" w:line="240" w:lineRule="auto"/>
-              <w:rPr>
-                <w:lang w:val="en-US"/>
-              </w:rPr>
-            </w:pPr>
-            <w:r>
-              <w:rPr>
-                <w:rFonts w:ascii="Consolas" w:hAnsi="Consolas"/>
-                <w:color w:val="000000"/>
-                <w:sz w:val="17"/>
-                <w:lang w:val="en-US"/>
-              </w:rPr>
-              <w:t xml:space="preserve">        if amount &lt;= 0:</w:t>
-            </w:r>
-          </w:p>
-          <w:p>
-            <w:pPr>
-              <w:spacing w:after="0" w:line="240" w:lineRule="auto"/>
-              <w:rPr>
-                <w:lang w:val="en-US"/>
-              </w:rPr>
-            </w:pPr>
-            <w:r>
-              <w:rPr>
-                <w:rFonts w:ascii="Consolas" w:hAnsi="Consolas"/>
-                <w:color w:val="000000"/>
-                <w:sz w:val="17"/>
-                <w:lang w:val="en-US"/>
-              </w:rPr>
-              <w:t xml:space="preserve">            empty_service = None</w:t>
-            </w:r>
-          </w:p>
-          <w:p>
-            <w:pPr>
-              <w:spacing w:after="0" w:line="240" w:lineRule="auto"/>
-              <w:rPr>
-                <w:lang w:val="en-US"/>
-              </w:rPr>
-            </w:pPr>
-            <w:r>
-              <w:rPr>
-                <w:rFonts w:ascii="Consolas" w:hAnsi="Consolas"/>
-                <w:color w:val="000000"/>
-                <w:sz w:val="17"/>
-                <w:lang w:val="en-US"/>
-              </w:rPr>
-              <w:t xml:space="preserve">            empty_service.execute()</w:t>
-            </w:r>
-          </w:p>
-          <w:p>
-            <w:pPr>
-              <w:spacing w:after="0" w:line="240" w:lineRule="auto"/>
-              <w:rPr>
-                <w:lang w:val="en-US"/>
-              </w:rPr>
-            </w:pPr>
-            <w:r>
-              <w:rPr>
-                <w:rFonts w:ascii="Consolas" w:hAnsi="Consolas"/>
-                <w:color w:val="000000"/>
-                <w:sz w:val="17"/>
-                <w:lang w:val="en-US"/>
-              </w:rPr>
-              <w:t xml:space="preserve">        return True</w:t>
-            </w:r>
-          </w:p>
-          <w:p>
-            <w:pPr>
-              <w:spacing w:after="0" w:line="240" w:lineRule="auto"/>
-              <w:rPr>
-                <w:lang w:val="en-US"/>
-              </w:rPr>
-            </w:pPr>
-          </w:p>
-          <w:p>
-            <w:pPr>
-              <w:spacing w:after="0" w:line="240" w:lineRule="auto"/>
-              <w:rPr>
-                <w:lang w:val="en-US"/>
-              </w:rPr>
-            </w:pPr>
-            <w:r>
-              <w:rPr>
-                <w:rFonts w:ascii="Consolas" w:hAnsi="Consolas"/>
-                <w:color w:val="000000"/>
-                <w:sz w:val="17"/>
-                <w:lang w:val="en-US"/>
-              </w:rPr>
-              <w:t xml:space="preserve">    def connect_database(self) -&gt; bool:</w:t>
-            </w:r>
-          </w:p>
-          <w:p>
-            <w:pPr>
-              <w:spacing w:after="0" w:line="240" w:lineRule="auto"/>
-            </w:pPr>
-            <w:r>
-              <w:rPr>
-                <w:rFonts w:ascii="Consolas" w:hAnsi="Consolas"/>
-                <w:color w:val="000000"/>
-                <w:sz w:val="17"/>
-                <w:lang w:val="en-US"/>
-              </w:rPr>
-              <w:t xml:space="preserve">        </w:t>
-            </w:r>
-            <w:r>
-              <w:rPr>
-                <w:rFonts w:ascii="Consolas" w:hAnsi="Consolas"/>
-                <w:color w:val="000000"/>
-                <w:sz w:val="17"/>
-              </w:rPr>
-              <w:t>raise ConnectionRefusedError("No se pudo establecer conexión con el host db.e-commerce.local:5432")</w:t>
-            </w:r>
-          </w:p>
-          <w:p>
-            <w:pPr>
-              <w:spacing w:after="0" w:line="240" w:lineRule="auto"/>
-            </w:pPr>
-          </w:p>
-          <w:p>
-            <w:pPr>
-              <w:spacing w:after="0" w:line="240" w:lineRule="auto"/>
-              <w:rPr>
-                <w:lang w:val="en-US"/>
-              </w:rPr>
-            </w:pPr>
-            <w:r>
-              <w:rPr>
-                <w:rFonts w:ascii="Consolas" w:hAnsi="Consolas"/>
-                <w:color w:val="000000"/>
-                <w:sz w:val="17"/>
-                <w:lang w:val="en-US"/>
-              </w:rPr>
-              <w:t>class TestAgentExecution(unittest.TestCase):</w:t>
-            </w:r>
-          </w:p>
-          <w:p>
-            <w:pPr>
-              <w:spacing w:after="0" w:line="240" w:lineRule="auto"/>
-              <w:rPr>
-                <w:lang w:val="en-US"/>
-              </w:rPr>
-            </w:pPr>
-            <w:r>
-              <w:rPr>
-                <w:rFonts w:ascii="Consolas" w:hAnsi="Consolas"/>
-                <w:color w:val="000000"/>
-                <w:sz w:val="17"/>
-                <w:lang w:val="en-US"/>
-              </w:rPr>
-              <w:t xml:space="preserve">    @classmethod</w:t>
-            </w:r>
-          </w:p>
-          <w:p>
-            <w:pPr>
-              <w:spacing w:after="0" w:line="240" w:lineRule="auto"/>
-              <w:rPr>
-                <w:lang w:val="en-US"/>
-              </w:rPr>
-            </w:pPr>
-            <w:r>
-              <w:rPr>
-                <w:rFonts w:ascii="Consolas" w:hAnsi="Consolas"/>
-                <w:color w:val="000000"/>
-                <w:sz w:val="17"/>
-                <w:lang w:val="en-US"/>
-              </w:rPr>
-              <w:t xml:space="preserve">    def setUpClass(cls):</w:t>
-            </w:r>
-          </w:p>
-          <w:p>
-            <w:pPr>
-              <w:spacing w:after="0" w:line="240" w:lineRule="auto"/>
-              <w:rPr>
-                <w:lang w:val="en-US"/>
-              </w:rPr>
-            </w:pPr>
-            <w:r>
-              <w:rPr>
-                <w:rFonts w:ascii="Consolas" w:hAnsi="Consolas"/>
-                <w:color w:val="000000"/>
-                <w:sz w:val="17"/>
-                <w:lang w:val="en-US"/>
-              </w:rPr>
-              <w:t xml:space="preserve">        cls.agent = QAUnitTestAgent()</w:t>
-            </w:r>
-          </w:p>
-          <w:p>
-            <w:pPr>
-              <w:spacing w:after="0" w:line="240" w:lineRule="auto"/>
-              <w:rPr>
-                <w:lang w:val="en-US"/>
-              </w:rPr>
-            </w:pPr>
-            <w:r>
-              <w:rPr>
-                <w:rFonts w:ascii="Consolas" w:hAnsi="Consolas"/>
-                <w:color w:val="000000"/>
-                <w:sz w:val="17"/>
-                <w:lang w:val="en-US"/>
-              </w:rPr>
-              <w:t xml:space="preserve">        cls.system = D</w:t>
-            </w:r>
-            <w:r>
-              <w:rPr>
-                <w:rFonts w:ascii="Consolas" w:hAnsi="Consolas"/>
-                <w:color w:val="000000"/>
-                <w:sz w:val="17"/>
-                <w:lang w:val="en-US"/>
-              </w:rPr>
-              <w:t>ummyProductionSystem()</w:t>
-            </w:r>
-          </w:p>
-          <w:p>
-            <w:pPr>
-              <w:spacing w:after="0" w:line="240" w:lineRule="auto"/>
-              <w:rPr>
-                <w:lang w:val="en-US"/>
-              </w:rPr>
-            </w:pPr>
-          </w:p>
-          <w:p>
-            <w:pPr>
-              <w:spacing w:after="0" w:line="240" w:lineRule="auto"/>
-              <w:rPr>
-                <w:lang w:val="en-US"/>
-              </w:rPr>
-            </w:pPr>
-            <w:r>
-              <w:rPr>
-                <w:rFonts w:ascii="Consolas" w:hAnsi="Consolas"/>
-                <w:color w:val="000000"/>
-                <w:sz w:val="17"/>
-                <w:lang w:val="en-US"/>
-              </w:rPr>
-              <w:t xml:space="preserve">    def test_verify_attribute_error_analysis(self):</w:t>
-            </w:r>
-          </w:p>
-          <w:p>
-            <w:pPr>
-              <w:spacing w:after="0" w:line="240" w:lineRule="auto"/>
-              <w:rPr>
-                <w:lang w:val="en-US"/>
-              </w:rPr>
-            </w:pPr>
-            <w:r>
-              <w:rPr>
-                <w:rFonts w:ascii="Consolas" w:hAnsi="Consolas"/>
-                <w:color w:val="000000"/>
-                <w:sz w:val="17"/>
-                <w:lang w:val="en-US"/>
-              </w:rPr>
-              <w:t xml:space="preserve">        try:</w:t>
-            </w:r>
-          </w:p>
-          <w:p>
-            <w:pPr>
-              <w:spacing w:after="0" w:line="240" w:lineRule="auto"/>
-              <w:rPr>
-                <w:lang w:val="en-US"/>
-              </w:rPr>
-            </w:pPr>
-            <w:r>
-              <w:rPr>
-                <w:rFonts w:ascii="Consolas" w:hAnsi="Consolas"/>
-                <w:color w:val="000000"/>
-                <w:sz w:val="17"/>
-                <w:lang w:val="en-US"/>
-              </w:rPr>
-              <w:t xml:space="preserve">            self.system.process_transaction(-10.0)</w:t>
-            </w:r>
-          </w:p>
-          <w:p>
-            <w:pPr>
-              <w:spacing w:after="0" w:line="240" w:lineRule="auto"/>
-              <w:rPr>
-                <w:lang w:val="en-US"/>
-              </w:rPr>
-            </w:pPr>
-            <w:r>
-              <w:rPr>
-                <w:rFonts w:ascii="Consolas" w:hAnsi="Consolas"/>
-                <w:color w:val="000000"/>
-                <w:sz w:val="17"/>
-                <w:lang w:val="en-US"/>
-              </w:rPr>
-              <w:t xml:space="preserve">        except Exception as e:</w:t>
-            </w:r>
-          </w:p>
-          <w:p>
-            <w:pPr>
-              <w:spacing w:after="0" w:line="240" w:lineRule="auto"/>
-              <w:rPr>
-                <w:lang w:val="en-US"/>
-              </w:rPr>
-            </w:pPr>
-            <w:r>
-              <w:rPr>
-                <w:rFonts w:ascii="Consolas" w:hAnsi="Consolas"/>
-                <w:color w:val="000000"/>
-                <w:sz w:val="17"/>
-                <w:lang w:val="en-US"/>
-              </w:rPr>
-              <w:t xml:space="preserve">            trace = "Dummy stack trace: AttributeError: 'NoneType' object has no attr</w:t>
-            </w:r>
-            <w:r>
-              <w:rPr>
-                <w:rFonts w:ascii="Consolas" w:hAnsi="Consolas"/>
-                <w:color w:val="000000"/>
-                <w:sz w:val="17"/>
-                <w:lang w:val="en-US"/>
-              </w:rPr>
-              <w:t>ibute 'execute'"</w:t>
-            </w:r>
-          </w:p>
-          <w:p>
-            <w:pPr>
-              <w:spacing w:after="0" w:line="240" w:lineRule="auto"/>
-              <w:rPr>
-                <w:lang w:val="en-US"/>
-              </w:rPr>
-            </w:pPr>
-            <w:r>
-              <w:rPr>
-                <w:rFonts w:ascii="Consolas" w:hAnsi="Consolas"/>
-                <w:color w:val="000000"/>
-                <w:sz w:val="17"/>
-                <w:lang w:val="en-US"/>
-              </w:rPr>
-              <w:t xml:space="preserve">            analysis = self.agent.analyze_failure("test_verify_attribute_error_analysis", e, trace)</w:t>
-            </w:r>
-          </w:p>
-          <w:p>
-            <w:pPr>
-              <w:spacing w:after="0" w:line="240" w:lineRule="auto"/>
-              <w:rPr>
-                <w:lang w:val="en-US"/>
-              </w:rPr>
-            </w:pPr>
-            <w:r>
-              <w:rPr>
-                <w:rFonts w:ascii="Consolas" w:hAnsi="Consolas"/>
-                <w:color w:val="000000"/>
-                <w:sz w:val="17"/>
-                <w:lang w:val="en-US"/>
-              </w:rPr>
-              <w:t xml:space="preserve">            self.assertEqual(analysis["error_type"], "AttributeError")</w:t>
-            </w:r>
-          </w:p>
-          <w:p>
-            <w:pPr>
-              <w:spacing w:after="0" w:line="240" w:lineRule="auto"/>
-              <w:rPr>
-                <w:lang w:val="en-US"/>
-              </w:rPr>
-            </w:pPr>
-            <w:r>
-              <w:rPr>
-                <w:rFonts w:ascii="Consolas" w:hAnsi="Consolas"/>
-                <w:color w:val="000000"/>
-                <w:sz w:val="17"/>
-                <w:lang w:val="en-US"/>
-              </w:rPr>
-              <w:t xml:space="preserve">            self.assertIn("guarda", analysis["solution_proposed"].lo</w:t>
-            </w:r>
-            <w:r>
-              <w:rPr>
-                <w:rFonts w:ascii="Consolas" w:hAnsi="Consolas"/>
-                <w:color w:val="000000"/>
-                <w:sz w:val="17"/>
-                <w:lang w:val="en-US"/>
-              </w:rPr>
-              <w:t>wer())</w:t>
-            </w:r>
-          </w:p>
-          <w:p>
-            <w:pPr>
-              <w:spacing w:after="0" w:line="240" w:lineRule="auto"/>
-              <w:rPr>
-                <w:lang w:val="en-US"/>
-              </w:rPr>
-            </w:pPr>
-          </w:p>
-          <w:p>
-            <w:pPr>
-              <w:spacing w:after="0" w:line="240" w:lineRule="auto"/>
-              <w:rPr>
-                <w:lang w:val="en-US"/>
-              </w:rPr>
-            </w:pPr>
-            <w:r>
-              <w:rPr>
-                <w:rFonts w:ascii="Consolas" w:hAnsi="Consolas"/>
-                <w:color w:val="000000"/>
-                <w:sz w:val="17"/>
-                <w:lang w:val="en-US"/>
-              </w:rPr>
-              <w:t xml:space="preserve">    def test_verify_connection_error_analysis(self):</w:t>
-            </w:r>
-          </w:p>
-          <w:p>
-            <w:pPr>
-              <w:spacing w:after="0" w:line="240" w:lineRule="auto"/>
-              <w:rPr>
-                <w:lang w:val="en-US"/>
-              </w:rPr>
-            </w:pPr>
-            <w:r>
-              <w:rPr>
-                <w:rFonts w:ascii="Consolas" w:hAnsi="Consolas"/>
-                <w:color w:val="000000"/>
-                <w:sz w:val="17"/>
-                <w:lang w:val="en-US"/>
-              </w:rPr>
-              <w:t xml:space="preserve">        try:</w:t>
-            </w:r>
-          </w:p>
-          <w:p>
-            <w:pPr>
-              <w:spacing w:after="0" w:line="240" w:lineRule="auto"/>
-              <w:rPr>
-                <w:lang w:val="en-US"/>
-              </w:rPr>
-            </w:pPr>
-            <w:r>
-              <w:rPr>
-                <w:rFonts w:ascii="Consolas" w:hAnsi="Consolas"/>
-                <w:color w:val="000000"/>
-                <w:sz w:val="17"/>
-                <w:lang w:val="en-US"/>
-              </w:rPr>
-              <w:t xml:space="preserve">            self.system.connect_database()</w:t>
-            </w:r>
-          </w:p>
-          <w:p>
-            <w:pPr>
-              <w:spacing w:after="0" w:line="240" w:lineRule="auto"/>
-              <w:rPr>
-                <w:lang w:val="en-US"/>
-              </w:rPr>
-            </w:pPr>
-            <w:r>
-              <w:rPr>
-                <w:rFonts w:ascii="Consolas" w:hAnsi="Consolas"/>
-                <w:color w:val="000000"/>
-                <w:sz w:val="17"/>
-                <w:lang w:val="en-US"/>
-              </w:rPr>
-              <w:t xml:space="preserve">        except Exception as e:</w:t>
-            </w:r>
-          </w:p>
-          <w:p>
-            <w:pPr>
-              <w:spacing w:after="0" w:line="240" w:lineRule="auto"/>
-              <w:rPr>
-                <w:lang w:val="en-US"/>
-              </w:rPr>
-            </w:pPr>
-            <w:r>
-              <w:rPr>
-                <w:rFonts w:ascii="Consolas" w:hAnsi="Consolas"/>
-                <w:color w:val="000000"/>
-                <w:sz w:val="17"/>
-                <w:lang w:val="en-US"/>
-              </w:rPr>
-              <w:t xml:space="preserve">            trace = "Dummy stack trace: ConnectionRefusedError"</w:t>
-            </w:r>
-          </w:p>
-          <w:p>
-            <w:pPr>
-              <w:spacing w:after="0" w:line="240" w:lineRule="auto"/>
-              <w:rPr>
-                <w:lang w:val="en-US"/>
-              </w:rPr>
-            </w:pPr>
-            <w:r>
-              <w:rPr>
-                <w:rFonts w:ascii="Consolas" w:hAnsi="Consolas"/>
-                <w:color w:val="000000"/>
-                <w:sz w:val="17"/>
-                <w:lang w:val="en-US"/>
-              </w:rPr>
-              <w:t xml:space="preserve">            analysis = self.agent.analyze_fa</w:t>
-            </w:r>
-            <w:r>
-              <w:rPr>
-                <w:rFonts w:ascii="Consolas" w:hAnsi="Consolas"/>
-                <w:color w:val="000000"/>
-                <w:sz w:val="17"/>
-                <w:lang w:val="en-US"/>
-              </w:rPr>
-              <w:t>ilure("test_verify_connection_error_analysis", e, trace)</w:t>
-            </w:r>
-          </w:p>
-          <w:p>
-            <w:pPr>
-              <w:spacing w:after="0" w:line="240" w:lineRule="auto"/>
-              <w:rPr>
-                <w:lang w:val="en-US"/>
-              </w:rPr>
-            </w:pPr>
-            <w:r>
-              <w:rPr>
-                <w:rFonts w:ascii="Consolas" w:hAnsi="Consolas"/>
-                <w:color w:val="000000"/>
-                <w:sz w:val="17"/>
-                <w:lang w:val="en-US"/>
-              </w:rPr>
-              <w:t xml:space="preserve">            self.assertEqual(analysis["error_type"], "ConnectionRefusedError")</w:t>
-            </w:r>
-          </w:p>
-          <w:p>
-            <w:pPr>
-              <w:spacing w:after="0" w:line="240" w:lineRule="auto"/>
-              <w:rPr>
-                <w:lang w:val="en-US"/>
-              </w:rPr>
-            </w:pPr>
-            <w:r>
-              <w:rPr>
-                <w:rFonts w:ascii="Consolas" w:hAnsi="Consolas"/>
-                <w:color w:val="000000"/>
-                <w:sz w:val="17"/>
-                <w:lang w:val="en-US"/>
-              </w:rPr>
-              <w:t xml:space="preserve">            self.assertIn("timeout", analysis["solution_proposed"].lower())</w:t>
-            </w:r>
-          </w:p>
-          <w:p>
-            <w:pPr>
-              <w:spacing w:after="0" w:line="240" w:lineRule="auto"/>
-              <w:rPr>
-                <w:lang w:val="en-US"/>
-              </w:rPr>
-            </w:pPr>
-          </w:p>
-          <w:p>
-            <w:pPr>
-              <w:spacing w:after="0" w:line="240" w:lineRule="auto"/>
-              <w:rPr>
-                <w:lang w:val="en-US"/>
-              </w:rPr>
-            </w:pPr>
-            <w:r>
-              <w:rPr>
-                <w:rFonts w:ascii="Consolas" w:hAnsi="Consolas"/>
-                <w:color w:val="000000"/>
-                <w:sz w:val="17"/>
-                <w:lang w:val="en-US"/>
-              </w:rPr>
-              <w:t>if __name__ == "__main__":</w:t>
-            </w:r>
-          </w:p>
-          <w:p>
-            <w:pPr>
-              <w:spacing w:after="0" w:line="240" w:lineRule="auto"/>
-              <w:rPr>
-                <w:lang w:val="en-US"/>
-              </w:rPr>
-            </w:pPr>
-            <w:r>
-              <w:rPr>
-                <w:rFonts w:ascii="Consolas" w:hAnsi="Consolas"/>
-                <w:color w:val="000000"/>
-                <w:sz w:val="17"/>
-                <w:lang w:val="en-US"/>
-              </w:rPr>
-              <w:t xml:space="preserve">    suite = unittest.TestLoader().loadTestsFromTestCase(TestAgentExecution)</w:t>
-            </w:r>
-          </w:p>
-          <w:p>
-            <w:pPr>
-              <w:spacing w:after="0" w:line="240" w:lineRule="auto"/>
-              <w:rPr>
-                <w:lang w:val="en-US"/>
-              </w:rPr>
-            </w:pPr>
-            <w:r>
-              <w:rPr>
-                <w:rFonts w:ascii="Consolas" w:hAnsi="Consolas"/>
-                <w:color w:val="000000"/>
-                <w:sz w:val="17"/>
-                <w:lang w:val="en-US"/>
-              </w:rPr>
-              <w:t xml:space="preserve">    runner = unittest.TextTestRunner(verbosity=1)</w:t>
-            </w:r>
-          </w:p>
-          <w:p>
-            <w:pPr>
-              <w:spacing w:after="0" w:line="240" w:lineRule="auto"/>
-              <w:rPr>
-                <w:lang w:val="en-US"/>
-              </w:rPr>
-            </w:pPr>
-            <w:r>
-              <w:rPr>
-                <w:rFonts w:ascii="Consolas" w:hAnsi="Consolas"/>
-                <w:color w:val="000000"/>
-                <w:sz w:val="17"/>
-                <w:lang w:val="en-US"/>
-              </w:rPr>
-              <w:t xml:space="preserve">    runner.run(suite)</w:t>
-            </w:r>
-          </w:p>
-          <w:p>
-            <w:pPr>
-              <w:spacing w:after="0" w:line="240" w:lineRule="auto"/>
-              <w:rPr>
-                <w:lang w:val="en-US"/>
-              </w:rPr>
-            </w:pPr>
-            <w:r>
-              <w:rPr>
-                <w:rFonts w:ascii="Consolas" w:hAnsi="Consolas"/>
-                <w:color w:val="000000"/>
-                <w:sz w:val="17"/>
-                <w:lang w:val="en-US"/>
-              </w:rPr>
-              <w:t xml:space="preserve">    print(TestAgentExecution.agent.generate_full_report())</w:t>
+              <w:t xml:space="preserve">    </w:t>
+            </w:r>
+            <w:proofErr w:type="gramStart"/>
+            <w:r>
+              <w:rPr>
+                <w:rFonts w:ascii="Consolas" w:hAnsi="Consolas"/>
+                <w:color w:val="000000"/>
+                <w:sz w:val="17"/>
+                <w:lang w:val="en-US"/>
+              </w:rPr>
+              <w:t>print(</w:t>
+            </w:r>
+            <w:proofErr w:type="spellStart"/>
+            <w:proofErr w:type="gramEnd"/>
+            <w:r>
+              <w:rPr>
+                <w:rFonts w:ascii="Consolas" w:hAnsi="Consolas"/>
+                <w:color w:val="000000"/>
+                <w:sz w:val="17"/>
+                <w:lang w:val="en-US"/>
+              </w:rPr>
+              <w:t>TestAgentExecution.agent.generate_full_report</w:t>
+            </w:r>
+            <w:proofErr w:type="spellEnd"/>
+            <w:r>
+              <w:rPr>
+                <w:rFonts w:ascii="Consolas" w:hAnsi="Consolas"/>
+                <w:color w:val="000000"/>
+                <w:sz w:val="17"/>
+                <w:lang w:val="en-US"/>
+              </w:rPr>
+              <w:t>())</w:t>
             </w:r>
           </w:p>
         </w:tc>
@@ -5719,23 +9084,56 @@
     </w:tbl>
     <w:p>
       <w:pPr>
-        <w:pStyle w:val="Ttulo3"/>
-        <w:spacing w:before="240" w:after="120"/>
-      </w:pPr>
-      <w:r>
-        <w:rPr>
+        <w:rPr>
+          <w:rFonts w:ascii="Arial" w:hAnsi="Arial" w:cs="Arial"/>
           <w:b/>
-          <w:color w:val="000000"/>
+          <w:bCs/>
+        </w:rPr>
+      </w:pPr>
+      <w:r>
+        <w:rPr>
+          <w:rFonts w:ascii="Arial" w:hAnsi="Arial" w:cs="Arial"/>
+          <w:b/>
+          <w:bCs/>
         </w:rPr>
         <w:lastRenderedPageBreak/>
-        <w:t>Recomendaciones de uso responsable (Human-in-the</w:t>
-      </w:r>
-      <w:r>
-        <w:rPr>
+        <w:t>Recomendaciones de uso responsable (Human-in-</w:t>
+      </w:r>
+      <w:proofErr w:type="spellStart"/>
+      <w:r>
+        <w:rPr>
+          <w:rFonts w:ascii="Arial" w:hAnsi="Arial" w:cs="Arial"/>
           <w:b/>
-          <w:color w:val="000000"/>
-        </w:rPr>
-        <w:t>-loop)</w:t>
+          <w:bCs/>
+        </w:rPr>
+        <w:t>the</w:t>
+      </w:r>
+      <w:proofErr w:type="spellEnd"/>
+      <w:r>
+        <w:rPr>
+          <w:rFonts w:ascii="Arial" w:hAnsi="Arial" w:cs="Arial"/>
+          <w:b/>
+          <w:bCs/>
+        </w:rPr>
+        <w:t>-</w:t>
+      </w:r>
+      <w:proofErr w:type="spellStart"/>
+      <w:r>
+        <w:rPr>
+          <w:rFonts w:ascii="Arial" w:hAnsi="Arial" w:cs="Arial"/>
+          <w:b/>
+          <w:bCs/>
+        </w:rPr>
+        <w:t>loop</w:t>
+      </w:r>
+      <w:proofErr w:type="spellEnd"/>
+      <w:r>
+        <w:rPr>
+          <w:rFonts w:ascii="Arial" w:hAnsi="Arial" w:cs="Arial"/>
+          <w:b/>
+          <w:bCs/>
+        </w:rPr>
+        <w:t>)</w:t>
       </w:r>
     </w:p>
     <w:p>
@@ -5779,14 +9177,23 @@
           <w:color w:val="000000"/>
         </w:rPr>
         <w:tab/>
-        <w:t xml:space="preserve">Trazabilidad y bitácoras: Registra activamente prompts, sugerencias y aprobaciones </w:t>
-      </w:r>
-      <w:r>
-        <w:rPr>
-          <w:rFonts w:ascii="Arial" w:hAnsi="Arial"/>
-          <w:color w:val="000000"/>
-        </w:rPr>
-        <w:t>humanas para mantener el control sobre la autoría de los componentes y mitigar alucinaciones (Pereira, 2024).</w:t>
+        <w:t xml:space="preserve">Trazabilidad y bitácoras: Registra activamente </w:t>
+      </w:r>
+      <w:proofErr w:type="spellStart"/>
+      <w:r>
+        <w:rPr>
+          <w:rFonts w:ascii="Arial" w:hAnsi="Arial"/>
+          <w:color w:val="000000"/>
+        </w:rPr>
+        <w:t>prompts</w:t>
+      </w:r>
+      <w:proofErr w:type="spellEnd"/>
+      <w:r>
+        <w:rPr>
+          <w:rFonts w:ascii="Arial" w:hAnsi="Arial"/>
+          <w:color w:val="000000"/>
+        </w:rPr>
+        <w:t>, sugerencias y aprobaciones humanas para mantener el control sobre la autoría de los componentes y mitigar alucinaciones (Pereira, 2024).</w:t>
       </w:r>
     </w:p>
     <w:p>
@@ -5809,14 +9216,23 @@
           <w:color w:val="000000"/>
         </w:rPr>
         <w:tab/>
-        <w:t>Pruebas en sandbox: Ejecuta scripts e infraestructura generados por la IA en entornos virtuales aislados y seguros antes de introducirlos al pip</w:t>
-      </w:r>
-      <w:r>
-        <w:rPr>
-          <w:rFonts w:ascii="Arial" w:hAnsi="Arial"/>
-          <w:color w:val="000000"/>
-        </w:rPr>
-        <w:t>eline principal de integración (Pereira, 2024).</w:t>
+        <w:t xml:space="preserve">Pruebas en </w:t>
+      </w:r>
+      <w:proofErr w:type="spellStart"/>
+      <w:r>
+        <w:rPr>
+          <w:rFonts w:ascii="Arial" w:hAnsi="Arial"/>
+          <w:color w:val="000000"/>
+        </w:rPr>
+        <w:t>sandbox</w:t>
+      </w:r>
+      <w:proofErr w:type="spellEnd"/>
+      <w:r>
+        <w:rPr>
+          <w:rFonts w:ascii="Arial" w:hAnsi="Arial"/>
+          <w:color w:val="000000"/>
+        </w:rPr>
+        <w:t>: Ejecuta scripts e infraestructura generados por la IA en entornos virtuales aislados y seguros antes de introducirlos al pipeline principal de integración (Pereira, 2024).</w:t>
       </w:r>
     </w:p>
     <w:p>
@@ -5838,7 +9254,7 @@
         <w:keepNext/>
         <w:spacing w:after="120"/>
       </w:pPr>
-      <w:bookmarkStart w:id="1" w:name="_Hlk234831821"/>
+      <w:bookmarkStart w:id="8" w:name="_Hlk234831821"/>
       <w:r>
         <w:rPr>
           <w:rFonts w:ascii="Arial" w:hAnsi="Arial"/>
@@ -5847,7 +9263,7 @@
         </w:rPr>
         <w:t>Proceso de desarrollo de software con IA generativa</w:t>
       </w:r>
-      <w:bookmarkEnd w:id="1"/>
+      <w:bookmarkEnd w:id="8"/>
       <w:r>
         <w:rPr>
           <w:noProof/>
@@ -5919,7 +9335,23 @@
           <w:rFonts w:ascii="Arial" w:hAnsi="Arial"/>
           <w:color w:val="000000"/>
         </w:rPr>
-        <w:t xml:space="preserve">Adaptado de Winteringham (2024). Esquematiza </w:t>
+        <w:t xml:space="preserve">Adaptado de </w:t>
+      </w:r>
+      <w:proofErr w:type="spellStart"/>
+      <w:r>
+        <w:rPr>
+          <w:rFonts w:ascii="Arial" w:hAnsi="Arial"/>
+          <w:color w:val="000000"/>
+        </w:rPr>
+        <w:t>Winteringham</w:t>
+      </w:r>
+      <w:proofErr w:type="spellEnd"/>
+      <w:r>
+        <w:rPr>
+          <w:rFonts w:ascii="Arial" w:hAnsi="Arial"/>
+          <w:color w:val="000000"/>
+        </w:rPr>
+        <w:t xml:space="preserve"> (2024). Esquematiza </w:t>
       </w:r>
       <w:r>
         <w:rPr>
@@ -5994,6 +9426,8 @@
           <w:lang w:val="en-US"/>
         </w:rPr>
       </w:pPr>
+      <w:bookmarkStart w:id="9" w:name="_Toc235083061"/>
+      <w:proofErr w:type="spellStart"/>
       <w:r>
         <w:rPr>
           <w:b/>
@@ -6003,6 +9437,8 @@
         </w:rPr>
         <w:t>Referencias</w:t>
       </w:r>
+      <w:bookmarkEnd w:id="9"/>
+      <w:proofErr w:type="spellEnd"/>
     </w:p>
     <w:p>
       <w:pPr>
@@ -6018,7 +9454,25 @@
           <w:color w:val="000000"/>
           <w:lang w:val="en-US"/>
         </w:rPr>
-        <w:t>Crocker, N. B. (2024). AI-Powered Developer: Build great software with ChatGPT and Copilot. Manning Publications.</w:t>
+        <w:t xml:space="preserve">Crocker, N. B. (2024). AI-Powered Developer: Build great software with </w:t>
+      </w:r>
+      <w:proofErr w:type="spellStart"/>
+      <w:r>
+        <w:rPr>
+          <w:rFonts w:ascii="Arial" w:hAnsi="Arial"/>
+          <w:color w:val="000000"/>
+          <w:lang w:val="en-US"/>
+        </w:rPr>
+        <w:t>ChatGPT</w:t>
+      </w:r>
+      <w:proofErr w:type="spellEnd"/>
+      <w:r>
+        <w:rPr>
+          <w:rFonts w:ascii="Arial" w:hAnsi="Arial"/>
+          <w:color w:val="000000"/>
+          <w:lang w:val="en-US"/>
+        </w:rPr>
+        <w:t xml:space="preserve"> and Copilot. Manning Publications.</w:t>
       </w:r>
     </w:p>
     <w:p>
@@ -6035,15 +9489,43 @@
           <w:color w:val="000000"/>
           <w:lang w:val="en-US"/>
         </w:rPr>
-        <w:t xml:space="preserve">Gurgul, V., Gubela, R., &amp; Lessmann, S. (2026). The State of Generative AI in Software </w:t>
-      </w:r>
+        <w:t xml:space="preserve">Gurgul, V., </w:t>
+      </w:r>
+      <w:proofErr w:type="spellStart"/>
       <w:r>
         <w:rPr>
           <w:rFonts w:ascii="Arial" w:hAnsi="Arial"/>
           <w:color w:val="000000"/>
           <w:lang w:val="en-US"/>
         </w:rPr>
-        <w:t>Development: Insights from Literature and a Developer Survey. Humboldt-Universität zu Berlin. arXiv:2603.16975.</w:t>
+        <w:t>Gubela</w:t>
+      </w:r>
+      <w:proofErr w:type="spellEnd"/>
+      <w:r>
+        <w:rPr>
+          <w:rFonts w:ascii="Arial" w:hAnsi="Arial"/>
+          <w:color w:val="000000"/>
+          <w:lang w:val="en-US"/>
+        </w:rPr>
+        <w:t xml:space="preserve">, R., &amp; Lessmann, S. (2026). The State of Generative AI in Software Development: Insights from Literature and a Developer Survey. Humboldt-Universität </w:t>
+      </w:r>
+      <w:proofErr w:type="spellStart"/>
+      <w:r>
+        <w:rPr>
+          <w:rFonts w:ascii="Arial" w:hAnsi="Arial"/>
+          <w:color w:val="000000"/>
+          <w:lang w:val="en-US"/>
+        </w:rPr>
+        <w:t>zu</w:t>
+      </w:r>
+      <w:proofErr w:type="spellEnd"/>
+      <w:r>
+        <w:rPr>
+          <w:rFonts w:ascii="Arial" w:hAnsi="Arial"/>
+          <w:color w:val="000000"/>
+          <w:lang w:val="en-US"/>
+        </w:rPr>
+        <w:t xml:space="preserve"> Berlin. arXiv:2603.16975.</w:t>
       </w:r>
     </w:p>
     <w:p>
@@ -6077,15 +9559,7 @@
           <w:color w:val="000000"/>
           <w:lang w:val="en-US"/>
         </w:rPr>
-        <w:t>Per</w:t>
-      </w:r>
-      <w:r>
-        <w:rPr>
-          <w:rFonts w:ascii="Arial" w:hAnsi="Arial"/>
-          <w:color w:val="000000"/>
-          <w:lang w:val="en-US"/>
-        </w:rPr>
-        <w:t>eira, S. (2024). Generative AI for Software Development: Building Software Faster and More Effectively. O'Reilly Media.</w:t>
+        <w:t>Pereira, S. (2024). Generative AI for Software Development: Building Software Faster and More Effectively. O'Reilly Media.</w:t>
       </w:r>
     </w:p>
     <w:p>
@@ -6102,15 +9576,7 @@
           <w:color w:val="000000"/>
           <w:lang w:val="en-US"/>
         </w:rPr>
-        <w:t>Sarkar, A., &amp; Drosos, I. (2025). Vibe coding: programming through conversation with artificial intelligence. University of Cambridge &amp; M</w:t>
-      </w:r>
-      <w:r>
-        <w:rPr>
-          <w:rFonts w:ascii="Arial" w:hAnsi="Arial"/>
-          <w:color w:val="000000"/>
-          <w:lang w:val="en-US"/>
-        </w:rPr>
-        <w:t>icrosoft Research. arXiv:2506.23253.</w:t>
+        <w:t>Sarkar, A., &amp; Drosos, I. (2025). Vibe coding: programming through conversation with artificial intelligence. University of Cambridge &amp; Microsoft Research. arXiv:2506.23253.</w:t>
       </w:r>
     </w:p>
     <w:p>
@@ -6148,14 +9614,23 @@
           <w:rFonts w:ascii="Arial" w:hAnsi="Arial"/>
           <w:color w:val="000000"/>
         </w:rPr>
-        <w:t>Manning Publicatio</w:t>
-      </w:r>
-      <w:r>
-        <w:rPr>
-          <w:rFonts w:ascii="Arial" w:hAnsi="Arial"/>
-          <w:color w:val="000000"/>
-        </w:rPr>
-        <w:t>ns.</w:t>
+        <w:t xml:space="preserve">Manning </w:t>
+      </w:r>
+      <w:proofErr w:type="spellStart"/>
+      <w:r>
+        <w:rPr>
+          <w:rFonts w:ascii="Arial" w:hAnsi="Arial"/>
+          <w:color w:val="000000"/>
+        </w:rPr>
+        <w:t>Publications</w:t>
+      </w:r>
+      <w:proofErr w:type="spellEnd"/>
+      <w:r>
+        <w:rPr>
+          <w:rFonts w:ascii="Arial" w:hAnsi="Arial"/>
+          <w:color w:val="000000"/>
+        </w:rPr>
+        <w:t>.</w:t>
       </w:r>
     </w:p>
     <w:sectPr>
@@ -7204,6 +10679,7 @@
     <w:name w:val="heading 3"/>
     <w:basedOn w:val="Normal"/>
     <w:next w:val="Normal"/>
+    <w:link w:val="Ttulo3Car"/>
     <w:uiPriority w:val="9"/>
     <w:unhideWhenUsed/>
     <w:qFormat/>
@@ -7283,6 +10759,7 @@
   <w:style w:type="character" w:default="1" w:styleId="Fuentedeprrafopredeter">
     <w:name w:val="Default Paragraph Font"/>
     <w:uiPriority w:val="1"/>
+    <w:semiHidden/>
     <w:unhideWhenUsed/>
   </w:style>
   <w:style w:type="table" w:default="1" w:styleId="Tablanormal">
@@ -7353,6 +10830,129 @@
       <w:color w:val="666666"/>
       <w:sz w:val="48"/>
       <w:szCs w:val="48"/>
+    </w:rPr>
+  </w:style>
+  <w:style w:type="paragraph" w:styleId="TtuloTDC">
+    <w:name w:val="TOC Heading"/>
+    <w:basedOn w:val="Ttulo1"/>
+    <w:next w:val="Normal"/>
+    <w:uiPriority w:val="39"/>
+    <w:unhideWhenUsed/>
+    <w:qFormat/>
+    <w:rsid w:val="002A76DE"/>
+    <w:pPr>
+      <w:spacing w:before="240" w:after="0"/>
+      <w:jc w:val="left"/>
+      <w:outlineLvl w:val="9"/>
+    </w:pPr>
+    <w:rPr>
+      <w:rFonts w:asciiTheme="majorHAnsi" w:eastAsiaTheme="majorEastAsia" w:hAnsiTheme="majorHAnsi" w:cstheme="majorBidi"/>
+      <w:color w:val="365F91" w:themeColor="accent1" w:themeShade="BF"/>
+      <w:sz w:val="32"/>
+      <w:szCs w:val="32"/>
+      <w:lang w:val="en-US" w:eastAsia="en-US"/>
+    </w:rPr>
+  </w:style>
+  <w:style w:type="paragraph" w:styleId="TDC1">
+    <w:name w:val="toc 1"/>
+    <w:basedOn w:val="Normal"/>
+    <w:next w:val="Normal"/>
+    <w:autoRedefine/>
+    <w:uiPriority w:val="39"/>
+    <w:unhideWhenUsed/>
+    <w:rsid w:val="002A76DE"/>
+    <w:pPr>
+      <w:spacing w:after="100"/>
+    </w:pPr>
+  </w:style>
+  <w:style w:type="paragraph" w:styleId="TDC2">
+    <w:name w:val="toc 2"/>
+    <w:basedOn w:val="Normal"/>
+    <w:next w:val="Normal"/>
+    <w:autoRedefine/>
+    <w:uiPriority w:val="39"/>
+    <w:unhideWhenUsed/>
+    <w:rsid w:val="002A76DE"/>
+    <w:pPr>
+      <w:spacing w:after="100"/>
+      <w:ind w:left="220"/>
+    </w:pPr>
+  </w:style>
+  <w:style w:type="paragraph" w:styleId="TDC3">
+    <w:name w:val="toc 3"/>
+    <w:basedOn w:val="Normal"/>
+    <w:next w:val="Normal"/>
+    <w:autoRedefine/>
+    <w:uiPriority w:val="39"/>
+    <w:unhideWhenUsed/>
+    <w:rsid w:val="002A76DE"/>
+    <w:pPr>
+      <w:spacing w:after="100"/>
+      <w:ind w:left="440"/>
+    </w:pPr>
+  </w:style>
+  <w:style w:type="character" w:styleId="Hipervnculo">
+    <w:name w:val="Hyperlink"/>
+    <w:basedOn w:val="Fuentedeprrafopredeter"/>
+    <w:uiPriority w:val="99"/>
+    <w:unhideWhenUsed/>
+    <w:rsid w:val="002A76DE"/>
+    <w:rPr>
+      <w:color w:val="0000FF" w:themeColor="hyperlink"/>
+      <w:u w:val="single"/>
+    </w:rPr>
+  </w:style>
+  <w:style w:type="paragraph" w:customStyle="1" w:styleId="Estilo1">
+    <w:name w:val="Estilo1"/>
+    <w:basedOn w:val="Ttulo3"/>
+    <w:link w:val="Estilo1Car"/>
+    <w:qFormat/>
+    <w:rsid w:val="002A76DE"/>
+    <w:pPr>
+      <w:spacing w:before="240" w:after="120"/>
+    </w:pPr>
+    <w:rPr>
+      <w:b/>
+      <w:color w:val="000000"/>
+    </w:rPr>
+  </w:style>
+  <w:style w:type="paragraph" w:customStyle="1" w:styleId="Estilo2">
+    <w:name w:val="Estilo2"/>
+    <w:basedOn w:val="Estilo1"/>
+    <w:link w:val="Estilo2Car"/>
+    <w:qFormat/>
+    <w:rsid w:val="002A76DE"/>
+  </w:style>
+  <w:style w:type="character" w:customStyle="1" w:styleId="Ttulo3Car">
+    <w:name w:val="Título 3 Car"/>
+    <w:basedOn w:val="Fuentedeprrafopredeter"/>
+    <w:link w:val="Ttulo3"/>
+    <w:uiPriority w:val="9"/>
+    <w:rsid w:val="002A76DE"/>
+    <w:rPr>
+      <w:rFonts w:ascii="Arial" w:eastAsia="Arial" w:hAnsi="Arial" w:cs="Arial"/>
+    </w:rPr>
+  </w:style>
+  <w:style w:type="character" w:customStyle="1" w:styleId="Estilo1Car">
+    <w:name w:val="Estilo1 Car"/>
+    <w:basedOn w:val="Ttulo3Car"/>
+    <w:link w:val="Estilo1"/>
+    <w:rsid w:val="002A76DE"/>
+    <w:rPr>
+      <w:rFonts w:ascii="Arial" w:eastAsia="Arial" w:hAnsi="Arial" w:cs="Arial"/>
+      <w:b/>
+      <w:color w:val="000000"/>
+    </w:rPr>
+  </w:style>
+  <w:style w:type="character" w:customStyle="1" w:styleId="Estilo2Car">
+    <w:name w:val="Estilo2 Car"/>
+    <w:basedOn w:val="Estilo1Car"/>
+    <w:link w:val="Estilo2"/>
+    <w:rsid w:val="002A76DE"/>
+    <w:rPr>
+      <w:rFonts w:ascii="Arial" w:eastAsia="Arial" w:hAnsi="Arial" w:cs="Arial"/>
+      <w:b/>
+      <w:color w:val="000000"/>
     </w:rPr>
   </w:style>
 </w:styles>
